--- a/Testing_Results_Table.docx
+++ b/Testing_Results_Table.docx
@@ -330,7 +330,7 @@
                 <w:sz w:val="16"/>
                 <w:szCs w:val="16"/>
               </w:rPr>
-              <w:t xml:space="preserve">Verify valid administrator login.</w:t>
+              <w:t xml:space="preserve">Check that the administrator can log in.</w:t>
             </w:r>
           </w:p>
         </w:tc>
@@ -359,22 +359,7 @@
                 <w:sz w:val="16"/>
                 <w:szCs w:val="16"/>
               </w:rPr>
-              <w:t xml:space="preserve">Pre: fresh </w:t>
-            </w:r>
-            <w:r>
-              <w:rPr>
-                <w:rFonts w:ascii="Consolas" w:cs="Consolas" w:eastAsia="Consolas" w:hAnsi="Consolas"/>
-                <w:sz w:val="15"/>
-                <w:szCs w:val="15"/>
-              </w:rPr>
-              <w:t xml:space="preserve">inventory_db.sql</w:t>
-            </w:r>
-            <w:r>
-              <w:rPr>
-                <w:sz w:val="16"/>
-                <w:szCs w:val="16"/>
-              </w:rPr>
-              <w:t xml:space="preserve"> import.</w:t>
+              <w:t xml:space="preserve">Pre: fresh database import.</w:t>
             </w:r>
           </w:p>
           <w:p>
@@ -483,7 +468,7 @@
                 <w:sz w:val="16"/>
                 <w:szCs w:val="16"/>
               </w:rPr>
-              <w:t xml:space="preserve">4. Check the dashboard and the navbar.</w:t>
+              <w:t xml:space="preserve">4. Look at the dashboard and the navbar.</w:t>
             </w:r>
           </w:p>
         </w:tc>
@@ -512,7 +497,7 @@
                 <w:sz w:val="16"/>
                 <w:szCs w:val="16"/>
               </w:rPr>
-              <w:t xml:space="preserve">Functional; positive authentication.</w:t>
+              <w:t xml:space="preserve">Functional, valid login</w:t>
             </w:r>
           </w:p>
         </w:tc>
@@ -593,7 +578,7 @@
                 <w:sz w:val="16"/>
                 <w:szCs w:val="16"/>
               </w:rPr>
-              <w:t xml:space="preserve">Dashboard opens and Users link is visible.</w:t>
+              <w:t xml:space="preserve">The dashboard opens and the navbar shows the Users link.</w:t>
             </w:r>
           </w:p>
         </w:tc>
@@ -622,37 +607,7 @@
                 <w:sz w:val="16"/>
                 <w:szCs w:val="16"/>
               </w:rPr>
-              <w:t xml:space="preserve">Login with </w:t>
-            </w:r>
-            <w:r>
-              <w:rPr>
-                <w:rFonts w:ascii="Consolas" w:cs="Consolas" w:eastAsia="Consolas" w:hAnsi="Consolas"/>
-                <w:sz w:val="15"/>
-                <w:szCs w:val="15"/>
-              </w:rPr>
-              <w:t xml:space="preserve">admin</w:t>
-            </w:r>
-            <w:r>
-              <w:rPr>
-                <w:sz w:val="16"/>
-                <w:szCs w:val="16"/>
-              </w:rPr>
-              <w:t xml:space="preserve"> / </w:t>
-            </w:r>
-            <w:r>
-              <w:rPr>
-                <w:rFonts w:ascii="Consolas" w:cs="Consolas" w:eastAsia="Consolas" w:hAnsi="Consolas"/>
-                <w:sz w:val="15"/>
-                <w:szCs w:val="15"/>
-              </w:rPr>
-              <w:t xml:space="preserve">password</w:t>
-            </w:r>
-            <w:r>
-              <w:rPr>
-                <w:sz w:val="16"/>
-                <w:szCs w:val="16"/>
-              </w:rPr>
-              <w:t xml:space="preserve"> redirected to </w:t>
+              <w:t xml:space="preserve">The browser went to </w:t>
             </w:r>
             <w:r>
               <w:rPr>
@@ -667,7 +622,7 @@
                 <w:sz w:val="16"/>
                 <w:szCs w:val="16"/>
               </w:rPr>
-              <w:t xml:space="preserve">. Dashboard heading, summary cards (8 products, 0 units sold today, 2 low-stock items, $19,479.19 value) and the administrator-only </w:t>
+              <w:t xml:space="preserve">. The dashboard showed the summary cards (8 products, 0 units sold today, 2 low-stock items, $19,479.19 inventory value) and the </w:t>
             </w:r>
             <w:r>
               <w:rPr>
@@ -683,7 +638,7 @@
                 <w:sz w:val="16"/>
                 <w:szCs w:val="16"/>
               </w:rPr>
-              <w:t xml:space="preserve"> link were visible; navbar showed “Administrator”. </w:t>
+              <w:t xml:space="preserve"> link. The navbar showed “Administrator”. </w:t>
             </w:r>
             <w:r>
               <w:rPr>
@@ -815,7 +770,7 @@
                 <w:sz w:val="16"/>
                 <w:szCs w:val="16"/>
               </w:rPr>
-              <w:t xml:space="preserve">Verify invalid credentials are rejected.</w:t>
+              <w:t xml:space="preserve">Check that a wrong password is rejected.</w:t>
             </w:r>
           </w:p>
         </w:tc>
@@ -886,7 +841,7 @@
                 <w:sz w:val="16"/>
                 <w:szCs w:val="16"/>
               </w:rPr>
-              <w:t xml:space="preserve"> and wrong password </w:t>
+              <w:t xml:space="preserve"> and password </w:t>
             </w:r>
             <w:r>
               <w:rPr>
@@ -941,7 +896,7 @@
                 <w:sz w:val="16"/>
                 <w:szCs w:val="16"/>
               </w:rPr>
-              <w:t xml:space="preserve">4. Check the page and the alert.</w:t>
+              <w:t xml:space="preserve">4. Read the page and the alert.</w:t>
             </w:r>
           </w:p>
         </w:tc>
@@ -970,7 +925,7 @@
                 <w:sz w:val="16"/>
                 <w:szCs w:val="16"/>
               </w:rPr>
-              <w:t xml:space="preserve">Invalid-input/security.</w:t>
+              <w:t xml:space="preserve">Security, invalid input</w:t>
             </w:r>
           </w:p>
         </w:tc>
@@ -1014,7 +969,7 @@
                 <w:sz w:val="16"/>
                 <w:szCs w:val="16"/>
               </w:rPr>
-              <w:t xml:space="preserve"> (existing); password </w:t>
+              <w:t xml:space="preserve"> (exists); password </w:t>
             </w:r>
             <w:r>
               <w:rPr>
@@ -1029,7 +984,7 @@
                 <w:sz w:val="16"/>
                 <w:szCs w:val="16"/>
               </w:rPr>
-              <w:t xml:space="preserve"> (invalid)</w:t>
+              <w:t xml:space="preserve"> (wrong)</w:t>
             </w:r>
           </w:p>
         </w:tc>
@@ -1058,7 +1013,7 @@
                 <w:sz w:val="16"/>
                 <w:szCs w:val="16"/>
               </w:rPr>
-              <w:t xml:space="preserve">Login page remains and “Invalid username or password.” appears.</w:t>
+              <w:t xml:space="preserve">The login page stays open and shows “Invalid username or password.”</w:t>
             </w:r>
           </w:p>
         </w:tc>
@@ -1087,7 +1042,22 @@
                 <w:sz w:val="16"/>
                 <w:szCs w:val="16"/>
               </w:rPr>
-              <w:t xml:space="preserve">Submitting </w:t>
+              <w:t xml:space="preserve">The browser stayed on </w:t>
+            </w:r>
+            <w:r>
+              <w:rPr>
+                <w:rFonts w:ascii="Consolas" w:cs="Consolas" w:eastAsia="Consolas" w:hAnsi="Consolas"/>
+                <w:sz w:val="15"/>
+                <w:szCs w:val="15"/>
+              </w:rPr>
+              <w:t xml:space="preserve">login.php</w:t>
+            </w:r>
+            <w:r>
+              <w:rPr>
+                <w:sz w:val="16"/>
+                <w:szCs w:val="16"/>
+              </w:rPr>
+              <w:t xml:space="preserve"> and showed a red alert, “Invalid username or password.” The username field kept </w:t>
             </w:r>
             <w:r>
               <w:rPr>
@@ -1102,52 +1072,7 @@
                 <w:sz w:val="16"/>
                 <w:szCs w:val="16"/>
               </w:rPr>
-              <w:t xml:space="preserve"> / </w:t>
-            </w:r>
-            <w:r>
-              <w:rPr>
-                <w:rFonts w:ascii="Consolas" w:cs="Consolas" w:eastAsia="Consolas" w:hAnsi="Consolas"/>
-                <w:sz w:val="15"/>
-                <w:szCs w:val="15"/>
-              </w:rPr>
-              <w:t xml:space="preserve">wrong-password-123</w:t>
-            </w:r>
-            <w:r>
-              <w:rPr>
-                <w:sz w:val="16"/>
-                <w:szCs w:val="16"/>
-              </w:rPr>
-              <w:t xml:space="preserve"> kept the browser on </w:t>
-            </w:r>
-            <w:r>
-              <w:rPr>
-                <w:rFonts w:ascii="Consolas" w:cs="Consolas" w:eastAsia="Consolas" w:hAnsi="Consolas"/>
-                <w:sz w:val="15"/>
-                <w:szCs w:val="15"/>
-              </w:rPr>
-              <w:t xml:space="preserve">login.php</w:t>
-            </w:r>
-            <w:r>
-              <w:rPr>
-                <w:sz w:val="16"/>
-                <w:szCs w:val="16"/>
-              </w:rPr>
-              <w:t xml:space="preserve">; red alert “Invalid username or password.” was shown, username field retained </w:t>
-            </w:r>
-            <w:r>
-              <w:rPr>
-                <w:rFonts w:ascii="Consolas" w:cs="Consolas" w:eastAsia="Consolas" w:hAnsi="Consolas"/>
-                <w:sz w:val="15"/>
-                <w:szCs w:val="15"/>
-              </w:rPr>
-              <w:t xml:space="preserve">admin</w:t>
-            </w:r>
-            <w:r>
-              <w:rPr>
-                <w:sz w:val="16"/>
-                <w:szCs w:val="16"/>
-              </w:rPr>
-              <w:t xml:space="preserve">, password cleared, no dashboard. </w:t>
+              <w:t xml:space="preserve">, the password field was empty, and no dashboard opened. </w:t>
             </w:r>
             <w:r>
               <w:rPr>
@@ -1279,7 +1204,7 @@
                 <w:sz w:val="16"/>
                 <w:szCs w:val="16"/>
               </w:rPr>
-              <w:t xml:space="preserve">Verify registration boundary validation.</w:t>
+              <w:t xml:space="preserve">Check the minimum username length on the registration form.</w:t>
             </w:r>
           </w:p>
         </w:tc>
@@ -1365,7 +1290,7 @@
                 <w:sz w:val="16"/>
                 <w:szCs w:val="16"/>
               </w:rPr>
-              <w:t xml:space="preserve"> (2 characters, below the 3-character minimum), password </w:t>
+              <w:t xml:space="preserve"> (2 characters, one below the minimum of 3), password </w:t>
             </w:r>
             <w:r>
               <w:rPr>
@@ -1380,7 +1305,7 @@
                 <w:sz w:val="16"/>
                 <w:szCs w:val="16"/>
               </w:rPr>
-              <w:t xml:space="preserve">, confirm password </w:t>
+              <w:t xml:space="preserve"> and confirm password </w:t>
             </w:r>
             <w:r>
               <w:rPr>
@@ -1395,7 +1320,7 @@
                 <w:sz w:val="16"/>
                 <w:szCs w:val="16"/>
               </w:rPr>
-              <w:t xml:space="preserve"> (mismatch).</w:t>
+              <w:t xml:space="preserve"> (does not match).</w:t>
             </w:r>
           </w:p>
           <w:p>
@@ -1452,7 +1377,7 @@
                 <w:sz w:val="16"/>
                 <w:szCs w:val="16"/>
               </w:rPr>
-              <w:t xml:space="preserve">Boundary; invalid input.</w:t>
+              <w:t xml:space="preserve">Boundary, invalid input</w:t>
             </w:r>
           </w:p>
         </w:tc>
@@ -1563,7 +1488,7 @@
                 <w:sz w:val="16"/>
                 <w:szCs w:val="16"/>
               </w:rPr>
-              <w:t xml:space="preserve">Registration is rejected; page stays on </w:t>
+              <w:t xml:space="preserve">The form rejects the registration, stays on </w:t>
             </w:r>
             <w:r>
               <w:rPr>
@@ -1578,7 +1503,7 @@
                 <w:sz w:val="16"/>
                 <w:szCs w:val="16"/>
               </w:rPr>
-              <w:t xml:space="preserve"> with “Username must be at least 3 characters.”</w:t>
+              <w:t xml:space="preserve"> and shows “Username must be at least 3 characters.”</w:t>
             </w:r>
           </w:p>
         </w:tc>
@@ -1607,22 +1532,7 @@
                 <w:sz w:val="16"/>
                 <w:szCs w:val="16"/>
               </w:rPr>
-              <w:t xml:space="preserve">Submitting </w:t>
-            </w:r>
-            <w:r>
-              <w:rPr>
-                <w:rFonts w:ascii="Consolas" w:cs="Consolas" w:eastAsia="Consolas" w:hAnsi="Consolas"/>
-                <w:sz w:val="15"/>
-                <w:szCs w:val="15"/>
-              </w:rPr>
-              <w:t xml:space="preserve">ab</w:t>
-            </w:r>
-            <w:r>
-              <w:rPr>
-                <w:sz w:val="16"/>
-                <w:szCs w:val="16"/>
-              </w:rPr>
-              <w:t xml:space="preserve"> with mismatched passwords stayed on </w:t>
+              <w:t xml:space="preserve">The page stayed on </w:t>
             </w:r>
             <w:r>
               <w:rPr>
@@ -1637,7 +1547,7 @@
                 <w:sz w:val="16"/>
                 <w:szCs w:val="16"/>
               </w:rPr>
-              <w:t xml:space="preserve"> with alert “Username must be at least 3 characters.” (username check fires before the mismatch check); no account created. </w:t>
+              <w:t xml:space="preserve"> and showed “Username must be at least 3 characters.” The app checks the username before the password match, so it did not report the mismatch. No account was created. </w:t>
             </w:r>
             <w:r>
               <w:rPr>
@@ -1769,7 +1679,7 @@
                 <w:sz w:val="16"/>
                 <w:szCs w:val="16"/>
               </w:rPr>
-              <w:t xml:space="preserve">Verify admin product creation.</w:t>
+              <w:t xml:space="preserve">Check that an administrator can add a product.</w:t>
             </w:r>
           </w:p>
         </w:tc>
@@ -1853,7 +1763,7 @@
                 <w:sz w:val="16"/>
                 <w:szCs w:val="16"/>
               </w:rPr>
-              <w:t xml:space="preserve">2. Fill the Add Product form with the test data.</w:t>
+              <w:t xml:space="preserve">2. Fill in the Add Product form with the test data.</w:t>
             </w:r>
           </w:p>
           <w:p>
@@ -1893,7 +1803,7 @@
                 <w:sz w:val="16"/>
                 <w:szCs w:val="16"/>
               </w:rPr>
-              <w:t xml:space="preserve">4. Check the alert and the product table.</w:t>
+              <w:t xml:space="preserve">4. Read the alert and find the new row in the product table.</w:t>
             </w:r>
           </w:p>
         </w:tc>
@@ -1922,7 +1832,7 @@
                 <w:sz w:val="16"/>
                 <w:szCs w:val="16"/>
               </w:rPr>
-              <w:t xml:space="preserve">Functional CRUD; normal input.</w:t>
+              <w:t xml:space="preserve">Functional, valid input</w:t>
             </w:r>
           </w:p>
         </w:tc>
@@ -2033,7 +1943,7 @@
                 <w:sz w:val="16"/>
                 <w:szCs w:val="16"/>
               </w:rPr>
-              <w:t xml:space="preserve">Alert “Product 'Test Wireless Charger' added successfully!” and a table row with Accessories, $29.99, stock 10.</w:t>
+              <w:t xml:space="preserve">The alert “Product 'Test Wireless Charger' added successfully!” appears, and the table shows a row with Accessories, $29.99 and stock 10.</w:t>
             </w:r>
           </w:p>
         </w:tc>
@@ -2062,7 +1972,7 @@
                 <w:sz w:val="16"/>
                 <w:szCs w:val="16"/>
               </w:rPr>
-              <w:t xml:space="preserve">Success alert “Product 'Test Wireless Charger' added successfully!” appeared. The Products table (now 9 total) lists ID 9, Test Wireless Charger, Accessories, $29.99, stock 10, in A–Z order. </w:t>
+              <w:t xml:space="preserve">The alert “Product 'Test Wireless Charger' added successfully!” appeared. The table now holds 9 products and lists ID 9, Test Wireless Charger, Accessories, $29.99, stock 10, in alphabetical order. </w:t>
             </w:r>
             <w:r>
               <w:rPr>
@@ -2194,7 +2104,7 @@
                 <w:sz w:val="16"/>
                 <w:szCs w:val="16"/>
               </w:rPr>
-              <w:t xml:space="preserve">Verify valid and boundary Product ID search.</w:t>
+              <w:t xml:space="preserve">Check the Product ID search with a valid ID and a boundary ID.</w:t>
             </w:r>
           </w:p>
         </w:tc>
@@ -2266,7 +2176,7 @@
                 <w:sz w:val="16"/>
                 <w:szCs w:val="16"/>
               </w:rPr>
-              <w:t xml:space="preserve">1. Enter existing ID </w:t>
+              <w:t xml:space="preserve">1. Enter the existing ID </w:t>
             </w:r>
             <w:r>
               <w:rPr>
@@ -2309,7 +2219,7 @@
                 <w:sz w:val="16"/>
                 <w:szCs w:val="16"/>
               </w:rPr>
-              <w:t xml:space="preserve">2. Enter boundary value </w:t>
+              <w:t xml:space="preserve">2. Enter the boundary value </w:t>
             </w:r>
             <w:r>
               <w:rPr>
@@ -2369,7 +2279,7 @@
                 <w:sz w:val="16"/>
                 <w:szCs w:val="16"/>
               </w:rPr>
-              <w:t xml:space="preserve">Functional search; boundary.</w:t>
+              <w:t xml:space="preserve">Functional, boundary</w:t>
             </w:r>
           </w:p>
         </w:tc>
@@ -2465,7 +2375,7 @@
                 <w:sz w:val="16"/>
                 <w:szCs w:val="16"/>
               </w:rPr>
-              <w:t xml:space="preserve">: “Product found using Binary Search” and a Search Result for Samsung TV 55". ID </w:t>
+              <w:t xml:space="preserve"> finds Samsung TV 55" and shows “Product found using Binary Search”. ID </w:t>
             </w:r>
             <w:r>
               <w:rPr>
@@ -2480,7 +2390,7 @@
                 <w:sz w:val="16"/>
                 <w:szCs w:val="16"/>
               </w:rPr>
-              <w:t xml:space="preserve">: “Product ID must be a positive number.”</w:t>
+              <w:t xml:space="preserve"> shows “Product ID must be a positive number.”</w:t>
             </w:r>
           </w:p>
         </w:tc>
@@ -2509,7 +2419,7 @@
                 <w:sz w:val="16"/>
                 <w:szCs w:val="16"/>
               </w:rPr>
-              <w:t xml:space="preserve">Search for ID </w:t>
+              <w:t xml:space="preserve">ID </w:t>
             </w:r>
             <w:r>
               <w:rPr>
@@ -2524,7 +2434,7 @@
                 <w:sz w:val="16"/>
                 <w:szCs w:val="16"/>
               </w:rPr>
-              <w:t xml:space="preserve"> (Samsung TV 55") showed “Product found using Binary Search (index: 0)” and a Search Result row (Samsung TV 55", Television, $499.99, stock 15). Search for </w:t>
+              <w:t xml:space="preserve"> showed “Product found using Binary Search (index: 0)” and a Search Result row: Samsung TV 55", Television, $499.99, stock 15. ID </w:t>
             </w:r>
             <w:r>
               <w:rPr>
@@ -2731,7 +2641,7 @@
                 <w:sz w:val="16"/>
                 <w:szCs w:val="16"/>
               </w:rPr>
-              <w:t xml:space="preserve">Verify regular-user authorization.</w:t>
+              <w:t xml:space="preserve">Check that a regular user cannot open the Users page.</w:t>
             </w:r>
           </w:p>
         </w:tc>
@@ -2817,7 +2727,7 @@
                 <w:sz w:val="16"/>
                 <w:szCs w:val="16"/>
               </w:rPr>
-              <w:t xml:space="preserve">2. Check the navbar for a Users link.</w:t>
+              <w:t xml:space="preserve">2. Look for a Users link in the navbar.</w:t>
             </w:r>
           </w:p>
           <w:p>
@@ -2844,7 +2754,7 @@
                 <w:sz w:val="16"/>
                 <w:szCs w:val="16"/>
               </w:rPr>
-              <w:t xml:space="preserve"> directly in the address bar.</w:t>
+              <w:t xml:space="preserve"> in the address bar.</w:t>
             </w:r>
           </w:p>
         </w:tc>
@@ -2873,7 +2783,7 @@
                 <w:sz w:val="16"/>
                 <w:szCs w:val="16"/>
               </w:rPr>
-              <w:t xml:space="preserve">Security/access-control.</w:t>
+              <w:t xml:space="preserve">Security, access control</w:t>
             </w:r>
           </w:p>
         </w:tc>
@@ -2969,7 +2879,22 @@
                 <w:sz w:val="16"/>
                 <w:szCs w:val="16"/>
               </w:rPr>
-              <w:t xml:space="preserve">Users link hidden; direct page redirects to dashboard.</w:t>
+              <w:t xml:space="preserve">The navbar has no Users link, and </w:t>
+            </w:r>
+            <w:r>
+              <w:rPr>
+                <w:rFonts w:ascii="Consolas" w:cs="Consolas" w:eastAsia="Consolas" w:hAnsi="Consolas"/>
+                <w:sz w:val="15"/>
+                <w:szCs w:val="15"/>
+              </w:rPr>
+              <w:t xml:space="preserve">users.php</w:t>
+            </w:r>
+            <w:r>
+              <w:rPr>
+                <w:sz w:val="16"/>
+                <w:szCs w:val="16"/>
+              </w:rPr>
+              <w:t xml:space="preserve"> redirects to the dashboard.</w:t>
             </w:r>
           </w:p>
         </w:tc>
@@ -2998,7 +2923,7 @@
                 <w:sz w:val="16"/>
                 <w:szCs w:val="16"/>
               </w:rPr>
-              <w:t xml:space="preserve">Signed in as </w:t>
+              <w:t xml:space="preserve">After login as </w:t>
             </w:r>
             <w:r>
               <w:rPr>
@@ -3013,22 +2938,7 @@
                 <w:sz w:val="16"/>
                 <w:szCs w:val="16"/>
               </w:rPr>
-              <w:t xml:space="preserve"> / </w:t>
-            </w:r>
-            <w:r>
-              <w:rPr>
-                <w:rFonts w:ascii="Consolas" w:cs="Consolas" w:eastAsia="Consolas" w:hAnsi="Consolas"/>
-                <w:sz w:val="15"/>
-                <w:szCs w:val="15"/>
-              </w:rPr>
-              <w:t xml:space="preserve">password</w:t>
-            </w:r>
-            <w:r>
-              <w:rPr>
-                <w:sz w:val="16"/>
-                <w:szCs w:val="16"/>
-              </w:rPr>
-              <w:t xml:space="preserve"> (“Regular User”): navbar shows Dashboard, Products, Sales, Reports, Profile with </w:t>
+              <w:t xml:space="preserve"> (“Regular User”) the navbar showed Dashboard, Products, Sales, Reports and Profile, with </w:t>
             </w:r>
             <w:r>
               <w:rPr>
@@ -3059,7 +2969,7 @@
                 <w:sz w:val="16"/>
                 <w:szCs w:val="16"/>
               </w:rPr>
-              <w:t xml:space="preserve"> directly redirected to </w:t>
+              <w:t xml:space="preserve"> redirected to </w:t>
             </w:r>
             <w:r>
               <w:rPr>
@@ -3074,7 +2984,7 @@
                 <w:sz w:val="16"/>
                 <w:szCs w:val="16"/>
               </w:rPr>
-              <w:t xml:space="preserve"> (dashboard), no user list shown. </w:t>
+              <w:t xml:space="preserve">, and no user list appeared. </w:t>
             </w:r>
             <w:r>
               <w:rPr>
@@ -3266,7 +3176,7 @@
                 <w:sz w:val="16"/>
                 <w:szCs w:val="16"/>
               </w:rPr>
-              <w:t xml:space="preserve">Verify valid sale processing.</w:t>
+              <w:t xml:space="preserve">Check that a sale updates the preview, the history and the stock.</w:t>
             </w:r>
           </w:p>
         </w:tc>
@@ -3350,7 +3260,7 @@
                 <w:sz w:val="16"/>
                 <w:szCs w:val="16"/>
               </w:rPr>
-              <w:t xml:space="preserve">2. Select Samsung TV 55" (Stock: 15), quantity </w:t>
+              <w:t xml:space="preserve">2. Select Samsung TV 55" (Stock: 15), enter quantity </w:t>
             </w:r>
             <w:r>
               <w:rPr>
@@ -3365,19 +3275,19 @@
                 <w:sz w:val="16"/>
                 <w:szCs w:val="16"/>
               </w:rPr>
-              <w:t xml:space="preserve">, sale date = today.</w:t>
-            </w:r>
-          </w:p>
-          <w:p>
-            <w:pPr>
-              <w:jc w:val="left"/>
-            </w:pPr>
-            <w:r>
-              <w:rPr>
-                <w:sz w:val="16"/>
-                <w:szCs w:val="16"/>
-              </w:rPr>
-              <w:t xml:space="preserve">3. Check the preview box.</w:t>
+              <w:t xml:space="preserve">, and keep today's date.</w:t>
+            </w:r>
+          </w:p>
+          <w:p>
+            <w:pPr>
+              <w:jc w:val="left"/>
+            </w:pPr>
+            <w:r>
+              <w:rPr>
+                <w:sz w:val="16"/>
+                <w:szCs w:val="16"/>
+              </w:rPr>
+              <w:t xml:space="preserve">3. Read the preview box.</w:t>
             </w:r>
           </w:p>
           <w:p>
@@ -3417,7 +3327,7 @@
                 <w:sz w:val="16"/>
                 <w:szCs w:val="16"/>
               </w:rPr>
-              <w:t xml:space="preserve">5. Check the alert, Sales History and stock.</w:t>
+              <w:t xml:space="preserve">5. Read the alert, the Sales History and the stock.</w:t>
             </w:r>
           </w:p>
         </w:tc>
@@ -3446,7 +3356,7 @@
                 <w:sz w:val="16"/>
                 <w:szCs w:val="16"/>
               </w:rPr>
-              <w:t xml:space="preserve">Functional integration/calculation.</w:t>
+              <w:t xml:space="preserve">Functional, calculation</w:t>
             </w:r>
           </w:p>
         </w:tc>
@@ -3557,7 +3467,7 @@
                 <w:sz w:val="16"/>
                 <w:szCs w:val="16"/>
               </w:rPr>
-              <w:t xml:space="preserve">Preview shows $499.99 and $999.98; sale appears in history; stock falls from 15 to 13.</w:t>
+              <w:t xml:space="preserve">The preview shows $499.99 and $999.98, the sale appears in the history, and stock drops from 15 to 13.</w:t>
             </w:r>
           </w:p>
         </w:tc>
@@ -3586,7 +3496,7 @@
                 <w:sz w:val="16"/>
                 <w:szCs w:val="16"/>
               </w:rPr>
-              <w:t xml:space="preserve">Samsung TV 55", qty 2, date 08/10/2026: preview showed Unit Price $499.99 and Estimated Revenue $999.98. After </w:t>
+              <w:t xml:space="preserve">The preview showed Unit Price $499.99 and Estimated Revenue $999.98. After </w:t>
             </w:r>
             <w:r>
               <w:rPr>
@@ -3602,7 +3512,7 @@
                 <w:sz w:val="16"/>
                 <w:szCs w:val="16"/>
               </w:rPr>
-              <w:t xml:space="preserve">: alert “Sale recorded! 2 unit(s) … New stock: 13 units.”, Sales History row #1 (qty 2, $499.99, $999.98, 08/10/2026); stock fell 15 → 13 (also confirmed in the database). </w:t>
+              <w:t xml:space="preserve"> the alert said “Sale recorded! 2 unit(s) … New stock: 13 units.” Sales History gained row #1 (quantity 2, $499.99, $999.98, 08/10/2026). Stock fell from 15 to 13, and the database shows the same. </w:t>
             </w:r>
             <w:r>
               <w:rPr>
@@ -3618,7 +3528,7 @@
                 <w:sz w:val="16"/>
                 <w:szCs w:val="16"/>
               </w:rPr>
-              <w:t xml:space="preserve"> Defect note: the alert prints the product name as </w:t>
+              <w:t xml:space="preserve"> Defect: the alert prints the product name as </w:t>
             </w:r>
             <w:r>
               <w:rPr>
@@ -3633,7 +3543,7 @@
                 <w:sz w:val="16"/>
                 <w:szCs w:val="16"/>
               </w:rPr>
-              <w:t xml:space="preserve"> (HTML entity shown literally – the message is escaped twice); cosmetic, does not affect the sale. Evidence: </w:t>
+              <w:t xml:space="preserve">. The app escapes the text twice, so the HTML entity appears as typed. The sale itself is correct. Evidence: </w:t>
             </w:r>
             <w:r>
               <w:rPr>
@@ -3809,7 +3719,7 @@
                 <w:sz w:val="16"/>
                 <w:szCs w:val="16"/>
               </w:rPr>
-              <w:t xml:space="preserve">Verify overselling is prevented.</w:t>
+              <w:t xml:space="preserve">Check that the app refuses to sell more than the stock.</w:t>
             </w:r>
           </w:p>
         </w:tc>
@@ -3853,7 +3763,7 @@
                 <w:sz w:val="16"/>
                 <w:szCs w:val="16"/>
               </w:rPr>
-              <w:t xml:space="preserve">; Wireless Mouse stock is 2 (seed value, not yet sold).</w:t>
+              <w:t xml:space="preserve">; Wireless Mouse stock is 2 (seed value, not sold yet).</w:t>
             </w:r>
           </w:p>
           <w:p>
@@ -3893,7 +3803,7 @@
                 <w:sz w:val="16"/>
                 <w:szCs w:val="16"/>
               </w:rPr>
-              <w:t xml:space="preserve">2. Select Wireless Mouse (Stock: 2), quantity </w:t>
+              <w:t xml:space="preserve">2. Select Wireless Mouse (Stock: 2), enter quantity </w:t>
             </w:r>
             <w:r>
               <w:rPr>
@@ -3908,7 +3818,7 @@
                 <w:sz w:val="16"/>
                 <w:szCs w:val="16"/>
               </w:rPr>
-              <w:t xml:space="preserve">, click </w:t>
+              <w:t xml:space="preserve"> and click </w:t>
             </w:r>
             <w:r>
               <w:rPr>
@@ -3924,7 +3834,7 @@
                 <w:sz w:val="16"/>
                 <w:szCs w:val="16"/>
               </w:rPr>
-              <w:t xml:space="preserve"> (the browser </w:t>
+              <w:t xml:space="preserve">. The browser </w:t>
             </w:r>
             <w:r>
               <w:rPr>
@@ -3939,19 +3849,19 @@
                 <w:sz w:val="16"/>
                 <w:szCs w:val="16"/>
               </w:rPr>
-              <w:t xml:space="preserve"> check blocks it first).</w:t>
-            </w:r>
-          </w:p>
-          <w:p>
-            <w:pPr>
-              <w:jc w:val="left"/>
-            </w:pPr>
-            <w:r>
-              <w:rPr>
-                <w:sz w:val="16"/>
-                <w:szCs w:val="16"/>
-              </w:rPr>
-              <w:t xml:space="preserve">3. Bypass the browser check (</w:t>
+              <w:t xml:space="preserve"> check blocks the form first.</w:t>
+            </w:r>
+          </w:p>
+          <w:p>
+            <w:pPr>
+              <w:jc w:val="left"/>
+            </w:pPr>
+            <w:r>
+              <w:rPr>
+                <w:sz w:val="16"/>
+                <w:szCs w:val="16"/>
+              </w:rPr>
+              <w:t xml:space="preserve">3. Turn off browser validation (</w:t>
             </w:r>
             <w:r>
               <w:rPr>
@@ -3978,7 +3888,7 @@
                 <w:sz w:val="16"/>
                 <w:szCs w:val="16"/>
               </w:rPr>
-              <w:t xml:space="preserve">4. Check the message, Sales History and stock.</w:t>
+              <w:t xml:space="preserve">4. Read the message, the Sales History and the stock.</w:t>
             </w:r>
           </w:p>
         </w:tc>
@@ -4007,7 +3917,7 @@
                 <w:sz w:val="16"/>
                 <w:szCs w:val="16"/>
               </w:rPr>
-              <w:t xml:space="preserve">Boundary/business-rule/data integrity.</w:t>
+              <w:t xml:space="preserve">Boundary, business rule</w:t>
             </w:r>
           </w:p>
         </w:tc>
@@ -4066,7 +3976,7 @@
                 <w:sz w:val="16"/>
                 <w:szCs w:val="16"/>
               </w:rPr>
-              <w:t xml:space="preserve"> (stock + 1, boundary violation)</w:t>
+              <w:t xml:space="preserve"> (one above the stock)</w:t>
             </w:r>
           </w:p>
         </w:tc>
@@ -4095,7 +4005,7 @@
                 <w:sz w:val="16"/>
                 <w:szCs w:val="16"/>
               </w:rPr>
-              <w:t xml:space="preserve">“Not enough stock” error; no sale; stock unchanged.</w:t>
+              <w:t xml:space="preserve">A “Not enough stock” error appears, no sale is recorded and the stock stays the same.</w:t>
             </w:r>
           </w:p>
         </w:tc>
@@ -4124,7 +4034,7 @@
                 <w:sz w:val="16"/>
                 <w:szCs w:val="16"/>
               </w:rPr>
-              <w:t xml:space="preserve">Wireless Mouse (stock 2), qty 3: the browser first blocked submission with the native tooltip “Value must be less than or equal to 2.” (the page sets </w:t>
+              <w:t xml:space="preserve">The browser blocked the form first with the tooltip “Value must be less than or equal to 2.” because the page sets </w:t>
             </w:r>
             <w:r>
               <w:rPr>
@@ -4139,7 +4049,7 @@
                 <w:sz w:val="16"/>
                 <w:szCs w:val="16"/>
               </w:rPr>
-              <w:t xml:space="preserve"> = stock; </w:t>
+              <w:t xml:space="preserve"> to the stock value (</w:t>
             </w:r>
             <w:r>
               <w:rPr>
@@ -4154,22 +4064,7 @@
                 <w:sz w:val="16"/>
                 <w:szCs w:val="16"/>
               </w:rPr>
-              <w:t xml:space="preserve">). With browser validation bypassed (</w:t>
-            </w:r>
-            <w:r>
-              <w:rPr>
-                <w:rFonts w:ascii="Consolas" w:cs="Consolas" w:eastAsia="Consolas" w:hAnsi="Consolas"/>
-                <w:sz w:val="15"/>
-                <w:szCs w:val="15"/>
-              </w:rPr>
-              <w:t xml:space="preserve">form.noValidate</w:t>
-            </w:r>
-            <w:r>
-              <w:rPr>
-                <w:sz w:val="16"/>
-                <w:szCs w:val="16"/>
-              </w:rPr>
-              <w:t xml:space="preserve">, no source change) the server returned “Not enough stock! Available: 2 units of 'Wireless Mouse'.”; no sale row was added (history still only #1) and mouse stock stayed 2. </w:t>
+              <w:t xml:space="preserve">). With browser validation off, the server answered “Not enough stock! Available: 2 units of 'Wireless Mouse'.” The history still held only sale #1, and the mouse stock stayed at 2. </w:t>
             </w:r>
             <w:r>
               <w:rPr>
@@ -4178,14 +4073,14 @@
                 <w:sz w:val="16"/>
                 <w:szCs w:val="16"/>
               </w:rPr>
-              <w:t xml:space="preserve">PASS</w:t>
-            </w:r>
-            <w:r>
-              <w:rPr>
-                <w:sz w:val="16"/>
-                <w:szCs w:val="16"/>
-              </w:rPr>
-              <w:t xml:space="preserve"> (two-layer protection). Evidence: </w:t>
+              <w:t xml:space="preserve">PASS.</w:t>
+            </w:r>
+            <w:r>
+              <w:rPr>
+                <w:sz w:val="16"/>
+                <w:szCs w:val="16"/>
+              </w:rPr>
+              <w:t xml:space="preserve"> The browser and the server each stop overselling. Evidence: </w:t>
             </w:r>
             <w:r>
               <w:rPr>
@@ -4361,7 +4256,7 @@
                 <w:sz w:val="16"/>
                 <w:szCs w:val="16"/>
               </w:rPr>
-              <w:t xml:space="preserve">Verify profile update and password protection.</w:t>
+              <w:t xml:space="preserve">Check the profile update and the wrong-password rejection.</w:t>
             </w:r>
           </w:p>
         </w:tc>
@@ -4460,7 +4355,7 @@
                 <w:sz w:val="16"/>
                 <w:szCs w:val="16"/>
               </w:rPr>
-              <w:t xml:space="preserve">, click </w:t>
+              <w:t xml:space="preserve"> and click </w:t>
             </w:r>
             <w:r>
               <w:rPr>
@@ -4488,7 +4383,7 @@
                 <w:sz w:val="16"/>
                 <w:szCs w:val="16"/>
               </w:rPr>
-              <w:t xml:space="preserve">3. In Change Password enter current </w:t>
+              <w:t xml:space="preserve">3. Under Change Password enter current password </w:t>
             </w:r>
             <w:r>
               <w:rPr>
@@ -4503,7 +4398,7 @@
                 <w:sz w:val="16"/>
                 <w:szCs w:val="16"/>
               </w:rPr>
-              <w:t xml:space="preserve">, new </w:t>
+              <w:t xml:space="preserve">, new password </w:t>
             </w:r>
             <w:r>
               <w:rPr>
@@ -4518,7 +4413,7 @@
                 <w:sz w:val="16"/>
                 <w:szCs w:val="16"/>
               </w:rPr>
-              <w:t xml:space="preserve">, confirm </w:t>
+              <w:t xml:space="preserve"> and confirmation </w:t>
             </w:r>
             <w:r>
               <w:rPr>
@@ -4533,7 +4428,7 @@
                 <w:sz w:val="16"/>
                 <w:szCs w:val="16"/>
               </w:rPr>
-              <w:t xml:space="preserve">, click </w:t>
+              <w:t xml:space="preserve">, then click </w:t>
             </w:r>
             <w:r>
               <w:rPr>
@@ -4590,7 +4485,7 @@
                 <w:sz w:val="16"/>
                 <w:szCs w:val="16"/>
               </w:rPr>
-              <w:t xml:space="preserve">Functional; invalid security validation.</w:t>
+              <w:t xml:space="preserve">Functional, invalid input</w:t>
             </w:r>
           </w:p>
         </w:tc>
@@ -4649,7 +4544,7 @@
                 <w:sz w:val="16"/>
                 <w:szCs w:val="16"/>
               </w:rPr>
-              <w:t xml:space="preserve"> (invalid); new / confirm password </w:t>
+              <w:t xml:space="preserve"> (wrong); new and confirm password </w:t>
             </w:r>
             <w:r>
               <w:rPr>
@@ -4686,7 +4581,7 @@
                 <w:sz w:val="16"/>
                 <w:szCs w:val="16"/>
               </w:rPr>
-              <w:t xml:space="preserve">Name updates; password change is rejected.</w:t>
+              <w:t xml:space="preserve">The name updates, and the password change fails with an error.</w:t>
             </w:r>
           </w:p>
         </w:tc>
@@ -4715,7 +4610,7 @@
                 <w:sz w:val="16"/>
                 <w:szCs w:val="16"/>
               </w:rPr>
-              <w:t xml:space="preserve">Full name changed to </w:t>
+              <w:t xml:space="preserve">The full name changed to </w:t>
             </w:r>
             <w:r>
               <w:rPr>
@@ -4730,7 +4625,7 @@
                 <w:sz w:val="16"/>
                 <w:szCs w:val="16"/>
               </w:rPr>
-              <w:t xml:space="preserve">: alert “Profile updated successfully!”, Account Information and navbar both show the new name. Password change with wrong current password (</w:t>
+              <w:t xml:space="preserve">. The alert said “Profile updated successfully!”, and both Account Information and the navbar showed the new name. The password change with the wrong current password (</w:t>
             </w:r>
             <w:r>
               <w:rPr>
@@ -4745,7 +4640,7 @@
                 <w:sz w:val="16"/>
                 <w:szCs w:val="16"/>
               </w:rPr>
-              <w:t xml:space="preserve">) was rejected with “Current password is incorrect.”; stored password unchanged. Name restored to “Administrator” after capture. </w:t>
+              <w:t xml:space="preserve">) failed with “Current password is incorrect.” The stored password did not change. The test restored the name “Administrator” afterward. </w:t>
             </w:r>
             <w:r>
               <w:rPr>
@@ -4937,7 +4832,7 @@
                 <w:sz w:val="16"/>
                 <w:szCs w:val="16"/>
               </w:rPr>
-              <w:t xml:space="preserve">Verify date-filtered report totals.</w:t>
+              <w:t xml:space="preserve">Check that the report filters by date.</w:t>
             </w:r>
           </w:p>
         </w:tc>
@@ -4966,7 +4861,7 @@
                 <w:sz w:val="16"/>
                 <w:szCs w:val="16"/>
               </w:rPr>
-              <w:t xml:space="preserve">Pre: TC07 sale recorded today (tests must run in order).</w:t>
+              <w:t xml:space="preserve">Pre: the TC07 sale exists (run the tests in order).</w:t>
             </w:r>
           </w:p>
           <w:p>
@@ -5109,7 +5004,7 @@
                 <w:sz w:val="16"/>
                 <w:szCs w:val="16"/>
               </w:rPr>
-              <w:t xml:space="preserve">Functional aggregation/date filtering.</w:t>
+              <w:t xml:space="preserve">Functional, date filter and totals</w:t>
             </w:r>
           </w:p>
         </w:tc>
@@ -5205,7 +5100,7 @@
                 <w:sz w:val="16"/>
                 <w:szCs w:val="16"/>
               </w:rPr>
-              <w:t xml:space="preserve">Correct row/totals for sale date; no-sales warning and zero totals for other date.</w:t>
+              <w:t xml:space="preserve">The sale date shows the Samsung TV row and correct totals. The no-sales date shows a warning and zero totals.</w:t>
             </w:r>
           </w:p>
         </w:tc>
@@ -5234,7 +5129,7 @@
                 <w:sz w:val="16"/>
                 <w:szCs w:val="16"/>
               </w:rPr>
-              <w:t xml:space="preserve">Report for 08/10/2026 (Test 7 sale date): Samsung TV 55" row shows 2 units sold, 13 remaining, $999.98; totals 2 units / $999.98 / 289 in stock / 9 products. Report for 01/01/2020 showed warning “No sales were recorded on 01/01/2020. The table below shows current inventory levels only.” with 0 units and $0.00 totals. </w:t>
+              <w:t xml:space="preserve">The report for 08/10/2026 (the TC07 sale date) showed the Samsung TV 55" row with 2 units sold, 13 remaining and $999.98. Totals: 2 units, $999.98, 289 in stock, 9 products. The report for 01/01/2020 showed “No sales were recorded on 01/01/2020. The table below shows current inventory levels only.” with 0 units and $0.00 totals. </w:t>
             </w:r>
             <w:r>
               <w:rPr>

--- a/Testing_Results_Table.docx
+++ b/Testing_Results_Table.docx
@@ -19,7 +19,7 @@
           <w:sz w:val="20"/>
           <w:szCs w:val="20"/>
         </w:rPr>
-        <w:t xml:space="preserve">Executed 08/10/2026 on a clean database (PHP 8.4 built-in server + MySQL). All 10 tests passed; screenshots follow the table.</w:t>
+        <w:t xml:space="preserve">Executed 08/10/2026 on a clean database (PHP 8.4 built-in server + MySQL). All 15 tests passed; screenshots follow the table.</w:t>
       </w:r>
     </w:p>
     <w:tbl>
@@ -497,7 +497,7 @@
                 <w:sz w:val="16"/>
                 <w:szCs w:val="16"/>
               </w:rPr>
-              <w:t xml:space="preserve">Functional, valid login</w:t>
+              <w:t xml:space="preserve">Normal data; black box</w:t>
             </w:r>
           </w:p>
         </w:tc>
@@ -551,6 +551,13 @@
               </w:rPr>
               <w:t xml:space="preserve">password</w:t>
             </w:r>
+            <w:r>
+              <w:rPr>
+                <w:sz w:val="16"/>
+                <w:szCs w:val="16"/>
+              </w:rPr>
+              <w:t xml:space="preserve"> (the correct pair)</w:t>
+            </w:r>
           </w:p>
         </w:tc>
         <w:tc>
@@ -622,7 +629,7 @@
                 <w:sz w:val="16"/>
                 <w:szCs w:val="16"/>
               </w:rPr>
-              <w:t xml:space="preserve">. The dashboard showed the summary cards (8 products, 0 units sold today, 2 low-stock items, $19,479.19 inventory value) and the </w:t>
+              <w:t xml:space="preserve">. The dashboard showed the summary cards and the </w:t>
             </w:r>
             <w:r>
               <w:rPr>
@@ -638,7 +645,7 @@
                 <w:sz w:val="16"/>
                 <w:szCs w:val="16"/>
               </w:rPr>
-              <w:t xml:space="preserve"> link. The navbar showed “Administrator”. </w:t>
+              <w:t xml:space="preserve"> link, and the navbar showed “Administrator”. </w:t>
             </w:r>
             <w:r>
               <w:rPr>
@@ -925,7 +932,7 @@
                 <w:sz w:val="16"/>
                 <w:szCs w:val="16"/>
               </w:rPr>
-              <w:t xml:space="preserve">Security, invalid input</w:t>
+              <w:t xml:space="preserve">Invalid data; black box</w:t>
             </w:r>
           </w:p>
         </w:tc>
@@ -984,7 +991,7 @@
                 <w:sz w:val="16"/>
                 <w:szCs w:val="16"/>
               </w:rPr>
-              <w:t xml:space="preserve"> (wrong)</w:t>
+              <w:t xml:space="preserve"> (does not match the account)</w:t>
             </w:r>
           </w:p>
         </w:tc>
@@ -1204,7 +1211,7 @@
                 <w:sz w:val="16"/>
                 <w:szCs w:val="16"/>
               </w:rPr>
-              <w:t xml:space="preserve">Check the minimum username length on the registration form.</w:t>
+              <w:t xml:space="preserve">Check that registration accepts the shortest allowed username and password.</w:t>
             </w:r>
           </w:p>
         </w:tc>
@@ -1283,44 +1290,29 @@
                 <w:sz w:val="15"/>
                 <w:szCs w:val="15"/>
               </w:rPr>
-              <w:t xml:space="preserve">ab</w:t>
-            </w:r>
-            <w:r>
-              <w:rPr>
-                <w:sz w:val="16"/>
-                <w:szCs w:val="16"/>
-              </w:rPr>
-              <w:t xml:space="preserve"> (2 characters, one below the minimum of 3), password </w:t>
-            </w:r>
-            <w:r>
-              <w:rPr>
-                <w:rFonts w:ascii="Consolas" w:cs="Consolas" w:eastAsia="Consolas" w:hAnsi="Consolas"/>
-                <w:sz w:val="15"/>
-                <w:szCs w:val="15"/>
-              </w:rPr>
-              <w:t xml:space="preserve">pass1234</w:t>
-            </w:r>
-            <w:r>
-              <w:rPr>
-                <w:sz w:val="16"/>
-                <w:szCs w:val="16"/>
-              </w:rPr>
-              <w:t xml:space="preserve"> and confirm password </w:t>
-            </w:r>
-            <w:r>
-              <w:rPr>
-                <w:rFonts w:ascii="Consolas" w:cs="Consolas" w:eastAsia="Consolas" w:hAnsi="Consolas"/>
-                <w:sz w:val="15"/>
-                <w:szCs w:val="15"/>
-              </w:rPr>
-              <w:t xml:space="preserve">different123</w:t>
-            </w:r>
-            <w:r>
-              <w:rPr>
-                <w:sz w:val="16"/>
-                <w:szCs w:val="16"/>
-              </w:rPr>
-              <w:t xml:space="preserve"> (does not match).</w:t>
+              <w:t xml:space="preserve">abc</w:t>
+            </w:r>
+            <w:r>
+              <w:rPr>
+                <w:sz w:val="16"/>
+                <w:szCs w:val="16"/>
+              </w:rPr>
+              <w:t xml:space="preserve">, and </w:t>
+            </w:r>
+            <w:r>
+              <w:rPr>
+                <w:rFonts w:ascii="Consolas" w:cs="Consolas" w:eastAsia="Consolas" w:hAnsi="Consolas"/>
+                <w:sz w:val="15"/>
+                <w:szCs w:val="15"/>
+              </w:rPr>
+              <w:t xml:space="preserve">pass</w:t>
+            </w:r>
+            <w:r>
+              <w:rPr>
+                <w:sz w:val="16"/>
+                <w:szCs w:val="16"/>
+              </w:rPr>
+              <w:t xml:space="preserve"> in both password fields.</w:t>
             </w:r>
           </w:p>
           <w:p>
@@ -1351,6 +1343,48 @@
               <w:t xml:space="preserve">.</w:t>
             </w:r>
           </w:p>
+          <w:p>
+            <w:pPr>
+              <w:jc w:val="left"/>
+            </w:pPr>
+            <w:r>
+              <w:rPr>
+                <w:sz w:val="16"/>
+                <w:szCs w:val="16"/>
+              </w:rPr>
+              <w:t xml:space="preserve">4. Sign in with </w:t>
+            </w:r>
+            <w:r>
+              <w:rPr>
+                <w:rFonts w:ascii="Consolas" w:cs="Consolas" w:eastAsia="Consolas" w:hAnsi="Consolas"/>
+                <w:sz w:val="15"/>
+                <w:szCs w:val="15"/>
+              </w:rPr>
+              <w:t xml:space="preserve">abc</w:t>
+            </w:r>
+            <w:r>
+              <w:rPr>
+                <w:sz w:val="16"/>
+                <w:szCs w:val="16"/>
+              </w:rPr>
+              <w:t xml:space="preserve"> / </w:t>
+            </w:r>
+            <w:r>
+              <w:rPr>
+                <w:rFonts w:ascii="Consolas" w:cs="Consolas" w:eastAsia="Consolas" w:hAnsi="Consolas"/>
+                <w:sz w:val="15"/>
+                <w:szCs w:val="15"/>
+              </w:rPr>
+              <w:t xml:space="preserve">pass</w:t>
+            </w:r>
+            <w:r>
+              <w:rPr>
+                <w:sz w:val="16"/>
+                <w:szCs w:val="16"/>
+              </w:rPr>
+              <w:t xml:space="preserve">.</w:t>
+            </w:r>
+          </w:p>
         </w:tc>
         <w:tc>
           <w:tcPr>
@@ -1377,7 +1411,7 @@
                 <w:sz w:val="16"/>
                 <w:szCs w:val="16"/>
               </w:rPr>
-              <w:t xml:space="preserve">Boundary, invalid input</w:t>
+              <w:t xml:space="preserve">Borderline data; black box</w:t>
             </w:r>
           </w:p>
         </w:tc>
@@ -1406,60 +1440,37 @@
                 <w:sz w:val="16"/>
                 <w:szCs w:val="16"/>
               </w:rPr>
-              <w:t xml:space="preserve">Full name </w:t>
-            </w:r>
-            <w:r>
-              <w:rPr>
-                <w:rFonts w:ascii="Consolas" w:cs="Consolas" w:eastAsia="Consolas" w:hAnsi="Consolas"/>
-                <w:sz w:val="15"/>
-                <w:szCs w:val="15"/>
-              </w:rPr>
-              <w:t xml:space="preserve">Boundary Test User</w:t>
-            </w:r>
-            <w:r>
-              <w:rPr>
-                <w:sz w:val="16"/>
-                <w:szCs w:val="16"/>
-              </w:rPr>
-              <w:t xml:space="preserve">; username </w:t>
-            </w:r>
-            <w:r>
-              <w:rPr>
-                <w:rFonts w:ascii="Consolas" w:cs="Consolas" w:eastAsia="Consolas" w:hAnsi="Consolas"/>
-                <w:sz w:val="15"/>
-                <w:szCs w:val="15"/>
-              </w:rPr>
-              <w:t xml:space="preserve">ab</w:t>
-            </w:r>
-            <w:r>
-              <w:rPr>
-                <w:sz w:val="16"/>
-                <w:szCs w:val="16"/>
-              </w:rPr>
-              <w:t xml:space="preserve">; password </w:t>
-            </w:r>
-            <w:r>
-              <w:rPr>
-                <w:rFonts w:ascii="Consolas" w:cs="Consolas" w:eastAsia="Consolas" w:hAnsi="Consolas"/>
-                <w:sz w:val="15"/>
-                <w:szCs w:val="15"/>
-              </w:rPr>
-              <w:t xml:space="preserve">pass1234</w:t>
-            </w:r>
-            <w:r>
-              <w:rPr>
-                <w:sz w:val="16"/>
-                <w:szCs w:val="16"/>
-              </w:rPr>
-              <w:t xml:space="preserve">; confirm password </w:t>
-            </w:r>
-            <w:r>
-              <w:rPr>
-                <w:rFonts w:ascii="Consolas" w:cs="Consolas" w:eastAsia="Consolas" w:hAnsi="Consolas"/>
-                <w:sz w:val="15"/>
-                <w:szCs w:val="15"/>
-              </w:rPr>
-              <w:t xml:space="preserve">different123</w:t>
+              <w:t xml:space="preserve">Username </w:t>
+            </w:r>
+            <w:r>
+              <w:rPr>
+                <w:rFonts w:ascii="Consolas" w:cs="Consolas" w:eastAsia="Consolas" w:hAnsi="Consolas"/>
+                <w:sz w:val="15"/>
+                <w:szCs w:val="15"/>
+              </w:rPr>
+              <w:t xml:space="preserve">abc</w:t>
+            </w:r>
+            <w:r>
+              <w:rPr>
+                <w:sz w:val="16"/>
+                <w:szCs w:val="16"/>
+              </w:rPr>
+              <w:t xml:space="preserve"> (3 characters, the minimum); password and confirm password </w:t>
+            </w:r>
+            <w:r>
+              <w:rPr>
+                <w:rFonts w:ascii="Consolas" w:cs="Consolas" w:eastAsia="Consolas" w:hAnsi="Consolas"/>
+                <w:sz w:val="15"/>
+                <w:szCs w:val="15"/>
+              </w:rPr>
+              <w:t xml:space="preserve">pass</w:t>
+            </w:r>
+            <w:r>
+              <w:rPr>
+                <w:sz w:val="16"/>
+                <w:szCs w:val="16"/>
+              </w:rPr>
+              <w:t xml:space="preserve"> (4 characters, the minimum)</w:t>
             </w:r>
           </w:p>
         </w:tc>
@@ -1488,22 +1499,7 @@
                 <w:sz w:val="16"/>
                 <w:szCs w:val="16"/>
               </w:rPr>
-              <w:t xml:space="preserve">The form rejects the registration, stays on </w:t>
-            </w:r>
-            <w:r>
-              <w:rPr>
-                <w:rFonts w:ascii="Consolas" w:cs="Consolas" w:eastAsia="Consolas" w:hAnsi="Consolas"/>
-                <w:sz w:val="15"/>
-                <w:szCs w:val="15"/>
-              </w:rPr>
-              <w:t xml:space="preserve">register.php</w:t>
-            </w:r>
-            <w:r>
-              <w:rPr>
-                <w:sz w:val="16"/>
-                <w:szCs w:val="16"/>
-              </w:rPr>
-              <w:t xml:space="preserve"> and shows “Username must be at least 3 characters.”</w:t>
+              <w:t xml:space="preserve">The app accepts both values, shows “Account created. You can now sign in.”, and the new account can log in.</w:t>
             </w:r>
           </w:p>
         </w:tc>
@@ -1532,22 +1528,37 @@
                 <w:sz w:val="16"/>
                 <w:szCs w:val="16"/>
               </w:rPr>
-              <w:t xml:space="preserve">The page stayed on </w:t>
-            </w:r>
-            <w:r>
-              <w:rPr>
-                <w:rFonts w:ascii="Consolas" w:cs="Consolas" w:eastAsia="Consolas" w:hAnsi="Consolas"/>
-                <w:sz w:val="15"/>
-                <w:szCs w:val="15"/>
-              </w:rPr>
-              <w:t xml:space="preserve">register.php</w:t>
-            </w:r>
-            <w:r>
-              <w:rPr>
-                <w:sz w:val="16"/>
-                <w:szCs w:val="16"/>
-              </w:rPr>
-              <w:t xml:space="preserve"> and showed “Username must be at least 3 characters.” The app checks the username before the password match, so it did not report the mismatch. No account was created. </w:t>
+              <w:t xml:space="preserve">The page showed “Account created. You can now sign in.” Login with </w:t>
+            </w:r>
+            <w:r>
+              <w:rPr>
+                <w:rFonts w:ascii="Consolas" w:cs="Consolas" w:eastAsia="Consolas" w:hAnsi="Consolas"/>
+                <w:sz w:val="15"/>
+                <w:szCs w:val="15"/>
+              </w:rPr>
+              <w:t xml:space="preserve">abc</w:t>
+            </w:r>
+            <w:r>
+              <w:rPr>
+                <w:sz w:val="16"/>
+                <w:szCs w:val="16"/>
+              </w:rPr>
+              <w:t xml:space="preserve"> / </w:t>
+            </w:r>
+            <w:r>
+              <w:rPr>
+                <w:rFonts w:ascii="Consolas" w:cs="Consolas" w:eastAsia="Consolas" w:hAnsi="Consolas"/>
+                <w:sz w:val="15"/>
+                <w:szCs w:val="15"/>
+              </w:rPr>
+              <w:t xml:space="preserve">pass</w:t>
+            </w:r>
+            <w:r>
+              <w:rPr>
+                <w:sz w:val="16"/>
+                <w:szCs w:val="16"/>
+              </w:rPr>
+              <w:t xml:space="preserve"> opened the dashboard. </w:t>
             </w:r>
             <w:r>
               <w:rPr>
@@ -1571,7 +1582,7 @@
                 <w:sz w:val="15"/>
                 <w:szCs w:val="15"/>
               </w:rPr>
-              <w:t xml:space="preserve">evidence/TC03_registration_boundary.png</w:t>
+              <w:t xml:space="preserve">evidence/TC03_register_borderline.png</w:t>
             </w:r>
           </w:p>
           <w:p>
@@ -1583,7 +1594,7 @@
                 <wp:inline distT="0" distB="0" distL="0" distR="0">
                   <wp:extent cx="3333750" cy="1876425"/>
                   <wp:effectExtent t="0" r="0" b="0" l="0"/>
-                  <wp:docPr id="3" name="TC03_registration_boundary.png" descr="Evidence screenshot TC03_registration_boundary.png" title="TC03_registration_boundary.png"/>
+                  <wp:docPr id="3" name="TC03_register_borderline.png" descr="Evidence screenshot TC03_register_borderline.png" title="TC03_register_borderline.png"/>
                   <wp:cNvGraphicFramePr>
                     <a:graphicFrameLocks xmlns:a="http://schemas.openxmlformats.org/drawingml/2006/main" noChangeAspect="1"/>
                   </wp:cNvGraphicFramePr>
@@ -1679,7 +1690,7 @@
                 <w:sz w:val="16"/>
                 <w:szCs w:val="16"/>
               </w:rPr>
-              <w:t xml:space="preserve">Check that an administrator can add a product.</w:t>
+              <w:t xml:space="preserve">Check that registration rejects a username below the minimum length.</w:t>
             </w:r>
           </w:p>
         </w:tc>
@@ -1708,15 +1719,15 @@
                 <w:sz w:val="16"/>
                 <w:szCs w:val="16"/>
               </w:rPr>
-              <w:t xml:space="preserve">Pre: logged in as </w:t>
-            </w:r>
-            <w:r>
-              <w:rPr>
-                <w:rFonts w:ascii="Consolas" w:cs="Consolas" w:eastAsia="Consolas" w:hAnsi="Consolas"/>
-                <w:sz w:val="15"/>
-                <w:szCs w:val="15"/>
-              </w:rPr>
-              <w:t xml:space="preserve">admin</w:t>
+              <w:t xml:space="preserve">1. Open </w:t>
+            </w:r>
+            <w:r>
+              <w:rPr>
+                <w:rFonts w:ascii="Consolas" w:cs="Consolas" w:eastAsia="Consolas" w:hAnsi="Consolas"/>
+                <w:sz w:val="15"/>
+                <w:szCs w:val="15"/>
+              </w:rPr>
+              <w:t xml:space="preserve">/register.php</w:t>
             </w:r>
             <w:r>
               <w:rPr>
@@ -1735,7 +1746,64 @@
                 <w:sz w:val="16"/>
                 <w:szCs w:val="16"/>
               </w:rPr>
-              <w:t xml:space="preserve">1. Open </w:t>
+              <w:t xml:space="preserve">2. Enter full name </w:t>
+            </w:r>
+            <w:r>
+              <w:rPr>
+                <w:rFonts w:ascii="Consolas" w:cs="Consolas" w:eastAsia="Consolas" w:hAnsi="Consolas"/>
+                <w:sz w:val="15"/>
+                <w:szCs w:val="15"/>
+              </w:rPr>
+              <w:t xml:space="preserve">Boundary Test User</w:t>
+            </w:r>
+            <w:r>
+              <w:rPr>
+                <w:sz w:val="16"/>
+                <w:szCs w:val="16"/>
+              </w:rPr>
+              <w:t xml:space="preserve">, username </w:t>
+            </w:r>
+            <w:r>
+              <w:rPr>
+                <w:rFonts w:ascii="Consolas" w:cs="Consolas" w:eastAsia="Consolas" w:hAnsi="Consolas"/>
+                <w:sz w:val="15"/>
+                <w:szCs w:val="15"/>
+              </w:rPr>
+              <w:t xml:space="preserve">ab</w:t>
+            </w:r>
+            <w:r>
+              <w:rPr>
+                <w:sz w:val="16"/>
+                <w:szCs w:val="16"/>
+              </w:rPr>
+              <w:t xml:space="preserve">, and </w:t>
+            </w:r>
+            <w:r>
+              <w:rPr>
+                <w:rFonts w:ascii="Consolas" w:cs="Consolas" w:eastAsia="Consolas" w:hAnsi="Consolas"/>
+                <w:sz w:val="15"/>
+                <w:szCs w:val="15"/>
+              </w:rPr>
+              <w:t xml:space="preserve">pass1234</w:t>
+            </w:r>
+            <w:r>
+              <w:rPr>
+                <w:sz w:val="16"/>
+                <w:szCs w:val="16"/>
+              </w:rPr>
+              <w:t xml:space="preserve"> in both password fields.</w:t>
+            </w:r>
+          </w:p>
+          <w:p>
+            <w:pPr>
+              <w:jc w:val="left"/>
+            </w:pPr>
+            <w:r>
+              <w:rPr>
+                <w:sz w:val="16"/>
+                <w:szCs w:val="16"/>
+              </w:rPr>
+              <w:t xml:space="preserve">3. Click </w:t>
             </w:r>
             <w:r>
               <w:rPr>
@@ -1744,7 +1812,7 @@
                 <w:sz w:val="16"/>
                 <w:szCs w:val="16"/>
               </w:rPr>
-              <w:t xml:space="preserve">Products</w:t>
+              <w:t xml:space="preserve">Create Account</w:t>
             </w:r>
             <w:r>
               <w:rPr>
@@ -1754,28 +1822,188 @@
               <w:t xml:space="preserve">.</w:t>
             </w:r>
           </w:p>
-          <w:p>
-            <w:pPr>
-              <w:jc w:val="left"/>
-            </w:pPr>
-            <w:r>
-              <w:rPr>
-                <w:sz w:val="16"/>
-                <w:szCs w:val="16"/>
-              </w:rPr>
-              <w:t xml:space="preserve">2. Fill in the Add Product form with the test data.</w:t>
-            </w:r>
-          </w:p>
-          <w:p>
-            <w:pPr>
-              <w:jc w:val="left"/>
-            </w:pPr>
-            <w:r>
-              <w:rPr>
-                <w:sz w:val="16"/>
-                <w:szCs w:val="16"/>
-              </w:rPr>
-              <w:t xml:space="preserve">3. Click </w:t>
+        </w:tc>
+        <w:tc>
+          <w:tcPr>
+            <w:tcW w:type="dxa" w:w="1100"/>
+            <w:tcBorders>
+              <w:top w:val="single" w:color="999999" w:sz="4"/>
+              <w:left w:val="single" w:color="999999" w:sz="4"/>
+              <w:bottom w:val="single" w:color="999999" w:sz="4"/>
+              <w:right w:val="single" w:color="999999" w:sz="4"/>
+            </w:tcBorders>
+            <w:tcMar>
+              <w:top w:type="dxa" w:w="60"/>
+              <w:left w:type="dxa" w:w="90"/>
+              <w:bottom w:type="dxa" w:w="60"/>
+              <w:right w:type="dxa" w:w="90"/>
+            </w:tcMar>
+          </w:tcPr>
+          <w:p>
+            <w:pPr>
+              <w:jc w:val="left"/>
+            </w:pPr>
+            <w:r>
+              <w:rPr>
+                <w:sz w:val="16"/>
+                <w:szCs w:val="16"/>
+              </w:rPr>
+              <w:t xml:space="preserve">Invalid data; black box</w:t>
+            </w:r>
+          </w:p>
+        </w:tc>
+        <w:tc>
+          <w:tcPr>
+            <w:tcW w:type="dxa" w:w="1900"/>
+            <w:tcBorders>
+              <w:top w:val="single" w:color="999999" w:sz="4"/>
+              <w:left w:val="single" w:color="999999" w:sz="4"/>
+              <w:bottom w:val="single" w:color="999999" w:sz="4"/>
+              <w:right w:val="single" w:color="999999" w:sz="4"/>
+            </w:tcBorders>
+            <w:tcMar>
+              <w:top w:type="dxa" w:w="60"/>
+              <w:left w:type="dxa" w:w="90"/>
+              <w:bottom w:type="dxa" w:w="60"/>
+              <w:right w:type="dxa" w:w="90"/>
+            </w:tcMar>
+          </w:tcPr>
+          <w:p>
+            <w:pPr>
+              <w:jc w:val="left"/>
+            </w:pPr>
+            <w:r>
+              <w:rPr>
+                <w:sz w:val="16"/>
+                <w:szCs w:val="16"/>
+              </w:rPr>
+              <w:t xml:space="preserve">Username </w:t>
+            </w:r>
+            <w:r>
+              <w:rPr>
+                <w:rFonts w:ascii="Consolas" w:cs="Consolas" w:eastAsia="Consolas" w:hAnsi="Consolas"/>
+                <w:sz w:val="15"/>
+                <w:szCs w:val="15"/>
+              </w:rPr>
+              <w:t xml:space="preserve">ab</w:t>
+            </w:r>
+            <w:r>
+              <w:rPr>
+                <w:sz w:val="16"/>
+                <w:szCs w:val="16"/>
+              </w:rPr>
+              <w:t xml:space="preserve"> (2 characters, one below the minimum of 3); password and confirm password </w:t>
+            </w:r>
+            <w:r>
+              <w:rPr>
+                <w:rFonts w:ascii="Consolas" w:cs="Consolas" w:eastAsia="Consolas" w:hAnsi="Consolas"/>
+                <w:sz w:val="15"/>
+                <w:szCs w:val="15"/>
+              </w:rPr>
+              <w:t xml:space="preserve">pass1234</w:t>
+            </w:r>
+          </w:p>
+        </w:tc>
+        <w:tc>
+          <w:tcPr>
+            <w:tcW w:type="dxa" w:w="1700"/>
+            <w:tcBorders>
+              <w:top w:val="single" w:color="999999" w:sz="4"/>
+              <w:left w:val="single" w:color="999999" w:sz="4"/>
+              <w:bottom w:val="single" w:color="999999" w:sz="4"/>
+              <w:right w:val="single" w:color="999999" w:sz="4"/>
+            </w:tcBorders>
+            <w:tcMar>
+              <w:top w:type="dxa" w:w="60"/>
+              <w:left w:type="dxa" w:w="90"/>
+              <w:bottom w:type="dxa" w:w="60"/>
+              <w:right w:type="dxa" w:w="90"/>
+            </w:tcMar>
+          </w:tcPr>
+          <w:p>
+            <w:pPr>
+              <w:jc w:val="left"/>
+            </w:pPr>
+            <w:r>
+              <w:rPr>
+                <w:sz w:val="16"/>
+                <w:szCs w:val="16"/>
+              </w:rPr>
+              <w:t xml:space="preserve">The app rejects the form, stays on </w:t>
+            </w:r>
+            <w:r>
+              <w:rPr>
+                <w:rFonts w:ascii="Consolas" w:cs="Consolas" w:eastAsia="Consolas" w:hAnsi="Consolas"/>
+                <w:sz w:val="15"/>
+                <w:szCs w:val="15"/>
+              </w:rPr>
+              <w:t xml:space="preserve">register.php</w:t>
+            </w:r>
+            <w:r>
+              <w:rPr>
+                <w:sz w:val="16"/>
+                <w:szCs w:val="16"/>
+              </w:rPr>
+              <w:t xml:space="preserve"> and shows “Username must be at least 3 characters.” No account is created.</w:t>
+            </w:r>
+          </w:p>
+        </w:tc>
+        <w:tc>
+          <w:tcPr>
+            <w:tcW w:type="dxa" w:w="5400"/>
+            <w:tcBorders>
+              <w:top w:val="single" w:color="999999" w:sz="4"/>
+              <w:left w:val="single" w:color="999999" w:sz="4"/>
+              <w:bottom w:val="single" w:color="999999" w:sz="4"/>
+              <w:right w:val="single" w:color="999999" w:sz="4"/>
+            </w:tcBorders>
+            <w:tcMar>
+              <w:top w:type="dxa" w:w="60"/>
+              <w:left w:type="dxa" w:w="90"/>
+              <w:bottom w:type="dxa" w:w="60"/>
+              <w:right w:type="dxa" w:w="90"/>
+            </w:tcMar>
+          </w:tcPr>
+          <w:p>
+            <w:pPr>
+              <w:jc w:val="left"/>
+            </w:pPr>
+            <w:r>
+              <w:rPr>
+                <w:sz w:val="16"/>
+                <w:szCs w:val="16"/>
+              </w:rPr>
+              <w:t xml:space="preserve">The page stayed on </w:t>
+            </w:r>
+            <w:r>
+              <w:rPr>
+                <w:rFonts w:ascii="Consolas" w:cs="Consolas" w:eastAsia="Consolas" w:hAnsi="Consolas"/>
+                <w:sz w:val="15"/>
+                <w:szCs w:val="15"/>
+              </w:rPr>
+              <w:t xml:space="preserve">register.php</w:t>
+            </w:r>
+            <w:r>
+              <w:rPr>
+                <w:sz w:val="16"/>
+                <w:szCs w:val="16"/>
+              </w:rPr>
+              <w:t xml:space="preserve"> and showed “Username must be at least 3 characters.” The form kept </w:t>
+            </w:r>
+            <w:r>
+              <w:rPr>
+                <w:rFonts w:ascii="Consolas" w:cs="Consolas" w:eastAsia="Consolas" w:hAnsi="Consolas"/>
+                <w:sz w:val="15"/>
+                <w:szCs w:val="15"/>
+              </w:rPr>
+              <w:t xml:space="preserve">ab</w:t>
+            </w:r>
+            <w:r>
+              <w:rPr>
+                <w:sz w:val="16"/>
+                <w:szCs w:val="16"/>
+              </w:rPr>
+              <w:t xml:space="preserve"> and cleared both password fields. No account was created. </w:t>
             </w:r>
             <w:r>
               <w:rPr>
@@ -1784,203 +2012,6 @@
                 <w:sz w:val="16"/>
                 <w:szCs w:val="16"/>
               </w:rPr>
-              <w:t xml:space="preserve">Add Product</w:t>
-            </w:r>
-            <w:r>
-              <w:rPr>
-                <w:sz w:val="16"/>
-                <w:szCs w:val="16"/>
-              </w:rPr>
-              <w:t xml:space="preserve">.</w:t>
-            </w:r>
-          </w:p>
-          <w:p>
-            <w:pPr>
-              <w:jc w:val="left"/>
-            </w:pPr>
-            <w:r>
-              <w:rPr>
-                <w:sz w:val="16"/>
-                <w:szCs w:val="16"/>
-              </w:rPr>
-              <w:t xml:space="preserve">4. Read the alert and find the new row in the product table.</w:t>
-            </w:r>
-          </w:p>
-        </w:tc>
-        <w:tc>
-          <w:tcPr>
-            <w:tcW w:type="dxa" w:w="1100"/>
-            <w:tcBorders>
-              <w:top w:val="single" w:color="999999" w:sz="4"/>
-              <w:left w:val="single" w:color="999999" w:sz="4"/>
-              <w:bottom w:val="single" w:color="999999" w:sz="4"/>
-              <w:right w:val="single" w:color="999999" w:sz="4"/>
-            </w:tcBorders>
-            <w:tcMar>
-              <w:top w:type="dxa" w:w="60"/>
-              <w:left w:type="dxa" w:w="90"/>
-              <w:bottom w:type="dxa" w:w="60"/>
-              <w:right w:type="dxa" w:w="90"/>
-            </w:tcMar>
-          </w:tcPr>
-          <w:p>
-            <w:pPr>
-              <w:jc w:val="left"/>
-            </w:pPr>
-            <w:r>
-              <w:rPr>
-                <w:sz w:val="16"/>
-                <w:szCs w:val="16"/>
-              </w:rPr>
-              <w:t xml:space="preserve">Functional, valid input</w:t>
-            </w:r>
-          </w:p>
-        </w:tc>
-        <w:tc>
-          <w:tcPr>
-            <w:tcW w:type="dxa" w:w="1900"/>
-            <w:tcBorders>
-              <w:top w:val="single" w:color="999999" w:sz="4"/>
-              <w:left w:val="single" w:color="999999" w:sz="4"/>
-              <w:bottom w:val="single" w:color="999999" w:sz="4"/>
-              <w:right w:val="single" w:color="999999" w:sz="4"/>
-            </w:tcBorders>
-            <w:tcMar>
-              <w:top w:type="dxa" w:w="60"/>
-              <w:left w:type="dxa" w:w="90"/>
-              <w:bottom w:type="dxa" w:w="60"/>
-              <w:right w:type="dxa" w:w="90"/>
-            </w:tcMar>
-          </w:tcPr>
-          <w:p>
-            <w:pPr>
-              <w:jc w:val="left"/>
-            </w:pPr>
-            <w:r>
-              <w:rPr>
-                <w:sz w:val="16"/>
-                <w:szCs w:val="16"/>
-              </w:rPr>
-              <w:t xml:space="preserve">Name </w:t>
-            </w:r>
-            <w:r>
-              <w:rPr>
-                <w:rFonts w:ascii="Consolas" w:cs="Consolas" w:eastAsia="Consolas" w:hAnsi="Consolas"/>
-                <w:sz w:val="15"/>
-                <w:szCs w:val="15"/>
-              </w:rPr>
-              <w:t xml:space="preserve">Test Wireless Charger</w:t>
-            </w:r>
-            <w:r>
-              <w:rPr>
-                <w:sz w:val="16"/>
-                <w:szCs w:val="16"/>
-              </w:rPr>
-              <w:t xml:space="preserve">; category </w:t>
-            </w:r>
-            <w:r>
-              <w:rPr>
-                <w:rFonts w:ascii="Consolas" w:cs="Consolas" w:eastAsia="Consolas" w:hAnsi="Consolas"/>
-                <w:sz w:val="15"/>
-                <w:szCs w:val="15"/>
-              </w:rPr>
-              <w:t xml:space="preserve">Accessories</w:t>
-            </w:r>
-            <w:r>
-              <w:rPr>
-                <w:sz w:val="16"/>
-                <w:szCs w:val="16"/>
-              </w:rPr>
-              <w:t xml:space="preserve">; price </w:t>
-            </w:r>
-            <w:r>
-              <w:rPr>
-                <w:rFonts w:ascii="Consolas" w:cs="Consolas" w:eastAsia="Consolas" w:hAnsi="Consolas"/>
-                <w:sz w:val="15"/>
-                <w:szCs w:val="15"/>
-              </w:rPr>
-              <w:t xml:space="preserve">29.99</w:t>
-            </w:r>
-            <w:r>
-              <w:rPr>
-                <w:sz w:val="16"/>
-                <w:szCs w:val="16"/>
-              </w:rPr>
-              <w:t xml:space="preserve">; stock </w:t>
-            </w:r>
-            <w:r>
-              <w:rPr>
-                <w:rFonts w:ascii="Consolas" w:cs="Consolas" w:eastAsia="Consolas" w:hAnsi="Consolas"/>
-                <w:sz w:val="15"/>
-                <w:szCs w:val="15"/>
-              </w:rPr>
-              <w:t xml:space="preserve">10</w:t>
-            </w:r>
-          </w:p>
-        </w:tc>
-        <w:tc>
-          <w:tcPr>
-            <w:tcW w:type="dxa" w:w="1700"/>
-            <w:tcBorders>
-              <w:top w:val="single" w:color="999999" w:sz="4"/>
-              <w:left w:val="single" w:color="999999" w:sz="4"/>
-              <w:bottom w:val="single" w:color="999999" w:sz="4"/>
-              <w:right w:val="single" w:color="999999" w:sz="4"/>
-            </w:tcBorders>
-            <w:tcMar>
-              <w:top w:type="dxa" w:w="60"/>
-              <w:left w:type="dxa" w:w="90"/>
-              <w:bottom w:type="dxa" w:w="60"/>
-              <w:right w:type="dxa" w:w="90"/>
-            </w:tcMar>
-          </w:tcPr>
-          <w:p>
-            <w:pPr>
-              <w:jc w:val="left"/>
-            </w:pPr>
-            <w:r>
-              <w:rPr>
-                <w:sz w:val="16"/>
-                <w:szCs w:val="16"/>
-              </w:rPr>
-              <w:t xml:space="preserve">The alert “Product 'Test Wireless Charger' added successfully!” appears, and the table shows a row with Accessories, $29.99 and stock 10.</w:t>
-            </w:r>
-          </w:p>
-        </w:tc>
-        <w:tc>
-          <w:tcPr>
-            <w:tcW w:type="dxa" w:w="5400"/>
-            <w:tcBorders>
-              <w:top w:val="single" w:color="999999" w:sz="4"/>
-              <w:left w:val="single" w:color="999999" w:sz="4"/>
-              <w:bottom w:val="single" w:color="999999" w:sz="4"/>
-              <w:right w:val="single" w:color="999999" w:sz="4"/>
-            </w:tcBorders>
-            <w:tcMar>
-              <w:top w:type="dxa" w:w="60"/>
-              <w:left w:type="dxa" w:w="90"/>
-              <w:bottom w:type="dxa" w:w="60"/>
-              <w:right w:type="dxa" w:w="90"/>
-            </w:tcMar>
-          </w:tcPr>
-          <w:p>
-            <w:pPr>
-              <w:jc w:val="left"/>
-            </w:pPr>
-            <w:r>
-              <w:rPr>
-                <w:sz w:val="16"/>
-                <w:szCs w:val="16"/>
-              </w:rPr>
-              <w:t xml:space="preserve">The alert “Product 'Test Wireless Charger' added successfully!” appeared. The table now holds 9 products and lists ID 9, Test Wireless Charger, Accessories, $29.99, stock 10, in alphabetical order. </w:t>
-            </w:r>
-            <w:r>
-              <w:rPr>
-                <w:b/>
-                <w:bCs/>
-                <w:sz w:val="16"/>
-                <w:szCs w:val="16"/>
-              </w:rPr>
               <w:t xml:space="preserve">PASS.</w:t>
             </w:r>
             <w:r>
@@ -1996,7 +2027,7 @@
                 <w:sz w:val="15"/>
                 <w:szCs w:val="15"/>
               </w:rPr>
-              <w:t xml:space="preserve">evidence/TC04_add_product.png</w:t>
+              <w:t xml:space="preserve">evidence/TC04_register_invalid.png</w:t>
             </w:r>
           </w:p>
           <w:p>
@@ -2006,9 +2037,9 @@
             <w:r>
               <w:drawing>
                 <wp:inline distT="0" distB="0" distL="0" distR="0">
-                  <wp:extent cx="2514600" cy="2000250"/>
+                  <wp:extent cx="3333750" cy="1876425"/>
                   <wp:effectExtent t="0" r="0" b="0" l="0"/>
-                  <wp:docPr id="4" name="TC04_add_product.png" descr="Evidence screenshot TC04_add_product.png" title="TC04_add_product.png"/>
+                  <wp:docPr id="4" name="TC04_register_invalid.png" descr="Evidence screenshot TC04_register_invalid.png" title="TC04_register_invalid.png"/>
                   <wp:cNvGraphicFramePr>
                     <a:graphicFrameLocks xmlns:a="http://schemas.openxmlformats.org/drawingml/2006/main" noChangeAspect="1"/>
                   </wp:cNvGraphicFramePr>
@@ -2031,7 +2062,7 @@
                         <pic:spPr bwMode="auto">
                           <a:xfrm>
                             <a:off x="0" y="0"/>
-                            <a:ext cx="2514600" cy="2000250"/>
+                            <a:ext cx="3333750" cy="1876425"/>
                           </a:xfrm>
                           <a:prstGeom prst="rect">
                             <a:avLst/>
@@ -2104,7 +2135,7 @@
                 <w:sz w:val="16"/>
                 <w:szCs w:val="16"/>
               </w:rPr>
-              <w:t xml:space="preserve">Check the Product ID search with a valid ID and a boundary ID.</w:t>
+              <w:t xml:space="preserve">Check that an administrator can add a product.</w:t>
             </w:r>
           </w:p>
         </w:tc>
@@ -2148,7 +2179,19 @@
                 <w:sz w:val="16"/>
                 <w:szCs w:val="16"/>
               </w:rPr>
-              <w:t xml:space="preserve">, on </w:t>
+              <w:t xml:space="preserve">.</w:t>
+            </w:r>
+          </w:p>
+          <w:p>
+            <w:pPr>
+              <w:jc w:val="left"/>
+            </w:pPr>
+            <w:r>
+              <w:rPr>
+                <w:sz w:val="16"/>
+                <w:szCs w:val="16"/>
+              </w:rPr>
+              <w:t xml:space="preserve">1. Open </w:t>
             </w:r>
             <w:r>
               <w:rPr>
@@ -2176,22 +2219,19 @@
                 <w:sz w:val="16"/>
                 <w:szCs w:val="16"/>
               </w:rPr>
-              <w:t xml:space="preserve">1. Enter the existing ID </w:t>
-            </w:r>
-            <w:r>
-              <w:rPr>
-                <w:rFonts w:ascii="Consolas" w:cs="Consolas" w:eastAsia="Consolas" w:hAnsi="Consolas"/>
-                <w:sz w:val="15"/>
-                <w:szCs w:val="15"/>
-              </w:rPr>
-              <w:t xml:space="preserve">1</w:t>
-            </w:r>
-            <w:r>
-              <w:rPr>
-                <w:sz w:val="16"/>
-                <w:szCs w:val="16"/>
-              </w:rPr>
-              <w:t xml:space="preserve"> in Search by Product ID and click </w:t>
+              <w:t xml:space="preserve">2. Fill in the Add Product form with the test data.</w:t>
+            </w:r>
+          </w:p>
+          <w:p>
+            <w:pPr>
+              <w:jc w:val="left"/>
+            </w:pPr>
+            <w:r>
+              <w:rPr>
+                <w:sz w:val="16"/>
+                <w:szCs w:val="16"/>
+              </w:rPr>
+              <w:t xml:space="preserve">3. Click </w:t>
             </w:r>
             <w:r>
               <w:rPr>
@@ -2200,7 +2240,7 @@
                 <w:sz w:val="16"/>
                 <w:szCs w:val="16"/>
               </w:rPr>
-              <w:t xml:space="preserve">Search</w:t>
+              <w:t xml:space="preserve">Add Product</w:t>
             </w:r>
             <w:r>
               <w:rPr>
@@ -2219,22 +2259,176 @@
                 <w:sz w:val="16"/>
                 <w:szCs w:val="16"/>
               </w:rPr>
-              <w:t xml:space="preserve">2. Enter the boundary value </w:t>
-            </w:r>
-            <w:r>
-              <w:rPr>
-                <w:rFonts w:ascii="Consolas" w:cs="Consolas" w:eastAsia="Consolas" w:hAnsi="Consolas"/>
-                <w:sz w:val="15"/>
-                <w:szCs w:val="15"/>
-              </w:rPr>
-              <w:t xml:space="preserve">0</w:t>
-            </w:r>
-            <w:r>
-              <w:rPr>
-                <w:sz w:val="16"/>
-                <w:szCs w:val="16"/>
-              </w:rPr>
-              <w:t xml:space="preserve"> and click </w:t>
+              <w:t xml:space="preserve">4. Find the new row in the product table.</w:t>
+            </w:r>
+          </w:p>
+        </w:tc>
+        <w:tc>
+          <w:tcPr>
+            <w:tcW w:type="dxa" w:w="1100"/>
+            <w:tcBorders>
+              <w:top w:val="single" w:color="999999" w:sz="4"/>
+              <w:left w:val="single" w:color="999999" w:sz="4"/>
+              <w:bottom w:val="single" w:color="999999" w:sz="4"/>
+              <w:right w:val="single" w:color="999999" w:sz="4"/>
+            </w:tcBorders>
+            <w:tcMar>
+              <w:top w:type="dxa" w:w="60"/>
+              <w:left w:type="dxa" w:w="90"/>
+              <w:bottom w:type="dxa" w:w="60"/>
+              <w:right w:type="dxa" w:w="90"/>
+            </w:tcMar>
+          </w:tcPr>
+          <w:p>
+            <w:pPr>
+              <w:jc w:val="left"/>
+            </w:pPr>
+            <w:r>
+              <w:rPr>
+                <w:sz w:val="16"/>
+                <w:szCs w:val="16"/>
+              </w:rPr>
+              <w:t xml:space="preserve">Normal data; black box</w:t>
+            </w:r>
+          </w:p>
+        </w:tc>
+        <w:tc>
+          <w:tcPr>
+            <w:tcW w:type="dxa" w:w="1900"/>
+            <w:tcBorders>
+              <w:top w:val="single" w:color="999999" w:sz="4"/>
+              <w:left w:val="single" w:color="999999" w:sz="4"/>
+              <w:bottom w:val="single" w:color="999999" w:sz="4"/>
+              <w:right w:val="single" w:color="999999" w:sz="4"/>
+            </w:tcBorders>
+            <w:tcMar>
+              <w:top w:type="dxa" w:w="60"/>
+              <w:left w:type="dxa" w:w="90"/>
+              <w:bottom w:type="dxa" w:w="60"/>
+              <w:right w:type="dxa" w:w="90"/>
+            </w:tcMar>
+          </w:tcPr>
+          <w:p>
+            <w:pPr>
+              <w:jc w:val="left"/>
+            </w:pPr>
+            <w:r>
+              <w:rPr>
+                <w:sz w:val="16"/>
+                <w:szCs w:val="16"/>
+              </w:rPr>
+              <w:t xml:space="preserve">Name </w:t>
+            </w:r>
+            <w:r>
+              <w:rPr>
+                <w:rFonts w:ascii="Consolas" w:cs="Consolas" w:eastAsia="Consolas" w:hAnsi="Consolas"/>
+                <w:sz w:val="15"/>
+                <w:szCs w:val="15"/>
+              </w:rPr>
+              <w:t xml:space="preserve">Test Wireless Charger</w:t>
+            </w:r>
+            <w:r>
+              <w:rPr>
+                <w:sz w:val="16"/>
+                <w:szCs w:val="16"/>
+              </w:rPr>
+              <w:t xml:space="preserve">; category </w:t>
+            </w:r>
+            <w:r>
+              <w:rPr>
+                <w:rFonts w:ascii="Consolas" w:cs="Consolas" w:eastAsia="Consolas" w:hAnsi="Consolas"/>
+                <w:sz w:val="15"/>
+                <w:szCs w:val="15"/>
+              </w:rPr>
+              <w:t xml:space="preserve">Accessories</w:t>
+            </w:r>
+            <w:r>
+              <w:rPr>
+                <w:sz w:val="16"/>
+                <w:szCs w:val="16"/>
+              </w:rPr>
+              <w:t xml:space="preserve">; price </w:t>
+            </w:r>
+            <w:r>
+              <w:rPr>
+                <w:rFonts w:ascii="Consolas" w:cs="Consolas" w:eastAsia="Consolas" w:hAnsi="Consolas"/>
+                <w:sz w:val="15"/>
+                <w:szCs w:val="15"/>
+              </w:rPr>
+              <w:t xml:space="preserve">29.99</w:t>
+            </w:r>
+            <w:r>
+              <w:rPr>
+                <w:sz w:val="16"/>
+                <w:szCs w:val="16"/>
+              </w:rPr>
+              <w:t xml:space="preserve">; stock </w:t>
+            </w:r>
+            <w:r>
+              <w:rPr>
+                <w:rFonts w:ascii="Consolas" w:cs="Consolas" w:eastAsia="Consolas" w:hAnsi="Consolas"/>
+                <w:sz w:val="15"/>
+                <w:szCs w:val="15"/>
+              </w:rPr>
+              <w:t xml:space="preserve">10</w:t>
+            </w:r>
+          </w:p>
+        </w:tc>
+        <w:tc>
+          <w:tcPr>
+            <w:tcW w:type="dxa" w:w="1700"/>
+            <w:tcBorders>
+              <w:top w:val="single" w:color="999999" w:sz="4"/>
+              <w:left w:val="single" w:color="999999" w:sz="4"/>
+              <w:bottom w:val="single" w:color="999999" w:sz="4"/>
+              <w:right w:val="single" w:color="999999" w:sz="4"/>
+            </w:tcBorders>
+            <w:tcMar>
+              <w:top w:type="dxa" w:w="60"/>
+              <w:left w:type="dxa" w:w="90"/>
+              <w:bottom w:type="dxa" w:w="60"/>
+              <w:right w:type="dxa" w:w="90"/>
+            </w:tcMar>
+          </w:tcPr>
+          <w:p>
+            <w:pPr>
+              <w:jc w:val="left"/>
+            </w:pPr>
+            <w:r>
+              <w:rPr>
+                <w:sz w:val="16"/>
+                <w:szCs w:val="16"/>
+              </w:rPr>
+              <w:t xml:space="preserve">The alert “Product 'Test Wireless Charger' added successfully!” appears, and the table shows a row with Accessories, $29.99 and stock 10.</w:t>
+            </w:r>
+          </w:p>
+        </w:tc>
+        <w:tc>
+          <w:tcPr>
+            <w:tcW w:type="dxa" w:w="5400"/>
+            <w:tcBorders>
+              <w:top w:val="single" w:color="999999" w:sz="4"/>
+              <w:left w:val="single" w:color="999999" w:sz="4"/>
+              <w:bottom w:val="single" w:color="999999" w:sz="4"/>
+              <w:right w:val="single" w:color="999999" w:sz="4"/>
+            </w:tcBorders>
+            <w:tcMar>
+              <w:top w:type="dxa" w:w="60"/>
+              <w:left w:type="dxa" w:w="90"/>
+              <w:bottom w:type="dxa" w:w="60"/>
+              <w:right w:type="dxa" w:w="90"/>
+            </w:tcMar>
+          </w:tcPr>
+          <w:p>
+            <w:pPr>
+              <w:jc w:val="left"/>
+            </w:pPr>
+            <w:r>
+              <w:rPr>
+                <w:sz w:val="16"/>
+                <w:szCs w:val="16"/>
+              </w:rPr>
+              <w:t xml:space="preserve">The alert “Product 'Test Wireless Charger' added successfully!” appeared. The table lists ID 9, Test Wireless Charger, Accessories, $29.99, stock 10. </w:t>
             </w:r>
             <w:r>
               <w:rPr>
@@ -2243,221 +2437,6 @@
                 <w:sz w:val="16"/>
                 <w:szCs w:val="16"/>
               </w:rPr>
-              <w:t xml:space="preserve">Search</w:t>
-            </w:r>
-            <w:r>
-              <w:rPr>
-                <w:sz w:val="16"/>
-                <w:szCs w:val="16"/>
-              </w:rPr>
-              <w:t xml:space="preserve">.</w:t>
-            </w:r>
-          </w:p>
-        </w:tc>
-        <w:tc>
-          <w:tcPr>
-            <w:tcW w:type="dxa" w:w="1100"/>
-            <w:tcBorders>
-              <w:top w:val="single" w:color="999999" w:sz="4"/>
-              <w:left w:val="single" w:color="999999" w:sz="4"/>
-              <w:bottom w:val="single" w:color="999999" w:sz="4"/>
-              <w:right w:val="single" w:color="999999" w:sz="4"/>
-            </w:tcBorders>
-            <w:tcMar>
-              <w:top w:type="dxa" w:w="60"/>
-              <w:left w:type="dxa" w:w="90"/>
-              <w:bottom w:type="dxa" w:w="60"/>
-              <w:right w:type="dxa" w:w="90"/>
-            </w:tcMar>
-          </w:tcPr>
-          <w:p>
-            <w:pPr>
-              <w:jc w:val="left"/>
-            </w:pPr>
-            <w:r>
-              <w:rPr>
-                <w:sz w:val="16"/>
-                <w:szCs w:val="16"/>
-              </w:rPr>
-              <w:t xml:space="preserve">Functional, boundary</w:t>
-            </w:r>
-          </w:p>
-        </w:tc>
-        <w:tc>
-          <w:tcPr>
-            <w:tcW w:type="dxa" w:w="1900"/>
-            <w:tcBorders>
-              <w:top w:val="single" w:color="999999" w:sz="4"/>
-              <w:left w:val="single" w:color="999999" w:sz="4"/>
-              <w:bottom w:val="single" w:color="999999" w:sz="4"/>
-              <w:right w:val="single" w:color="999999" w:sz="4"/>
-            </w:tcBorders>
-            <w:tcMar>
-              <w:top w:type="dxa" w:w="60"/>
-              <w:left w:type="dxa" w:w="90"/>
-              <w:bottom w:type="dxa" w:w="60"/>
-              <w:right w:type="dxa" w:w="90"/>
-            </w:tcMar>
-          </w:tcPr>
-          <w:p>
-            <w:pPr>
-              <w:jc w:val="left"/>
-            </w:pPr>
-            <w:r>
-              <w:rPr>
-                <w:sz w:val="16"/>
-                <w:szCs w:val="16"/>
-              </w:rPr>
-              <w:t xml:space="preserve">Valid ID </w:t>
-            </w:r>
-            <w:r>
-              <w:rPr>
-                <w:rFonts w:ascii="Consolas" w:cs="Consolas" w:eastAsia="Consolas" w:hAnsi="Consolas"/>
-                <w:sz w:val="15"/>
-                <w:szCs w:val="15"/>
-              </w:rPr>
-              <w:t xml:space="preserve">1</w:t>
-            </w:r>
-            <w:r>
-              <w:rPr>
-                <w:sz w:val="16"/>
-                <w:szCs w:val="16"/>
-              </w:rPr>
-              <w:t xml:space="preserve"> (Samsung TV 55"); boundary ID </w:t>
-            </w:r>
-            <w:r>
-              <w:rPr>
-                <w:rFonts w:ascii="Consolas" w:cs="Consolas" w:eastAsia="Consolas" w:hAnsi="Consolas"/>
-                <w:sz w:val="15"/>
-                <w:szCs w:val="15"/>
-              </w:rPr>
-              <w:t xml:space="preserve">0</w:t>
-            </w:r>
-          </w:p>
-        </w:tc>
-        <w:tc>
-          <w:tcPr>
-            <w:tcW w:type="dxa" w:w="1700"/>
-            <w:tcBorders>
-              <w:top w:val="single" w:color="999999" w:sz="4"/>
-              <w:left w:val="single" w:color="999999" w:sz="4"/>
-              <w:bottom w:val="single" w:color="999999" w:sz="4"/>
-              <w:right w:val="single" w:color="999999" w:sz="4"/>
-            </w:tcBorders>
-            <w:tcMar>
-              <w:top w:type="dxa" w:w="60"/>
-              <w:left w:type="dxa" w:w="90"/>
-              <w:bottom w:type="dxa" w:w="60"/>
-              <w:right w:type="dxa" w:w="90"/>
-            </w:tcMar>
-          </w:tcPr>
-          <w:p>
-            <w:pPr>
-              <w:jc w:val="left"/>
-            </w:pPr>
-            <w:r>
-              <w:rPr>
-                <w:sz w:val="16"/>
-                <w:szCs w:val="16"/>
-              </w:rPr>
-              <w:t xml:space="preserve">ID </w:t>
-            </w:r>
-            <w:r>
-              <w:rPr>
-                <w:rFonts w:ascii="Consolas" w:cs="Consolas" w:eastAsia="Consolas" w:hAnsi="Consolas"/>
-                <w:sz w:val="15"/>
-                <w:szCs w:val="15"/>
-              </w:rPr>
-              <w:t xml:space="preserve">1</w:t>
-            </w:r>
-            <w:r>
-              <w:rPr>
-                <w:sz w:val="16"/>
-                <w:szCs w:val="16"/>
-              </w:rPr>
-              <w:t xml:space="preserve"> finds Samsung TV 55" and shows “Product found using Binary Search”. ID </w:t>
-            </w:r>
-            <w:r>
-              <w:rPr>
-                <w:rFonts w:ascii="Consolas" w:cs="Consolas" w:eastAsia="Consolas" w:hAnsi="Consolas"/>
-                <w:sz w:val="15"/>
-                <w:szCs w:val="15"/>
-              </w:rPr>
-              <w:t xml:space="preserve">0</w:t>
-            </w:r>
-            <w:r>
-              <w:rPr>
-                <w:sz w:val="16"/>
-                <w:szCs w:val="16"/>
-              </w:rPr>
-              <w:t xml:space="preserve"> shows “Product ID must be a positive number.”</w:t>
-            </w:r>
-          </w:p>
-        </w:tc>
-        <w:tc>
-          <w:tcPr>
-            <w:tcW w:type="dxa" w:w="5400"/>
-            <w:tcBorders>
-              <w:top w:val="single" w:color="999999" w:sz="4"/>
-              <w:left w:val="single" w:color="999999" w:sz="4"/>
-              <w:bottom w:val="single" w:color="999999" w:sz="4"/>
-              <w:right w:val="single" w:color="999999" w:sz="4"/>
-            </w:tcBorders>
-            <w:tcMar>
-              <w:top w:type="dxa" w:w="60"/>
-              <w:left w:type="dxa" w:w="90"/>
-              <w:bottom w:type="dxa" w:w="60"/>
-              <w:right w:type="dxa" w:w="90"/>
-            </w:tcMar>
-          </w:tcPr>
-          <w:p>
-            <w:pPr>
-              <w:jc w:val="left"/>
-            </w:pPr>
-            <w:r>
-              <w:rPr>
-                <w:sz w:val="16"/>
-                <w:szCs w:val="16"/>
-              </w:rPr>
-              <w:t xml:space="preserve">ID </w:t>
-            </w:r>
-            <w:r>
-              <w:rPr>
-                <w:rFonts w:ascii="Consolas" w:cs="Consolas" w:eastAsia="Consolas" w:hAnsi="Consolas"/>
-                <w:sz w:val="15"/>
-                <w:szCs w:val="15"/>
-              </w:rPr>
-              <w:t xml:space="preserve">1</w:t>
-            </w:r>
-            <w:r>
-              <w:rPr>
-                <w:sz w:val="16"/>
-                <w:szCs w:val="16"/>
-              </w:rPr>
-              <w:t xml:space="preserve"> showed “Product found using Binary Search (index: 0)” and a Search Result row: Samsung TV 55", Television, $499.99, stock 15. ID </w:t>
-            </w:r>
-            <w:r>
-              <w:rPr>
-                <w:rFonts w:ascii="Consolas" w:cs="Consolas" w:eastAsia="Consolas" w:hAnsi="Consolas"/>
-                <w:sz w:val="15"/>
-                <w:szCs w:val="15"/>
-              </w:rPr>
-              <w:t xml:space="preserve">0</w:t>
-            </w:r>
-            <w:r>
-              <w:rPr>
-                <w:sz w:val="16"/>
-                <w:szCs w:val="16"/>
-              </w:rPr>
-              <w:t xml:space="preserve"> showed “Product ID must be a positive number.” and no result panel. </w:t>
-            </w:r>
-            <w:r>
-              <w:rPr>
-                <w:b/>
-                <w:bCs/>
-                <w:sz w:val="16"/>
-                <w:szCs w:val="16"/>
-              </w:rPr>
               <w:t xml:space="preserve">PASS.</w:t>
             </w:r>
             <w:r>
@@ -2473,22 +2452,7 @@
                 <w:sz w:val="15"/>
                 <w:szCs w:val="15"/>
               </w:rPr>
-              <w:t xml:space="preserve">evidence/TC05_search_valid.png</w:t>
-            </w:r>
-            <w:r>
-              <w:rPr>
-                <w:sz w:val="16"/>
-                <w:szCs w:val="16"/>
-              </w:rPr>
-              <w:t xml:space="preserve">, </w:t>
-            </w:r>
-            <w:r>
-              <w:rPr>
-                <w:rFonts w:ascii="Consolas" w:cs="Consolas" w:eastAsia="Consolas" w:hAnsi="Consolas"/>
-                <w:sz w:val="15"/>
-                <w:szCs w:val="15"/>
-              </w:rPr>
-              <w:t xml:space="preserve">evidence/TC05_search_zero.png</w:t>
+              <w:t xml:space="preserve">evidence/TC05_add_product.png</w:t>
             </w:r>
           </w:p>
           <w:p>
@@ -2498,9 +2462,9 @@
             <w:r>
               <w:drawing>
                 <wp:inline distT="0" distB="0" distL="0" distR="0">
-                  <wp:extent cx="2171700" cy="2000250"/>
+                  <wp:extent cx="2514600" cy="2000250"/>
                   <wp:effectExtent t="0" r="0" b="0" l="0"/>
-                  <wp:docPr id="5" name="TC05_search_valid.png" descr="Evidence screenshot TC05_search_valid.png" title="TC05_search_valid.png"/>
+                  <wp:docPr id="5" name="TC05_add_product.png" descr="Evidence screenshot TC05_add_product.png" title="TC05_add_product.png"/>
                   <wp:cNvGraphicFramePr>
                     <a:graphicFrameLocks xmlns:a="http://schemas.openxmlformats.org/drawingml/2006/main" noChangeAspect="1"/>
                   </wp:cNvGraphicFramePr>
@@ -2523,7 +2487,7 @@
                         <pic:spPr bwMode="auto">
                           <a:xfrm>
                             <a:off x="0" y="0"/>
-                            <a:ext cx="2171700" cy="2000250"/>
+                            <a:ext cx="2514600" cy="2000250"/>
                           </a:xfrm>
                           <a:prstGeom prst="rect">
                             <a:avLst/>
@@ -2536,6 +2500,469 @@
               </w:drawing>
             </w:r>
           </w:p>
+        </w:tc>
+      </w:tr>
+      <w:tr>
+        <w:trPr>
+          <w:cantSplit/>
+        </w:trPr>
+        <w:tc>
+          <w:tcPr>
+            <w:tcW w:type="dxa" w:w="400"/>
+            <w:tcBorders>
+              <w:top w:val="single" w:color="999999" w:sz="4"/>
+              <w:left w:val="single" w:color="999999" w:sz="4"/>
+              <w:bottom w:val="single" w:color="999999" w:sz="4"/>
+              <w:right w:val="single" w:color="999999" w:sz="4"/>
+            </w:tcBorders>
+            <w:tcMar>
+              <w:top w:type="dxa" w:w="60"/>
+              <w:left w:type="dxa" w:w="90"/>
+              <w:bottom w:type="dxa" w:w="60"/>
+              <w:right w:type="dxa" w:w="90"/>
+            </w:tcMar>
+          </w:tcPr>
+          <w:p>
+            <w:pPr>
+              <w:jc w:val="center"/>
+            </w:pPr>
+            <w:r>
+              <w:rPr>
+                <w:sz w:val="16"/>
+                <w:szCs w:val="16"/>
+              </w:rPr>
+              <w:t xml:space="preserve">6</w:t>
+            </w:r>
+          </w:p>
+        </w:tc>
+        <w:tc>
+          <w:tcPr>
+            <w:tcW w:type="dxa" w:w="1300"/>
+            <w:tcBorders>
+              <w:top w:val="single" w:color="999999" w:sz="4"/>
+              <w:left w:val="single" w:color="999999" w:sz="4"/>
+              <w:bottom w:val="single" w:color="999999" w:sz="4"/>
+              <w:right w:val="single" w:color="999999" w:sz="4"/>
+            </w:tcBorders>
+            <w:tcMar>
+              <w:top w:type="dxa" w:w="60"/>
+              <w:left w:type="dxa" w:w="90"/>
+              <w:bottom w:type="dxa" w:w="60"/>
+              <w:right w:type="dxa" w:w="90"/>
+            </w:tcMar>
+          </w:tcPr>
+          <w:p>
+            <w:pPr>
+              <w:jc w:val="left"/>
+            </w:pPr>
+            <w:r>
+              <w:rPr>
+                <w:sz w:val="16"/>
+                <w:szCs w:val="16"/>
+              </w:rPr>
+              <w:t xml:space="preserve">Check that the product form accepts the lowest allowed price and stock.</w:t>
+            </w:r>
+          </w:p>
+        </w:tc>
+        <w:tc>
+          <w:tcPr>
+            <w:tcW w:type="dxa" w:w="2600"/>
+            <w:tcBorders>
+              <w:top w:val="single" w:color="999999" w:sz="4"/>
+              <w:left w:val="single" w:color="999999" w:sz="4"/>
+              <w:bottom w:val="single" w:color="999999" w:sz="4"/>
+              <w:right w:val="single" w:color="999999" w:sz="4"/>
+            </w:tcBorders>
+            <w:tcMar>
+              <w:top w:type="dxa" w:w="60"/>
+              <w:left w:type="dxa" w:w="90"/>
+              <w:bottom w:type="dxa" w:w="60"/>
+              <w:right w:type="dxa" w:w="90"/>
+            </w:tcMar>
+          </w:tcPr>
+          <w:p>
+            <w:pPr>
+              <w:jc w:val="left"/>
+            </w:pPr>
+            <w:r>
+              <w:rPr>
+                <w:sz w:val="16"/>
+                <w:szCs w:val="16"/>
+              </w:rPr>
+              <w:t xml:space="preserve">Pre: logged in as </w:t>
+            </w:r>
+            <w:r>
+              <w:rPr>
+                <w:rFonts w:ascii="Consolas" w:cs="Consolas" w:eastAsia="Consolas" w:hAnsi="Consolas"/>
+                <w:sz w:val="15"/>
+                <w:szCs w:val="15"/>
+              </w:rPr>
+              <w:t xml:space="preserve">admin</w:t>
+            </w:r>
+            <w:r>
+              <w:rPr>
+                <w:sz w:val="16"/>
+                <w:szCs w:val="16"/>
+              </w:rPr>
+              <w:t xml:space="preserve">.</w:t>
+            </w:r>
+          </w:p>
+          <w:p>
+            <w:pPr>
+              <w:jc w:val="left"/>
+            </w:pPr>
+            <w:r>
+              <w:rPr>
+                <w:sz w:val="16"/>
+                <w:szCs w:val="16"/>
+              </w:rPr>
+              <w:t xml:space="preserve">1. Open </w:t>
+            </w:r>
+            <w:r>
+              <w:rPr>
+                <w:b/>
+                <w:bCs/>
+                <w:sz w:val="16"/>
+                <w:szCs w:val="16"/>
+              </w:rPr>
+              <w:t xml:space="preserve">Products</w:t>
+            </w:r>
+            <w:r>
+              <w:rPr>
+                <w:sz w:val="16"/>
+                <w:szCs w:val="16"/>
+              </w:rPr>
+              <w:t xml:space="preserve">.</w:t>
+            </w:r>
+          </w:p>
+          <w:p>
+            <w:pPr>
+              <w:jc w:val="left"/>
+            </w:pPr>
+            <w:r>
+              <w:rPr>
+                <w:sz w:val="16"/>
+                <w:szCs w:val="16"/>
+              </w:rPr>
+              <w:t xml:space="preserve">2. Enter name </w:t>
+            </w:r>
+            <w:r>
+              <w:rPr>
+                <w:rFonts w:ascii="Consolas" w:cs="Consolas" w:eastAsia="Consolas" w:hAnsi="Consolas"/>
+                <w:sz w:val="15"/>
+                <w:szCs w:val="15"/>
+              </w:rPr>
+              <w:t xml:space="preserve">Test Cable</w:t>
+            </w:r>
+            <w:r>
+              <w:rPr>
+                <w:sz w:val="16"/>
+                <w:szCs w:val="16"/>
+              </w:rPr>
+              <w:t xml:space="preserve">, category </w:t>
+            </w:r>
+            <w:r>
+              <w:rPr>
+                <w:rFonts w:ascii="Consolas" w:cs="Consolas" w:eastAsia="Consolas" w:hAnsi="Consolas"/>
+                <w:sz w:val="15"/>
+                <w:szCs w:val="15"/>
+              </w:rPr>
+              <w:t xml:space="preserve">Accessories</w:t>
+            </w:r>
+            <w:r>
+              <w:rPr>
+                <w:sz w:val="16"/>
+                <w:szCs w:val="16"/>
+              </w:rPr>
+              <w:t xml:space="preserve">, price </w:t>
+            </w:r>
+            <w:r>
+              <w:rPr>
+                <w:rFonts w:ascii="Consolas" w:cs="Consolas" w:eastAsia="Consolas" w:hAnsi="Consolas"/>
+                <w:sz w:val="15"/>
+                <w:szCs w:val="15"/>
+              </w:rPr>
+              <w:t xml:space="preserve">0.01</w:t>
+            </w:r>
+            <w:r>
+              <w:rPr>
+                <w:sz w:val="16"/>
+                <w:szCs w:val="16"/>
+              </w:rPr>
+              <w:t xml:space="preserve"> and stock </w:t>
+            </w:r>
+            <w:r>
+              <w:rPr>
+                <w:rFonts w:ascii="Consolas" w:cs="Consolas" w:eastAsia="Consolas" w:hAnsi="Consolas"/>
+                <w:sz w:val="15"/>
+                <w:szCs w:val="15"/>
+              </w:rPr>
+              <w:t xml:space="preserve">0</w:t>
+            </w:r>
+            <w:r>
+              <w:rPr>
+                <w:sz w:val="16"/>
+                <w:szCs w:val="16"/>
+              </w:rPr>
+              <w:t xml:space="preserve">.</w:t>
+            </w:r>
+          </w:p>
+          <w:p>
+            <w:pPr>
+              <w:jc w:val="left"/>
+            </w:pPr>
+            <w:r>
+              <w:rPr>
+                <w:sz w:val="16"/>
+                <w:szCs w:val="16"/>
+              </w:rPr>
+              <w:t xml:space="preserve">3. Click </w:t>
+            </w:r>
+            <w:r>
+              <w:rPr>
+                <w:b/>
+                <w:bCs/>
+                <w:sz w:val="16"/>
+                <w:szCs w:val="16"/>
+              </w:rPr>
+              <w:t xml:space="preserve">Add Product</w:t>
+            </w:r>
+            <w:r>
+              <w:rPr>
+                <w:sz w:val="16"/>
+                <w:szCs w:val="16"/>
+              </w:rPr>
+              <w:t xml:space="preserve">.</w:t>
+            </w:r>
+          </w:p>
+          <w:p>
+            <w:pPr>
+              <w:jc w:val="left"/>
+            </w:pPr>
+            <w:r>
+              <w:rPr>
+                <w:sz w:val="16"/>
+                <w:szCs w:val="16"/>
+              </w:rPr>
+              <w:t xml:space="preserve">4. Find the new row in the product table.</w:t>
+            </w:r>
+          </w:p>
+        </w:tc>
+        <w:tc>
+          <w:tcPr>
+            <w:tcW w:type="dxa" w:w="1100"/>
+            <w:tcBorders>
+              <w:top w:val="single" w:color="999999" w:sz="4"/>
+              <w:left w:val="single" w:color="999999" w:sz="4"/>
+              <w:bottom w:val="single" w:color="999999" w:sz="4"/>
+              <w:right w:val="single" w:color="999999" w:sz="4"/>
+            </w:tcBorders>
+            <w:tcMar>
+              <w:top w:type="dxa" w:w="60"/>
+              <w:left w:type="dxa" w:w="90"/>
+              <w:bottom w:type="dxa" w:w="60"/>
+              <w:right w:type="dxa" w:w="90"/>
+            </w:tcMar>
+          </w:tcPr>
+          <w:p>
+            <w:pPr>
+              <w:jc w:val="left"/>
+            </w:pPr>
+            <w:r>
+              <w:rPr>
+                <w:sz w:val="16"/>
+                <w:szCs w:val="16"/>
+              </w:rPr>
+              <w:t xml:space="preserve">Borderline data; black box</w:t>
+            </w:r>
+          </w:p>
+        </w:tc>
+        <w:tc>
+          <w:tcPr>
+            <w:tcW w:type="dxa" w:w="1900"/>
+            <w:tcBorders>
+              <w:top w:val="single" w:color="999999" w:sz="4"/>
+              <w:left w:val="single" w:color="999999" w:sz="4"/>
+              <w:bottom w:val="single" w:color="999999" w:sz="4"/>
+              <w:right w:val="single" w:color="999999" w:sz="4"/>
+            </w:tcBorders>
+            <w:tcMar>
+              <w:top w:type="dxa" w:w="60"/>
+              <w:left w:type="dxa" w:w="90"/>
+              <w:bottom w:type="dxa" w:w="60"/>
+              <w:right w:type="dxa" w:w="90"/>
+            </w:tcMar>
+          </w:tcPr>
+          <w:p>
+            <w:pPr>
+              <w:jc w:val="left"/>
+            </w:pPr>
+            <w:r>
+              <w:rPr>
+                <w:sz w:val="16"/>
+                <w:szCs w:val="16"/>
+              </w:rPr>
+              <w:t xml:space="preserve">Name </w:t>
+            </w:r>
+            <w:r>
+              <w:rPr>
+                <w:rFonts w:ascii="Consolas" w:cs="Consolas" w:eastAsia="Consolas" w:hAnsi="Consolas"/>
+                <w:sz w:val="15"/>
+                <w:szCs w:val="15"/>
+              </w:rPr>
+              <w:t xml:space="preserve">Test Cable</w:t>
+            </w:r>
+            <w:r>
+              <w:rPr>
+                <w:sz w:val="16"/>
+                <w:szCs w:val="16"/>
+              </w:rPr>
+              <w:t xml:space="preserve">; category </w:t>
+            </w:r>
+            <w:r>
+              <w:rPr>
+                <w:rFonts w:ascii="Consolas" w:cs="Consolas" w:eastAsia="Consolas" w:hAnsi="Consolas"/>
+                <w:sz w:val="15"/>
+                <w:szCs w:val="15"/>
+              </w:rPr>
+              <w:t xml:space="preserve">Accessories</w:t>
+            </w:r>
+            <w:r>
+              <w:rPr>
+                <w:sz w:val="16"/>
+                <w:szCs w:val="16"/>
+              </w:rPr>
+              <w:t xml:space="preserve">; price </w:t>
+            </w:r>
+            <w:r>
+              <w:rPr>
+                <w:rFonts w:ascii="Consolas" w:cs="Consolas" w:eastAsia="Consolas" w:hAnsi="Consolas"/>
+                <w:sz w:val="15"/>
+                <w:szCs w:val="15"/>
+              </w:rPr>
+              <w:t xml:space="preserve">0.01</w:t>
+            </w:r>
+            <w:r>
+              <w:rPr>
+                <w:sz w:val="16"/>
+                <w:szCs w:val="16"/>
+              </w:rPr>
+              <w:t xml:space="preserve"> (lowest price above 0); stock </w:t>
+            </w:r>
+            <w:r>
+              <w:rPr>
+                <w:rFonts w:ascii="Consolas" w:cs="Consolas" w:eastAsia="Consolas" w:hAnsi="Consolas"/>
+                <w:sz w:val="15"/>
+                <w:szCs w:val="15"/>
+              </w:rPr>
+              <w:t xml:space="preserve">0</w:t>
+            </w:r>
+            <w:r>
+              <w:rPr>
+                <w:sz w:val="16"/>
+                <w:szCs w:val="16"/>
+              </w:rPr>
+              <w:t xml:space="preserve"> (lowest allowed stock)</w:t>
+            </w:r>
+          </w:p>
+        </w:tc>
+        <w:tc>
+          <w:tcPr>
+            <w:tcW w:type="dxa" w:w="1700"/>
+            <w:tcBorders>
+              <w:top w:val="single" w:color="999999" w:sz="4"/>
+              <w:left w:val="single" w:color="999999" w:sz="4"/>
+              <w:bottom w:val="single" w:color="999999" w:sz="4"/>
+              <w:right w:val="single" w:color="999999" w:sz="4"/>
+            </w:tcBorders>
+            <w:tcMar>
+              <w:top w:type="dxa" w:w="60"/>
+              <w:left w:type="dxa" w:w="90"/>
+              <w:bottom w:type="dxa" w:w="60"/>
+              <w:right w:type="dxa" w:w="90"/>
+            </w:tcMar>
+          </w:tcPr>
+          <w:p>
+            <w:pPr>
+              <w:jc w:val="left"/>
+            </w:pPr>
+            <w:r>
+              <w:rPr>
+                <w:sz w:val="16"/>
+                <w:szCs w:val="16"/>
+              </w:rPr>
+              <w:t xml:space="preserve">The app accepts the product, shows “Product 'Test Cable' added successfully!” and lists it at $0.01 with stock 0.</w:t>
+            </w:r>
+          </w:p>
+        </w:tc>
+        <w:tc>
+          <w:tcPr>
+            <w:tcW w:type="dxa" w:w="5400"/>
+            <w:tcBorders>
+              <w:top w:val="single" w:color="999999" w:sz="4"/>
+              <w:left w:val="single" w:color="999999" w:sz="4"/>
+              <w:bottom w:val="single" w:color="999999" w:sz="4"/>
+              <w:right w:val="single" w:color="999999" w:sz="4"/>
+            </w:tcBorders>
+            <w:tcMar>
+              <w:top w:type="dxa" w:w="60"/>
+              <w:left w:type="dxa" w:w="90"/>
+              <w:bottom w:type="dxa" w:w="60"/>
+              <w:right w:type="dxa" w:w="90"/>
+            </w:tcMar>
+          </w:tcPr>
+          <w:p>
+            <w:pPr>
+              <w:jc w:val="left"/>
+            </w:pPr>
+            <w:r>
+              <w:rPr>
+                <w:sz w:val="16"/>
+                <w:szCs w:val="16"/>
+              </w:rPr>
+              <w:t xml:space="preserve">The alert “Product 'Test Cable' added successfully!” appeared. The table (10 products) lists ID 10, Test Cable, Accessories, $0.01, with an </w:t>
+            </w:r>
+            <w:r>
+              <w:rPr>
+                <w:b/>
+                <w:bCs/>
+                <w:sz w:val="16"/>
+                <w:szCs w:val="16"/>
+              </w:rPr>
+              <w:t xml:space="preserve">Out of Stock</w:t>
+            </w:r>
+            <w:r>
+              <w:rPr>
+                <w:sz w:val="16"/>
+                <w:szCs w:val="16"/>
+              </w:rPr>
+              <w:t xml:space="preserve"> badge for stock 0. </w:t>
+            </w:r>
+            <w:r>
+              <w:rPr>
+                <w:b/>
+                <w:bCs/>
+                <w:sz w:val="16"/>
+                <w:szCs w:val="16"/>
+              </w:rPr>
+              <w:t xml:space="preserve">PASS.</w:t>
+            </w:r>
+            <w:r>
+              <w:rPr>
+                <w:sz w:val="16"/>
+                <w:szCs w:val="16"/>
+              </w:rPr>
+              <w:t xml:space="preserve"> Evidence: </w:t>
+            </w:r>
+            <w:r>
+              <w:rPr>
+                <w:rFonts w:ascii="Consolas" w:cs="Consolas" w:eastAsia="Consolas" w:hAnsi="Consolas"/>
+                <w:sz w:val="15"/>
+                <w:szCs w:val="15"/>
+              </w:rPr>
+              <w:t xml:space="preserve">evidence/TC06_product_borderline.png</w:t>
+            </w:r>
+          </w:p>
           <w:p>
             <w:pPr>
               <w:spacing w:before="60"/>
@@ -2543,9 +2970,9 @@
             <w:r>
               <w:drawing>
                 <wp:inline distT="0" distB="0" distL="0" distR="0">
-                  <wp:extent cx="2514600" cy="2000250"/>
+                  <wp:extent cx="2419350" cy="2000250"/>
                   <wp:effectExtent t="0" r="0" b="0" l="0"/>
-                  <wp:docPr id="6" name="TC05_search_zero.png" descr="Evidence screenshot TC05_search_zero.png" title="TC05_search_zero.png"/>
+                  <wp:docPr id="6" name="TC06_product_borderline.png" descr="Evidence screenshot TC06_product_borderline.png" title="TC06_product_borderline.png"/>
                   <wp:cNvGraphicFramePr>
                     <a:graphicFrameLocks xmlns:a="http://schemas.openxmlformats.org/drawingml/2006/main" noChangeAspect="1"/>
                   </wp:cNvGraphicFramePr>
@@ -2568,7 +2995,7 @@
                         <pic:spPr bwMode="auto">
                           <a:xfrm>
                             <a:off x="0" y="0"/>
-                            <a:ext cx="2514600" cy="2000250"/>
+                            <a:ext cx="2419350" cy="2000250"/>
                           </a:xfrm>
                           <a:prstGeom prst="rect">
                             <a:avLst/>
@@ -2612,7 +3039,7 @@
                 <w:sz w:val="16"/>
                 <w:szCs w:val="16"/>
               </w:rPr>
-              <w:t xml:space="preserve">6</w:t>
+              <w:t xml:space="preserve">7</w:t>
             </w:r>
           </w:p>
         </w:tc>
@@ -2641,7 +3068,7 @@
                 <w:sz w:val="16"/>
                 <w:szCs w:val="16"/>
               </w:rPr>
-              <w:t xml:space="preserve">Check that a regular user cannot open the Users page.</w:t>
+              <w:t xml:space="preserve">Check that Product ID search accepts the lowest valid ID.</w:t>
             </w:r>
           </w:p>
         </w:tc>
@@ -2670,275 +3097,22 @@
                 <w:sz w:val="16"/>
                 <w:szCs w:val="16"/>
               </w:rPr>
-              <w:t xml:space="preserve">1. Open </w:t>
-            </w:r>
-            <w:r>
-              <w:rPr>
-                <w:rFonts w:ascii="Consolas" w:cs="Consolas" w:eastAsia="Consolas" w:hAnsi="Consolas"/>
-                <w:sz w:val="15"/>
-                <w:szCs w:val="15"/>
-              </w:rPr>
-              <w:t xml:space="preserve">/login.php</w:t>
-            </w:r>
-            <w:r>
-              <w:rPr>
-                <w:sz w:val="16"/>
-                <w:szCs w:val="16"/>
-              </w:rPr>
-              <w:t xml:space="preserve"> and sign in as </w:t>
-            </w:r>
-            <w:r>
-              <w:rPr>
-                <w:rFonts w:ascii="Consolas" w:cs="Consolas" w:eastAsia="Consolas" w:hAnsi="Consolas"/>
-                <w:sz w:val="15"/>
-                <w:szCs w:val="15"/>
-              </w:rPr>
-              <w:t xml:space="preserve">user</w:t>
-            </w:r>
-            <w:r>
-              <w:rPr>
-                <w:sz w:val="16"/>
-                <w:szCs w:val="16"/>
-              </w:rPr>
-              <w:t xml:space="preserve"> / </w:t>
-            </w:r>
-            <w:r>
-              <w:rPr>
-                <w:rFonts w:ascii="Consolas" w:cs="Consolas" w:eastAsia="Consolas" w:hAnsi="Consolas"/>
-                <w:sz w:val="15"/>
-                <w:szCs w:val="15"/>
-              </w:rPr>
-              <w:t xml:space="preserve">password</w:t>
-            </w:r>
-            <w:r>
-              <w:rPr>
-                <w:sz w:val="16"/>
-                <w:szCs w:val="16"/>
-              </w:rPr>
-              <w:t xml:space="preserve">.</w:t>
-            </w:r>
-          </w:p>
-          <w:p>
-            <w:pPr>
-              <w:jc w:val="left"/>
-            </w:pPr>
-            <w:r>
-              <w:rPr>
-                <w:sz w:val="16"/>
-                <w:szCs w:val="16"/>
-              </w:rPr>
-              <w:t xml:space="preserve">2. Look for a Users link in the navbar.</w:t>
-            </w:r>
-          </w:p>
-          <w:p>
-            <w:pPr>
-              <w:jc w:val="left"/>
-            </w:pPr>
-            <w:r>
-              <w:rPr>
-                <w:sz w:val="16"/>
-                <w:szCs w:val="16"/>
-              </w:rPr>
-              <w:t xml:space="preserve">3. Type </w:t>
-            </w:r>
-            <w:r>
-              <w:rPr>
-                <w:rFonts w:ascii="Consolas" w:cs="Consolas" w:eastAsia="Consolas" w:hAnsi="Consolas"/>
-                <w:sz w:val="15"/>
-                <w:szCs w:val="15"/>
-              </w:rPr>
-              <w:t xml:space="preserve">/users.php</w:t>
-            </w:r>
-            <w:r>
-              <w:rPr>
-                <w:sz w:val="16"/>
-                <w:szCs w:val="16"/>
-              </w:rPr>
-              <w:t xml:space="preserve"> in the address bar.</w:t>
-            </w:r>
-          </w:p>
-        </w:tc>
-        <w:tc>
-          <w:tcPr>
-            <w:tcW w:type="dxa" w:w="1100"/>
-            <w:tcBorders>
-              <w:top w:val="single" w:color="999999" w:sz="4"/>
-              <w:left w:val="single" w:color="999999" w:sz="4"/>
-              <w:bottom w:val="single" w:color="999999" w:sz="4"/>
-              <w:right w:val="single" w:color="999999" w:sz="4"/>
-            </w:tcBorders>
-            <w:tcMar>
-              <w:top w:type="dxa" w:w="60"/>
-              <w:left w:type="dxa" w:w="90"/>
-              <w:bottom w:type="dxa" w:w="60"/>
-              <w:right w:type="dxa" w:w="90"/>
-            </w:tcMar>
-          </w:tcPr>
-          <w:p>
-            <w:pPr>
-              <w:jc w:val="left"/>
-            </w:pPr>
-            <w:r>
-              <w:rPr>
-                <w:sz w:val="16"/>
-                <w:szCs w:val="16"/>
-              </w:rPr>
-              <w:t xml:space="preserve">Security, access control</w:t>
-            </w:r>
-          </w:p>
-        </w:tc>
-        <w:tc>
-          <w:tcPr>
-            <w:tcW w:type="dxa" w:w="1900"/>
-            <w:tcBorders>
-              <w:top w:val="single" w:color="999999" w:sz="4"/>
-              <w:left w:val="single" w:color="999999" w:sz="4"/>
-              <w:bottom w:val="single" w:color="999999" w:sz="4"/>
-              <w:right w:val="single" w:color="999999" w:sz="4"/>
-            </w:tcBorders>
-            <w:tcMar>
-              <w:top w:type="dxa" w:w="60"/>
-              <w:left w:type="dxa" w:w="90"/>
-              <w:bottom w:type="dxa" w:w="60"/>
-              <w:right w:type="dxa" w:w="90"/>
-            </w:tcMar>
-          </w:tcPr>
-          <w:p>
-            <w:pPr>
-              <w:jc w:val="left"/>
-            </w:pPr>
-            <w:r>
-              <w:rPr>
-                <w:sz w:val="16"/>
-                <w:szCs w:val="16"/>
-              </w:rPr>
-              <w:t xml:space="preserve">Username </w:t>
-            </w:r>
-            <w:r>
-              <w:rPr>
-                <w:rFonts w:ascii="Consolas" w:cs="Consolas" w:eastAsia="Consolas" w:hAnsi="Consolas"/>
-                <w:sz w:val="15"/>
-                <w:szCs w:val="15"/>
-              </w:rPr>
-              <w:t xml:space="preserve">user</w:t>
-            </w:r>
-            <w:r>
-              <w:rPr>
-                <w:sz w:val="16"/>
-                <w:szCs w:val="16"/>
-              </w:rPr>
-              <w:t xml:space="preserve">; password </w:t>
-            </w:r>
-            <w:r>
-              <w:rPr>
-                <w:rFonts w:ascii="Consolas" w:cs="Consolas" w:eastAsia="Consolas" w:hAnsi="Consolas"/>
-                <w:sz w:val="15"/>
-                <w:szCs w:val="15"/>
-              </w:rPr>
-              <w:t xml:space="preserve">password</w:t>
-            </w:r>
-            <w:r>
-              <w:rPr>
-                <w:sz w:val="16"/>
-                <w:szCs w:val="16"/>
-              </w:rPr>
-              <w:t xml:space="preserve">; URL </w:t>
-            </w:r>
-            <w:r>
-              <w:rPr>
-                <w:rFonts w:ascii="Consolas" w:cs="Consolas" w:eastAsia="Consolas" w:hAnsi="Consolas"/>
-                <w:sz w:val="15"/>
-                <w:szCs w:val="15"/>
-              </w:rPr>
-              <w:t xml:space="preserve">/users.php</w:t>
-            </w:r>
-          </w:p>
-        </w:tc>
-        <w:tc>
-          <w:tcPr>
-            <w:tcW w:type="dxa" w:w="1700"/>
-            <w:tcBorders>
-              <w:top w:val="single" w:color="999999" w:sz="4"/>
-              <w:left w:val="single" w:color="999999" w:sz="4"/>
-              <w:bottom w:val="single" w:color="999999" w:sz="4"/>
-              <w:right w:val="single" w:color="999999" w:sz="4"/>
-            </w:tcBorders>
-            <w:tcMar>
-              <w:top w:type="dxa" w:w="60"/>
-              <w:left w:type="dxa" w:w="90"/>
-              <w:bottom w:type="dxa" w:w="60"/>
-              <w:right w:type="dxa" w:w="90"/>
-            </w:tcMar>
-          </w:tcPr>
-          <w:p>
-            <w:pPr>
-              <w:jc w:val="left"/>
-            </w:pPr>
-            <w:r>
-              <w:rPr>
-                <w:sz w:val="16"/>
-                <w:szCs w:val="16"/>
-              </w:rPr>
-              <w:t xml:space="preserve">The navbar has no Users link, and </w:t>
-            </w:r>
-            <w:r>
-              <w:rPr>
-                <w:rFonts w:ascii="Consolas" w:cs="Consolas" w:eastAsia="Consolas" w:hAnsi="Consolas"/>
-                <w:sz w:val="15"/>
-                <w:szCs w:val="15"/>
-              </w:rPr>
-              <w:t xml:space="preserve">users.php</w:t>
-            </w:r>
-            <w:r>
-              <w:rPr>
-                <w:sz w:val="16"/>
-                <w:szCs w:val="16"/>
-              </w:rPr>
-              <w:t xml:space="preserve"> redirects to the dashboard.</w:t>
-            </w:r>
-          </w:p>
-        </w:tc>
-        <w:tc>
-          <w:tcPr>
-            <w:tcW w:type="dxa" w:w="5400"/>
-            <w:tcBorders>
-              <w:top w:val="single" w:color="999999" w:sz="4"/>
-              <w:left w:val="single" w:color="999999" w:sz="4"/>
-              <w:bottom w:val="single" w:color="999999" w:sz="4"/>
-              <w:right w:val="single" w:color="999999" w:sz="4"/>
-            </w:tcBorders>
-            <w:tcMar>
-              <w:top w:type="dxa" w:w="60"/>
-              <w:left w:type="dxa" w:w="90"/>
-              <w:bottom w:type="dxa" w:w="60"/>
-              <w:right w:type="dxa" w:w="90"/>
-            </w:tcMar>
-          </w:tcPr>
-          <w:p>
-            <w:pPr>
-              <w:jc w:val="left"/>
-            </w:pPr>
-            <w:r>
-              <w:rPr>
-                <w:sz w:val="16"/>
-                <w:szCs w:val="16"/>
-              </w:rPr>
-              <w:t xml:space="preserve">After login as </w:t>
-            </w:r>
-            <w:r>
-              <w:rPr>
-                <w:rFonts w:ascii="Consolas" w:cs="Consolas" w:eastAsia="Consolas" w:hAnsi="Consolas"/>
-                <w:sz w:val="15"/>
-                <w:szCs w:val="15"/>
-              </w:rPr>
-              <w:t xml:space="preserve">user</w:t>
-            </w:r>
-            <w:r>
-              <w:rPr>
-                <w:sz w:val="16"/>
-                <w:szCs w:val="16"/>
-              </w:rPr>
-              <w:t xml:space="preserve"> (“Regular User”) the navbar showed Dashboard, Products, Sales, Reports and Profile, with </w:t>
+              <w:t xml:space="preserve">Pre: logged in as </w:t>
+            </w:r>
+            <w:r>
+              <w:rPr>
+                <w:rFonts w:ascii="Consolas" w:cs="Consolas" w:eastAsia="Consolas" w:hAnsi="Consolas"/>
+                <w:sz w:val="15"/>
+                <w:szCs w:val="15"/>
+              </w:rPr>
+              <w:t xml:space="preserve">admin</w:t>
+            </w:r>
+            <w:r>
+              <w:rPr>
+                <w:sz w:val="16"/>
+                <w:szCs w:val="16"/>
+              </w:rPr>
+              <w:t xml:space="preserve">, on </w:t>
             </w:r>
             <w:r>
               <w:rPr>
@@ -2947,44 +3121,53 @@
                 <w:sz w:val="16"/>
                 <w:szCs w:val="16"/>
               </w:rPr>
-              <w:t xml:space="preserve">no Users link</w:t>
-            </w:r>
-            <w:r>
-              <w:rPr>
-                <w:sz w:val="16"/>
-                <w:szCs w:val="16"/>
-              </w:rPr>
-              <w:t xml:space="preserve">. Opening </w:t>
-            </w:r>
-            <w:r>
-              <w:rPr>
-                <w:rFonts w:ascii="Consolas" w:cs="Consolas" w:eastAsia="Consolas" w:hAnsi="Consolas"/>
-                <w:sz w:val="15"/>
-                <w:szCs w:val="15"/>
-              </w:rPr>
-              <w:t xml:space="preserve">users.php</w:t>
-            </w:r>
-            <w:r>
-              <w:rPr>
-                <w:sz w:val="16"/>
-                <w:szCs w:val="16"/>
-              </w:rPr>
-              <w:t xml:space="preserve"> redirected to </w:t>
-            </w:r>
-            <w:r>
-              <w:rPr>
-                <w:rFonts w:ascii="Consolas" w:cs="Consolas" w:eastAsia="Consolas" w:hAnsi="Consolas"/>
-                <w:sz w:val="15"/>
-                <w:szCs w:val="15"/>
-              </w:rPr>
-              <w:t xml:space="preserve">index.php</w:t>
-            </w:r>
-            <w:r>
-              <w:rPr>
-                <w:sz w:val="16"/>
-                <w:szCs w:val="16"/>
-              </w:rPr>
-              <w:t xml:space="preserve">, and no user list appeared. </w:t>
+              <w:t xml:space="preserve">Products</w:t>
+            </w:r>
+            <w:r>
+              <w:rPr>
+                <w:sz w:val="16"/>
+                <w:szCs w:val="16"/>
+              </w:rPr>
+              <w:t xml:space="preserve">.</w:t>
+            </w:r>
+          </w:p>
+          <w:p>
+            <w:pPr>
+              <w:jc w:val="left"/>
+            </w:pPr>
+            <w:r>
+              <w:rPr>
+                <w:sz w:val="16"/>
+                <w:szCs w:val="16"/>
+              </w:rPr>
+              <w:t xml:space="preserve">1. Enter </w:t>
+            </w:r>
+            <w:r>
+              <w:rPr>
+                <w:rFonts w:ascii="Consolas" w:cs="Consolas" w:eastAsia="Consolas" w:hAnsi="Consolas"/>
+                <w:sz w:val="15"/>
+                <w:szCs w:val="15"/>
+              </w:rPr>
+              <w:t xml:space="preserve">1</w:t>
+            </w:r>
+            <w:r>
+              <w:rPr>
+                <w:sz w:val="16"/>
+                <w:szCs w:val="16"/>
+              </w:rPr>
+              <w:t xml:space="preserve"> in Search by Product ID.</w:t>
+            </w:r>
+          </w:p>
+          <w:p>
+            <w:pPr>
+              <w:jc w:val="left"/>
+            </w:pPr>
+            <w:r>
+              <w:rPr>
+                <w:sz w:val="16"/>
+                <w:szCs w:val="16"/>
+              </w:rPr>
+              <w:t xml:space="preserve">2. Click </w:t>
             </w:r>
             <w:r>
               <w:rPr>
@@ -2993,6 +3176,165 @@
                 <w:sz w:val="16"/>
                 <w:szCs w:val="16"/>
               </w:rPr>
+              <w:t xml:space="preserve">Search</w:t>
+            </w:r>
+            <w:r>
+              <w:rPr>
+                <w:sz w:val="16"/>
+                <w:szCs w:val="16"/>
+              </w:rPr>
+              <w:t xml:space="preserve">.</w:t>
+            </w:r>
+          </w:p>
+          <w:p>
+            <w:pPr>
+              <w:jc w:val="left"/>
+            </w:pPr>
+            <w:r>
+              <w:rPr>
+                <w:sz w:val="16"/>
+                <w:szCs w:val="16"/>
+              </w:rPr>
+              <w:t xml:space="preserve">3. Read the message and the Search Result panel.</w:t>
+            </w:r>
+          </w:p>
+        </w:tc>
+        <w:tc>
+          <w:tcPr>
+            <w:tcW w:type="dxa" w:w="1100"/>
+            <w:tcBorders>
+              <w:top w:val="single" w:color="999999" w:sz="4"/>
+              <w:left w:val="single" w:color="999999" w:sz="4"/>
+              <w:bottom w:val="single" w:color="999999" w:sz="4"/>
+              <w:right w:val="single" w:color="999999" w:sz="4"/>
+            </w:tcBorders>
+            <w:tcMar>
+              <w:top w:type="dxa" w:w="60"/>
+              <w:left w:type="dxa" w:w="90"/>
+              <w:bottom w:type="dxa" w:w="60"/>
+              <w:right w:type="dxa" w:w="90"/>
+            </w:tcMar>
+          </w:tcPr>
+          <w:p>
+            <w:pPr>
+              <w:jc w:val="left"/>
+            </w:pPr>
+            <w:r>
+              <w:rPr>
+                <w:sz w:val="16"/>
+                <w:szCs w:val="16"/>
+              </w:rPr>
+              <w:t xml:space="preserve">Borderline data; black box</w:t>
+            </w:r>
+          </w:p>
+        </w:tc>
+        <w:tc>
+          <w:tcPr>
+            <w:tcW w:type="dxa" w:w="1900"/>
+            <w:tcBorders>
+              <w:top w:val="single" w:color="999999" w:sz="4"/>
+              <w:left w:val="single" w:color="999999" w:sz="4"/>
+              <w:bottom w:val="single" w:color="999999" w:sz="4"/>
+              <w:right w:val="single" w:color="999999" w:sz="4"/>
+            </w:tcBorders>
+            <w:tcMar>
+              <w:top w:type="dxa" w:w="60"/>
+              <w:left w:type="dxa" w:w="90"/>
+              <w:bottom w:type="dxa" w:w="60"/>
+              <w:right w:type="dxa" w:w="90"/>
+            </w:tcMar>
+          </w:tcPr>
+          <w:p>
+            <w:pPr>
+              <w:jc w:val="left"/>
+            </w:pPr>
+            <w:r>
+              <w:rPr>
+                <w:sz w:val="16"/>
+                <w:szCs w:val="16"/>
+              </w:rPr>
+              <w:t xml:space="preserve">Product ID </w:t>
+            </w:r>
+            <w:r>
+              <w:rPr>
+                <w:rFonts w:ascii="Consolas" w:cs="Consolas" w:eastAsia="Consolas" w:hAnsi="Consolas"/>
+                <w:sz w:val="15"/>
+                <w:szCs w:val="15"/>
+              </w:rPr>
+              <w:t xml:space="preserve">1</w:t>
+            </w:r>
+            <w:r>
+              <w:rPr>
+                <w:sz w:val="16"/>
+                <w:szCs w:val="16"/>
+              </w:rPr>
+              <w:t xml:space="preserve"> (the lowest valid ID; the app rejects anything below 1)</w:t>
+            </w:r>
+          </w:p>
+        </w:tc>
+        <w:tc>
+          <w:tcPr>
+            <w:tcW w:type="dxa" w:w="1700"/>
+            <w:tcBorders>
+              <w:top w:val="single" w:color="999999" w:sz="4"/>
+              <w:left w:val="single" w:color="999999" w:sz="4"/>
+              <w:bottom w:val="single" w:color="999999" w:sz="4"/>
+              <w:right w:val="single" w:color="999999" w:sz="4"/>
+            </w:tcBorders>
+            <w:tcMar>
+              <w:top w:type="dxa" w:w="60"/>
+              <w:left w:type="dxa" w:w="90"/>
+              <w:bottom w:type="dxa" w:w="60"/>
+              <w:right w:type="dxa" w:w="90"/>
+            </w:tcMar>
+          </w:tcPr>
+          <w:p>
+            <w:pPr>
+              <w:jc w:val="left"/>
+            </w:pPr>
+            <w:r>
+              <w:rPr>
+                <w:sz w:val="16"/>
+                <w:szCs w:val="16"/>
+              </w:rPr>
+              <w:t xml:space="preserve">The app finds Samsung TV 55" and shows “Product found using Binary Search”.</w:t>
+            </w:r>
+          </w:p>
+        </w:tc>
+        <w:tc>
+          <w:tcPr>
+            <w:tcW w:type="dxa" w:w="5400"/>
+            <w:tcBorders>
+              <w:top w:val="single" w:color="999999" w:sz="4"/>
+              <w:left w:val="single" w:color="999999" w:sz="4"/>
+              <w:bottom w:val="single" w:color="999999" w:sz="4"/>
+              <w:right w:val="single" w:color="999999" w:sz="4"/>
+            </w:tcBorders>
+            <w:tcMar>
+              <w:top w:type="dxa" w:w="60"/>
+              <w:left w:type="dxa" w:w="90"/>
+              <w:bottom w:type="dxa" w:w="60"/>
+              <w:right w:type="dxa" w:w="90"/>
+            </w:tcMar>
+          </w:tcPr>
+          <w:p>
+            <w:pPr>
+              <w:jc w:val="left"/>
+            </w:pPr>
+            <w:r>
+              <w:rPr>
+                <w:sz w:val="16"/>
+                <w:szCs w:val="16"/>
+              </w:rPr>
+              <w:t xml:space="preserve">The page showed “Product found using Binary Search (index: 0)” and a Search Result row: ID 1, Samsung TV 55", Television, $499.99, stock 15. </w:t>
+            </w:r>
+            <w:r>
+              <w:rPr>
+                <w:b/>
+                <w:bCs/>
+                <w:sz w:val="16"/>
+                <w:szCs w:val="16"/>
+              </w:rPr>
               <w:t xml:space="preserve">PASS.</w:t>
             </w:r>
             <w:r>
@@ -3008,22 +3350,7 @@
                 <w:sz w:val="15"/>
                 <w:szCs w:val="15"/>
               </w:rPr>
-              <w:t xml:space="preserve">evidence/TC06_user_access.png</w:t>
-            </w:r>
-            <w:r>
-              <w:rPr>
-                <w:sz w:val="16"/>
-                <w:szCs w:val="16"/>
-              </w:rPr>
-              <w:t xml:space="preserve">, </w:t>
-            </w:r>
-            <w:r>
-              <w:rPr>
-                <w:rFonts w:ascii="Consolas" w:cs="Consolas" w:eastAsia="Consolas" w:hAnsi="Consolas"/>
-                <w:sz w:val="15"/>
-                <w:szCs w:val="15"/>
-              </w:rPr>
-              <w:t xml:space="preserve">evidence/TC06_users_blocked.png</w:t>
+              <w:t xml:space="preserve">evidence/TC07_search_id1.png</w:t>
             </w:r>
           </w:p>
           <w:p>
@@ -3033,9 +3360,9 @@
             <w:r>
               <w:drawing>
                 <wp:inline distT="0" distB="0" distL="0" distR="0">
-                  <wp:extent cx="3333750" cy="1924050"/>
+                  <wp:extent cx="2095500" cy="2000250"/>
                   <wp:effectExtent t="0" r="0" b="0" l="0"/>
-                  <wp:docPr id="7" name="TC06_user_access.png" descr="Evidence screenshot TC06_user_access.png" title="TC06_user_access.png"/>
+                  <wp:docPr id="7" name="TC07_search_id1.png" descr="Evidence screenshot TC07_search_id1.png" title="TC07_search_id1.png"/>
                   <wp:cNvGraphicFramePr>
                     <a:graphicFrameLocks xmlns:a="http://schemas.openxmlformats.org/drawingml/2006/main" noChangeAspect="1"/>
                   </wp:cNvGraphicFramePr>
@@ -3058,7 +3385,7 @@
                         <pic:spPr bwMode="auto">
                           <a:xfrm>
                             <a:off x="0" y="0"/>
-                            <a:ext cx="3333750" cy="1924050"/>
+                            <a:ext cx="2095500" cy="2000250"/>
                           </a:xfrm>
                           <a:prstGeom prst="rect">
                             <a:avLst/>
@@ -3071,51 +3398,6 @@
               </w:drawing>
             </w:r>
           </w:p>
-          <w:p>
-            <w:pPr>
-              <w:spacing w:before="60"/>
-            </w:pPr>
-            <w:r>
-              <w:drawing>
-                <wp:inline distT="0" distB="0" distL="0" distR="0">
-                  <wp:extent cx="3333750" cy="1924050"/>
-                  <wp:effectExtent t="0" r="0" b="0" l="0"/>
-                  <wp:docPr id="8" name="TC06_users_blocked.png" descr="Evidence screenshot TC06_users_blocked.png" title="TC06_users_blocked.png"/>
-                  <wp:cNvGraphicFramePr>
-                    <a:graphicFrameLocks xmlns:a="http://schemas.openxmlformats.org/drawingml/2006/main" noChangeAspect="1"/>
-                  </wp:cNvGraphicFramePr>
-                  <a:graphic xmlns:a="http://schemas.openxmlformats.org/drawingml/2006/main">
-                    <a:graphicData uri="http://schemas.openxmlformats.org/drawingml/2006/picture">
-                      <pic:pic xmlns:pic="http://schemas.openxmlformats.org/drawingml/2006/picture">
-                        <pic:nvPicPr>
-                          <pic:cNvPr id="0" name="" descr=""/>
-                          <pic:cNvPicPr>
-                            <a:picLocks noChangeAspect="1" noChangeArrowheads="1"/>
-                          </pic:cNvPicPr>
-                        </pic:nvPicPr>
-                        <pic:blipFill>
-                          <a:blip r:embed="rId13" cstate="none"/>
-                          <a:srcRect/>
-                          <a:stretch>
-                            <a:fillRect/>
-                          </a:stretch>
-                        </pic:blipFill>
-                        <pic:spPr bwMode="auto">
-                          <a:xfrm>
-                            <a:off x="0" y="0"/>
-                            <a:ext cx="3333750" cy="1924050"/>
-                          </a:xfrm>
-                          <a:prstGeom prst="rect">
-                            <a:avLst/>
-                          </a:prstGeom>
-                        </pic:spPr>
-                      </pic:pic>
-                    </a:graphicData>
-                  </a:graphic>
-                </wp:inline>
-              </w:drawing>
-            </w:r>
-          </w:p>
         </w:tc>
       </w:tr>
       <w:tr>
@@ -3147,7 +3429,7 @@
                 <w:sz w:val="16"/>
                 <w:szCs w:val="16"/>
               </w:rPr>
-              <w:t xml:space="preserve">7</w:t>
+              <w:t xml:space="preserve">8</w:t>
             </w:r>
           </w:p>
         </w:tc>
@@ -3176,7 +3458,7 @@
                 <w:sz w:val="16"/>
                 <w:szCs w:val="16"/>
               </w:rPr>
-              <w:t xml:space="preserve">Check that a sale updates the preview, the history and the stock.</w:t>
+              <w:t xml:space="preserve">Check that Product ID search rejects an ID below 1.</w:t>
             </w:r>
           </w:p>
         </w:tc>
@@ -3220,19 +3502,7 @@
                 <w:sz w:val="16"/>
                 <w:szCs w:val="16"/>
               </w:rPr>
-              <w:t xml:space="preserve">; Samsung TV 55" stock is 15.</w:t>
-            </w:r>
-          </w:p>
-          <w:p>
-            <w:pPr>
-              <w:jc w:val="left"/>
-            </w:pPr>
-            <w:r>
-              <w:rPr>
-                <w:sz w:val="16"/>
-                <w:szCs w:val="16"/>
-              </w:rPr>
-              <w:t xml:space="preserve">1. Open </w:t>
+              <w:t xml:space="preserve">, on </w:t>
             </w:r>
             <w:r>
               <w:rPr>
@@ -3241,7 +3511,7 @@
                 <w:sz w:val="16"/>
                 <w:szCs w:val="16"/>
               </w:rPr>
-              <w:t xml:space="preserve">Sales</w:t>
+              <w:t xml:space="preserve">Products</w:t>
             </w:r>
             <w:r>
               <w:rPr>
@@ -3260,46 +3530,34 @@
                 <w:sz w:val="16"/>
                 <w:szCs w:val="16"/>
               </w:rPr>
-              <w:t xml:space="preserve">2. Select Samsung TV 55" (Stock: 15), enter quantity </w:t>
-            </w:r>
-            <w:r>
-              <w:rPr>
-                <w:rFonts w:ascii="Consolas" w:cs="Consolas" w:eastAsia="Consolas" w:hAnsi="Consolas"/>
-                <w:sz w:val="15"/>
-                <w:szCs w:val="15"/>
-              </w:rPr>
-              <w:t xml:space="preserve">2</w:t>
-            </w:r>
-            <w:r>
-              <w:rPr>
-                <w:sz w:val="16"/>
-                <w:szCs w:val="16"/>
-              </w:rPr>
-              <w:t xml:space="preserve">, and keep today's date.</w:t>
-            </w:r>
-          </w:p>
-          <w:p>
-            <w:pPr>
-              <w:jc w:val="left"/>
-            </w:pPr>
-            <w:r>
-              <w:rPr>
-                <w:sz w:val="16"/>
-                <w:szCs w:val="16"/>
-              </w:rPr>
-              <w:t xml:space="preserve">3. Read the preview box.</w:t>
-            </w:r>
-          </w:p>
-          <w:p>
-            <w:pPr>
-              <w:jc w:val="left"/>
-            </w:pPr>
-            <w:r>
-              <w:rPr>
-                <w:sz w:val="16"/>
-                <w:szCs w:val="16"/>
-              </w:rPr>
-              <w:t xml:space="preserve">4. Click </w:t>
+              <w:t xml:space="preserve">1. Enter </w:t>
+            </w:r>
+            <w:r>
+              <w:rPr>
+                <w:rFonts w:ascii="Consolas" w:cs="Consolas" w:eastAsia="Consolas" w:hAnsi="Consolas"/>
+                <w:sz w:val="15"/>
+                <w:szCs w:val="15"/>
+              </w:rPr>
+              <w:t xml:space="preserve">0</w:t>
+            </w:r>
+            <w:r>
+              <w:rPr>
+                <w:sz w:val="16"/>
+                <w:szCs w:val="16"/>
+              </w:rPr>
+              <w:t xml:space="preserve"> in Search by Product ID.</w:t>
+            </w:r>
+          </w:p>
+          <w:p>
+            <w:pPr>
+              <w:jc w:val="left"/>
+            </w:pPr>
+            <w:r>
+              <w:rPr>
+                <w:sz w:val="16"/>
+                <w:szCs w:val="16"/>
+              </w:rPr>
+              <w:t xml:space="preserve">2. Click </w:t>
             </w:r>
             <w:r>
               <w:rPr>
@@ -3308,7 +3566,7 @@
                 <w:sz w:val="16"/>
                 <w:szCs w:val="16"/>
               </w:rPr>
-              <w:t xml:space="preserve">Record Sale</w:t>
+              <w:t xml:space="preserve">Search</w:t>
             </w:r>
             <w:r>
               <w:rPr>
@@ -3318,18 +3576,6 @@
               <w:t xml:space="preserve">.</w:t>
             </w:r>
           </w:p>
-          <w:p>
-            <w:pPr>
-              <w:jc w:val="left"/>
-            </w:pPr>
-            <w:r>
-              <w:rPr>
-                <w:sz w:val="16"/>
-                <w:szCs w:val="16"/>
-              </w:rPr>
-              <w:t xml:space="preserve">5. Read the alert, the Sales History and the stock.</w:t>
-            </w:r>
-          </w:p>
         </w:tc>
         <w:tc>
           <w:tcPr>
@@ -3356,7 +3602,7 @@
                 <w:sz w:val="16"/>
                 <w:szCs w:val="16"/>
               </w:rPr>
-              <w:t xml:space="preserve">Functional, calculation</w:t>
+              <w:t xml:space="preserve">Invalid data; black box</w:t>
             </w:r>
           </w:p>
         </w:tc>
@@ -3385,60 +3631,22 @@
                 <w:sz w:val="16"/>
                 <w:szCs w:val="16"/>
               </w:rPr>
-              <w:t xml:space="preserve">Product Samsung TV 55" (price </w:t>
-            </w:r>
-            <w:r>
-              <w:rPr>
-                <w:rFonts w:ascii="Consolas" w:cs="Consolas" w:eastAsia="Consolas" w:hAnsi="Consolas"/>
-                <w:sz w:val="15"/>
-                <w:szCs w:val="15"/>
-              </w:rPr>
-              <w:t xml:space="preserve">$499.99</w:t>
-            </w:r>
-            <w:r>
-              <w:rPr>
-                <w:sz w:val="16"/>
-                <w:szCs w:val="16"/>
-              </w:rPr>
-              <w:t xml:space="preserve">, stock </w:t>
-            </w:r>
-            <w:r>
-              <w:rPr>
-                <w:rFonts w:ascii="Consolas" w:cs="Consolas" w:eastAsia="Consolas" w:hAnsi="Consolas"/>
-                <w:sz w:val="15"/>
-                <w:szCs w:val="15"/>
-              </w:rPr>
-              <w:t xml:space="preserve">15</w:t>
-            </w:r>
-            <w:r>
-              <w:rPr>
-                <w:sz w:val="16"/>
-                <w:szCs w:val="16"/>
-              </w:rPr>
-              <w:t xml:space="preserve">); quantity </w:t>
-            </w:r>
-            <w:r>
-              <w:rPr>
-                <w:rFonts w:ascii="Consolas" w:cs="Consolas" w:eastAsia="Consolas" w:hAnsi="Consolas"/>
-                <w:sz w:val="15"/>
-                <w:szCs w:val="15"/>
-              </w:rPr>
-              <w:t xml:space="preserve">2</w:t>
-            </w:r>
-            <w:r>
-              <w:rPr>
-                <w:sz w:val="16"/>
-                <w:szCs w:val="16"/>
-              </w:rPr>
-              <w:t xml:space="preserve">; date = today (08/10/2026); expected revenue </w:t>
-            </w:r>
-            <w:r>
-              <w:rPr>
-                <w:rFonts w:ascii="Consolas" w:cs="Consolas" w:eastAsia="Consolas" w:hAnsi="Consolas"/>
-                <w:sz w:val="15"/>
-                <w:szCs w:val="15"/>
-              </w:rPr>
-              <w:t xml:space="preserve">$999.98</w:t>
+              <w:t xml:space="preserve">Product ID </w:t>
+            </w:r>
+            <w:r>
+              <w:rPr>
+                <w:rFonts w:ascii="Consolas" w:cs="Consolas" w:eastAsia="Consolas" w:hAnsi="Consolas"/>
+                <w:sz w:val="15"/>
+                <w:szCs w:val="15"/>
+              </w:rPr>
+              <w:t xml:space="preserve">0</w:t>
+            </w:r>
+            <w:r>
+              <w:rPr>
+                <w:sz w:val="16"/>
+                <w:szCs w:val="16"/>
+              </w:rPr>
+              <w:t xml:space="preserve"> (one below the lowest valid ID)</w:t>
             </w:r>
           </w:p>
         </w:tc>
@@ -3467,7 +3675,7 @@
                 <w:sz w:val="16"/>
                 <w:szCs w:val="16"/>
               </w:rPr>
-              <w:t xml:space="preserve">The preview shows $499.99 and $999.98, the sale appears in the history, and stock drops from 15 to 13.</w:t>
+              <w:t xml:space="preserve">The app shows “Product ID must be a positive number.” and no Search Result.</w:t>
             </w:r>
           </w:p>
         </w:tc>
@@ -3496,7 +3704,7 @@
                 <w:sz w:val="16"/>
                 <w:szCs w:val="16"/>
               </w:rPr>
-              <w:t xml:space="preserve">The preview showed Unit Price $499.99 and Estimated Revenue $999.98. After </w:t>
+              <w:t xml:space="preserve">The page showed “Product ID must be a positive number.” and no Search Result panel. </w:t>
             </w:r>
             <w:r>
               <w:rPr>
@@ -3505,22 +3713,6 @@
                 <w:sz w:val="16"/>
                 <w:szCs w:val="16"/>
               </w:rPr>
-              <w:t xml:space="preserve">Record Sale</w:t>
-            </w:r>
-            <w:r>
-              <w:rPr>
-                <w:sz w:val="16"/>
-                <w:szCs w:val="16"/>
-              </w:rPr>
-              <w:t xml:space="preserve"> the alert said “Sale recorded! 2 unit(s) … New stock: 13 units.” Sales History gained row #1 (quantity 2, $499.99, $999.98, 08/10/2026). Stock fell from 15 to 13, and the database shows the same. </w:t>
-            </w:r>
-            <w:r>
-              <w:rPr>
-                <w:b/>
-                <w:bCs/>
-                <w:sz w:val="16"/>
-                <w:szCs w:val="16"/>
-              </w:rPr>
               <w:t xml:space="preserve">PASS.</w:t>
             </w:r>
             <w:r>
@@ -3528,45 +3720,15 @@
                 <w:sz w:val="16"/>
                 <w:szCs w:val="16"/>
               </w:rPr>
-              <w:t xml:space="preserve"> Defect: the alert prints the product name as </w:t>
-            </w:r>
-            <w:r>
-              <w:rPr>
-                <w:rFonts w:ascii="Consolas" w:cs="Consolas" w:eastAsia="Consolas" w:hAnsi="Consolas"/>
-                <w:sz w:val="15"/>
-                <w:szCs w:val="15"/>
-              </w:rPr>
-              <w:t xml:space="preserve">'Samsung TV 55&amp;quot;'</w:t>
-            </w:r>
-            <w:r>
-              <w:rPr>
-                <w:sz w:val="16"/>
-                <w:szCs w:val="16"/>
-              </w:rPr>
-              <w:t xml:space="preserve">. The app escapes the text twice, so the HTML entity appears as typed. The sale itself is correct. Evidence: </w:t>
-            </w:r>
-            <w:r>
-              <w:rPr>
-                <w:rFonts w:ascii="Consolas" w:cs="Consolas" w:eastAsia="Consolas" w:hAnsi="Consolas"/>
-                <w:sz w:val="15"/>
-                <w:szCs w:val="15"/>
-              </w:rPr>
-              <w:t xml:space="preserve">evidence/TC07_sale_preview.png</w:t>
-            </w:r>
-            <w:r>
-              <w:rPr>
-                <w:sz w:val="16"/>
-                <w:szCs w:val="16"/>
-              </w:rPr>
-              <w:t xml:space="preserve">, </w:t>
-            </w:r>
-            <w:r>
-              <w:rPr>
-                <w:rFonts w:ascii="Consolas" w:cs="Consolas" w:eastAsia="Consolas" w:hAnsi="Consolas"/>
-                <w:sz w:val="15"/>
-                <w:szCs w:val="15"/>
-              </w:rPr>
-              <w:t xml:space="preserve">evidence/TC07_sale_recorded.png</w:t>
+              <w:t xml:space="preserve"> Evidence: </w:t>
+            </w:r>
+            <w:r>
+              <w:rPr>
+                <w:rFonts w:ascii="Consolas" w:cs="Consolas" w:eastAsia="Consolas" w:hAnsi="Consolas"/>
+                <w:sz w:val="15"/>
+                <w:szCs w:val="15"/>
+              </w:rPr>
+              <w:t xml:space="preserve">evidence/TC08_search_id0.png</w:t>
             </w:r>
           </w:p>
           <w:p>
@@ -3576,9 +3738,9 @@
             <w:r>
               <w:drawing>
                 <wp:inline distT="0" distB="0" distL="0" distR="0">
-                  <wp:extent cx="3333750" cy="1981200"/>
+                  <wp:extent cx="2419350" cy="2000250"/>
                   <wp:effectExtent t="0" r="0" b="0" l="0"/>
-                  <wp:docPr id="9" name="TC07_sale_preview.png" descr="Evidence screenshot TC07_sale_preview.png" title="TC07_sale_preview.png"/>
+                  <wp:docPr id="8" name="TC08_search_id0.png" descr="Evidence screenshot TC08_search_id0.png" title="TC08_search_id0.png"/>
                   <wp:cNvGraphicFramePr>
                     <a:graphicFrameLocks xmlns:a="http://schemas.openxmlformats.org/drawingml/2006/main" noChangeAspect="1"/>
                   </wp:cNvGraphicFramePr>
@@ -3601,7 +3763,7 @@
                         <pic:spPr bwMode="auto">
                           <a:xfrm>
                             <a:off x="0" y="0"/>
-                            <a:ext cx="3333750" cy="1981200"/>
+                            <a:ext cx="2419350" cy="2000250"/>
                           </a:xfrm>
                           <a:prstGeom prst="rect">
                             <a:avLst/>
@@ -3614,6 +3776,421 @@
               </w:drawing>
             </w:r>
           </w:p>
+        </w:tc>
+      </w:tr>
+      <w:tr>
+        <w:trPr>
+          <w:cantSplit/>
+        </w:trPr>
+        <w:tc>
+          <w:tcPr>
+            <w:tcW w:type="dxa" w:w="400"/>
+            <w:tcBorders>
+              <w:top w:val="single" w:color="999999" w:sz="4"/>
+              <w:left w:val="single" w:color="999999" w:sz="4"/>
+              <w:bottom w:val="single" w:color="999999" w:sz="4"/>
+              <w:right w:val="single" w:color="999999" w:sz="4"/>
+            </w:tcBorders>
+            <w:tcMar>
+              <w:top w:type="dxa" w:w="60"/>
+              <w:left w:type="dxa" w:w="90"/>
+              <w:bottom w:type="dxa" w:w="60"/>
+              <w:right w:type="dxa" w:w="90"/>
+            </w:tcMar>
+          </w:tcPr>
+          <w:p>
+            <w:pPr>
+              <w:jc w:val="center"/>
+            </w:pPr>
+            <w:r>
+              <w:rPr>
+                <w:sz w:val="16"/>
+                <w:szCs w:val="16"/>
+              </w:rPr>
+              <w:t xml:space="preserve">9</w:t>
+            </w:r>
+          </w:p>
+        </w:tc>
+        <w:tc>
+          <w:tcPr>
+            <w:tcW w:type="dxa" w:w="1300"/>
+            <w:tcBorders>
+              <w:top w:val="single" w:color="999999" w:sz="4"/>
+              <w:left w:val="single" w:color="999999" w:sz="4"/>
+              <w:bottom w:val="single" w:color="999999" w:sz="4"/>
+              <w:right w:val="single" w:color="999999" w:sz="4"/>
+            </w:tcBorders>
+            <w:tcMar>
+              <w:top w:type="dxa" w:w="60"/>
+              <w:left w:type="dxa" w:w="90"/>
+              <w:bottom w:type="dxa" w:w="60"/>
+              <w:right w:type="dxa" w:w="90"/>
+            </w:tcMar>
+          </w:tcPr>
+          <w:p>
+            <w:pPr>
+              <w:jc w:val="left"/>
+            </w:pPr>
+            <w:r>
+              <w:rPr>
+                <w:sz w:val="16"/>
+                <w:szCs w:val="16"/>
+              </w:rPr>
+              <w:t xml:space="preserve">Check that a regular user cannot open the Users page.</w:t>
+            </w:r>
+          </w:p>
+        </w:tc>
+        <w:tc>
+          <w:tcPr>
+            <w:tcW w:type="dxa" w:w="2600"/>
+            <w:tcBorders>
+              <w:top w:val="single" w:color="999999" w:sz="4"/>
+              <w:left w:val="single" w:color="999999" w:sz="4"/>
+              <w:bottom w:val="single" w:color="999999" w:sz="4"/>
+              <w:right w:val="single" w:color="999999" w:sz="4"/>
+            </w:tcBorders>
+            <w:tcMar>
+              <w:top w:type="dxa" w:w="60"/>
+              <w:left w:type="dxa" w:w="90"/>
+              <w:bottom w:type="dxa" w:w="60"/>
+              <w:right w:type="dxa" w:w="90"/>
+            </w:tcMar>
+          </w:tcPr>
+          <w:p>
+            <w:pPr>
+              <w:jc w:val="left"/>
+            </w:pPr>
+            <w:r>
+              <w:rPr>
+                <w:sz w:val="16"/>
+                <w:szCs w:val="16"/>
+              </w:rPr>
+              <w:t xml:space="preserve">1. Open </w:t>
+            </w:r>
+            <w:r>
+              <w:rPr>
+                <w:rFonts w:ascii="Consolas" w:cs="Consolas" w:eastAsia="Consolas" w:hAnsi="Consolas"/>
+                <w:sz w:val="15"/>
+                <w:szCs w:val="15"/>
+              </w:rPr>
+              <w:t xml:space="preserve">/login.php</w:t>
+            </w:r>
+            <w:r>
+              <w:rPr>
+                <w:sz w:val="16"/>
+                <w:szCs w:val="16"/>
+              </w:rPr>
+              <w:t xml:space="preserve"> and sign in as </w:t>
+            </w:r>
+            <w:r>
+              <w:rPr>
+                <w:rFonts w:ascii="Consolas" w:cs="Consolas" w:eastAsia="Consolas" w:hAnsi="Consolas"/>
+                <w:sz w:val="15"/>
+                <w:szCs w:val="15"/>
+              </w:rPr>
+              <w:t xml:space="preserve">user</w:t>
+            </w:r>
+            <w:r>
+              <w:rPr>
+                <w:sz w:val="16"/>
+                <w:szCs w:val="16"/>
+              </w:rPr>
+              <w:t xml:space="preserve"> / </w:t>
+            </w:r>
+            <w:r>
+              <w:rPr>
+                <w:rFonts w:ascii="Consolas" w:cs="Consolas" w:eastAsia="Consolas" w:hAnsi="Consolas"/>
+                <w:sz w:val="15"/>
+                <w:szCs w:val="15"/>
+              </w:rPr>
+              <w:t xml:space="preserve">password</w:t>
+            </w:r>
+            <w:r>
+              <w:rPr>
+                <w:sz w:val="16"/>
+                <w:szCs w:val="16"/>
+              </w:rPr>
+              <w:t xml:space="preserve">.</w:t>
+            </w:r>
+          </w:p>
+          <w:p>
+            <w:pPr>
+              <w:jc w:val="left"/>
+            </w:pPr>
+            <w:r>
+              <w:rPr>
+                <w:sz w:val="16"/>
+                <w:szCs w:val="16"/>
+              </w:rPr>
+              <w:t xml:space="preserve">2. Look for a Users link in the navbar.</w:t>
+            </w:r>
+          </w:p>
+          <w:p>
+            <w:pPr>
+              <w:jc w:val="left"/>
+            </w:pPr>
+            <w:r>
+              <w:rPr>
+                <w:sz w:val="16"/>
+                <w:szCs w:val="16"/>
+              </w:rPr>
+              <w:t xml:space="preserve">3. Type </w:t>
+            </w:r>
+            <w:r>
+              <w:rPr>
+                <w:rFonts w:ascii="Consolas" w:cs="Consolas" w:eastAsia="Consolas" w:hAnsi="Consolas"/>
+                <w:sz w:val="15"/>
+                <w:szCs w:val="15"/>
+              </w:rPr>
+              <w:t xml:space="preserve">/users.php</w:t>
+            </w:r>
+            <w:r>
+              <w:rPr>
+                <w:sz w:val="16"/>
+                <w:szCs w:val="16"/>
+              </w:rPr>
+              <w:t xml:space="preserve"> in the address bar.</w:t>
+            </w:r>
+          </w:p>
+        </w:tc>
+        <w:tc>
+          <w:tcPr>
+            <w:tcW w:type="dxa" w:w="1100"/>
+            <w:tcBorders>
+              <w:top w:val="single" w:color="999999" w:sz="4"/>
+              <w:left w:val="single" w:color="999999" w:sz="4"/>
+              <w:bottom w:val="single" w:color="999999" w:sz="4"/>
+              <w:right w:val="single" w:color="999999" w:sz="4"/>
+            </w:tcBorders>
+            <w:tcMar>
+              <w:top w:type="dxa" w:w="60"/>
+              <w:left w:type="dxa" w:w="90"/>
+              <w:bottom w:type="dxa" w:w="60"/>
+              <w:right w:type="dxa" w:w="90"/>
+            </w:tcMar>
+          </w:tcPr>
+          <w:p>
+            <w:pPr>
+              <w:jc w:val="left"/>
+            </w:pPr>
+            <w:r>
+              <w:rPr>
+                <w:sz w:val="16"/>
+                <w:szCs w:val="16"/>
+              </w:rPr>
+              <w:t xml:space="preserve">Invalid data (account without admin rights); black box</w:t>
+            </w:r>
+          </w:p>
+        </w:tc>
+        <w:tc>
+          <w:tcPr>
+            <w:tcW w:type="dxa" w:w="1900"/>
+            <w:tcBorders>
+              <w:top w:val="single" w:color="999999" w:sz="4"/>
+              <w:left w:val="single" w:color="999999" w:sz="4"/>
+              <w:bottom w:val="single" w:color="999999" w:sz="4"/>
+              <w:right w:val="single" w:color="999999" w:sz="4"/>
+            </w:tcBorders>
+            <w:tcMar>
+              <w:top w:type="dxa" w:w="60"/>
+              <w:left w:type="dxa" w:w="90"/>
+              <w:bottom w:type="dxa" w:w="60"/>
+              <w:right w:type="dxa" w:w="90"/>
+            </w:tcMar>
+          </w:tcPr>
+          <w:p>
+            <w:pPr>
+              <w:jc w:val="left"/>
+            </w:pPr>
+            <w:r>
+              <w:rPr>
+                <w:sz w:val="16"/>
+                <w:szCs w:val="16"/>
+              </w:rPr>
+              <w:t xml:space="preserve">Username </w:t>
+            </w:r>
+            <w:r>
+              <w:rPr>
+                <w:rFonts w:ascii="Consolas" w:cs="Consolas" w:eastAsia="Consolas" w:hAnsi="Consolas"/>
+                <w:sz w:val="15"/>
+                <w:szCs w:val="15"/>
+              </w:rPr>
+              <w:t xml:space="preserve">user</w:t>
+            </w:r>
+            <w:r>
+              <w:rPr>
+                <w:sz w:val="16"/>
+                <w:szCs w:val="16"/>
+              </w:rPr>
+              <w:t xml:space="preserve">; password </w:t>
+            </w:r>
+            <w:r>
+              <w:rPr>
+                <w:rFonts w:ascii="Consolas" w:cs="Consolas" w:eastAsia="Consolas" w:hAnsi="Consolas"/>
+                <w:sz w:val="15"/>
+                <w:szCs w:val="15"/>
+              </w:rPr>
+              <w:t xml:space="preserve">password</w:t>
+            </w:r>
+            <w:r>
+              <w:rPr>
+                <w:sz w:val="16"/>
+                <w:szCs w:val="16"/>
+              </w:rPr>
+              <w:t xml:space="preserve"> (role: user); URL </w:t>
+            </w:r>
+            <w:r>
+              <w:rPr>
+                <w:rFonts w:ascii="Consolas" w:cs="Consolas" w:eastAsia="Consolas" w:hAnsi="Consolas"/>
+                <w:sz w:val="15"/>
+                <w:szCs w:val="15"/>
+              </w:rPr>
+              <w:t xml:space="preserve">/users.php</w:t>
+            </w:r>
+          </w:p>
+        </w:tc>
+        <w:tc>
+          <w:tcPr>
+            <w:tcW w:type="dxa" w:w="1700"/>
+            <w:tcBorders>
+              <w:top w:val="single" w:color="999999" w:sz="4"/>
+              <w:left w:val="single" w:color="999999" w:sz="4"/>
+              <w:bottom w:val="single" w:color="999999" w:sz="4"/>
+              <w:right w:val="single" w:color="999999" w:sz="4"/>
+            </w:tcBorders>
+            <w:tcMar>
+              <w:top w:type="dxa" w:w="60"/>
+              <w:left w:type="dxa" w:w="90"/>
+              <w:bottom w:type="dxa" w:w="60"/>
+              <w:right w:type="dxa" w:w="90"/>
+            </w:tcMar>
+          </w:tcPr>
+          <w:p>
+            <w:pPr>
+              <w:jc w:val="left"/>
+            </w:pPr>
+            <w:r>
+              <w:rPr>
+                <w:sz w:val="16"/>
+                <w:szCs w:val="16"/>
+              </w:rPr>
+              <w:t xml:space="preserve">The navbar has no Users link, and </w:t>
+            </w:r>
+            <w:r>
+              <w:rPr>
+                <w:rFonts w:ascii="Consolas" w:cs="Consolas" w:eastAsia="Consolas" w:hAnsi="Consolas"/>
+                <w:sz w:val="15"/>
+                <w:szCs w:val="15"/>
+              </w:rPr>
+              <w:t xml:space="preserve">users.php</w:t>
+            </w:r>
+            <w:r>
+              <w:rPr>
+                <w:sz w:val="16"/>
+                <w:szCs w:val="16"/>
+              </w:rPr>
+              <w:t xml:space="preserve"> sends the user back to the dashboard.</w:t>
+            </w:r>
+          </w:p>
+        </w:tc>
+        <w:tc>
+          <w:tcPr>
+            <w:tcW w:type="dxa" w:w="5400"/>
+            <w:tcBorders>
+              <w:top w:val="single" w:color="999999" w:sz="4"/>
+              <w:left w:val="single" w:color="999999" w:sz="4"/>
+              <w:bottom w:val="single" w:color="999999" w:sz="4"/>
+              <w:right w:val="single" w:color="999999" w:sz="4"/>
+            </w:tcBorders>
+            <w:tcMar>
+              <w:top w:type="dxa" w:w="60"/>
+              <w:left w:type="dxa" w:w="90"/>
+              <w:bottom w:type="dxa" w:w="60"/>
+              <w:right w:type="dxa" w:w="90"/>
+            </w:tcMar>
+          </w:tcPr>
+          <w:p>
+            <w:pPr>
+              <w:jc w:val="left"/>
+            </w:pPr>
+            <w:r>
+              <w:rPr>
+                <w:sz w:val="16"/>
+                <w:szCs w:val="16"/>
+              </w:rPr>
+              <w:t xml:space="preserve">The navbar showed “Regular User” with Dashboard, Products, Sales and Reports, and </w:t>
+            </w:r>
+            <w:r>
+              <w:rPr>
+                <w:b/>
+                <w:bCs/>
+                <w:sz w:val="16"/>
+                <w:szCs w:val="16"/>
+              </w:rPr>
+              <w:t xml:space="preserve">no Users link</w:t>
+            </w:r>
+            <w:r>
+              <w:rPr>
+                <w:sz w:val="16"/>
+                <w:szCs w:val="16"/>
+              </w:rPr>
+              <w:t xml:space="preserve">. Opening </w:t>
+            </w:r>
+            <w:r>
+              <w:rPr>
+                <w:rFonts w:ascii="Consolas" w:cs="Consolas" w:eastAsia="Consolas" w:hAnsi="Consolas"/>
+                <w:sz w:val="15"/>
+                <w:szCs w:val="15"/>
+              </w:rPr>
+              <w:t xml:space="preserve">users.php</w:t>
+            </w:r>
+            <w:r>
+              <w:rPr>
+                <w:sz w:val="16"/>
+                <w:szCs w:val="16"/>
+              </w:rPr>
+              <w:t xml:space="preserve"> redirected to </w:t>
+            </w:r>
+            <w:r>
+              <w:rPr>
+                <w:rFonts w:ascii="Consolas" w:cs="Consolas" w:eastAsia="Consolas" w:hAnsi="Consolas"/>
+                <w:sz w:val="15"/>
+                <w:szCs w:val="15"/>
+              </w:rPr>
+              <w:t xml:space="preserve">index.php</w:t>
+            </w:r>
+            <w:r>
+              <w:rPr>
+                <w:sz w:val="16"/>
+                <w:szCs w:val="16"/>
+              </w:rPr>
+              <w:t xml:space="preserve">, and no user list appeared. </w:t>
+            </w:r>
+            <w:r>
+              <w:rPr>
+                <w:b/>
+                <w:bCs/>
+                <w:sz w:val="16"/>
+                <w:szCs w:val="16"/>
+              </w:rPr>
+              <w:t xml:space="preserve">PASS.</w:t>
+            </w:r>
+            <w:r>
+              <w:rPr>
+                <w:sz w:val="16"/>
+                <w:szCs w:val="16"/>
+              </w:rPr>
+              <w:t xml:space="preserve"> Evidence: </w:t>
+            </w:r>
+            <w:r>
+              <w:rPr>
+                <w:rFonts w:ascii="Consolas" w:cs="Consolas" w:eastAsia="Consolas" w:hAnsi="Consolas"/>
+                <w:sz w:val="15"/>
+                <w:szCs w:val="15"/>
+              </w:rPr>
+              <w:t xml:space="preserve">evidence/TC09_users_blocked.png</w:t>
+            </w:r>
+          </w:p>
           <w:p>
             <w:pPr>
               <w:spacing w:before="60"/>
@@ -3621,9 +4198,9 @@
             <w:r>
               <w:drawing>
                 <wp:inline distT="0" distB="0" distL="0" distR="0">
-                  <wp:extent cx="3333750" cy="1876425"/>
+                  <wp:extent cx="3333750" cy="1924050"/>
                   <wp:effectExtent t="0" r="0" b="0" l="0"/>
-                  <wp:docPr id="10" name="TC07_sale_recorded.png" descr="Evidence screenshot TC07_sale_recorded.png" title="TC07_sale_recorded.png"/>
+                  <wp:docPr id="9" name="TC09_users_blocked.png" descr="Evidence screenshot TC09_users_blocked.png" title="TC09_users_blocked.png"/>
                   <wp:cNvGraphicFramePr>
                     <a:graphicFrameLocks xmlns:a="http://schemas.openxmlformats.org/drawingml/2006/main" noChangeAspect="1"/>
                   </wp:cNvGraphicFramePr>
@@ -3646,7 +4223,7 @@
                         <pic:spPr bwMode="auto">
                           <a:xfrm>
                             <a:off x="0" y="0"/>
-                            <a:ext cx="3333750" cy="1876425"/>
+                            <a:ext cx="3333750" cy="1924050"/>
                           </a:xfrm>
                           <a:prstGeom prst="rect">
                             <a:avLst/>
@@ -3690,7 +4267,7 @@
                 <w:sz w:val="16"/>
                 <w:szCs w:val="16"/>
               </w:rPr>
-              <w:t xml:space="preserve">8</w:t>
+              <w:t xml:space="preserve">10</w:t>
             </w:r>
           </w:p>
         </w:tc>
@@ -3719,7 +4296,7 @@
                 <w:sz w:val="16"/>
                 <w:szCs w:val="16"/>
               </w:rPr>
-              <w:t xml:space="preserve">Check that the app refuses to sell more than the stock.</w:t>
+              <w:t xml:space="preserve">Check that a sale updates the preview, the history and the stock.</w:t>
             </w:r>
           </w:p>
         </w:tc>
@@ -3763,7 +4340,7 @@
                 <w:sz w:val="16"/>
                 <w:szCs w:val="16"/>
               </w:rPr>
-              <w:t xml:space="preserve">; Wireless Mouse stock is 2 (seed value, not sold yet).</w:t>
+              <w:t xml:space="preserve">; Samsung TV 55" stock is 15.</w:t>
             </w:r>
           </w:p>
           <w:p>
@@ -3803,22 +4380,46 @@
                 <w:sz w:val="16"/>
                 <w:szCs w:val="16"/>
               </w:rPr>
-              <w:t xml:space="preserve">2. Select Wireless Mouse (Stock: 2), enter quantity </w:t>
-            </w:r>
-            <w:r>
-              <w:rPr>
-                <w:rFonts w:ascii="Consolas" w:cs="Consolas" w:eastAsia="Consolas" w:hAnsi="Consolas"/>
-                <w:sz w:val="15"/>
-                <w:szCs w:val="15"/>
-              </w:rPr>
-              <w:t xml:space="preserve">3</w:t>
-            </w:r>
-            <w:r>
-              <w:rPr>
-                <w:sz w:val="16"/>
-                <w:szCs w:val="16"/>
-              </w:rPr>
-              <w:t xml:space="preserve"> and click </w:t>
+              <w:t xml:space="preserve">2. Select Samsung TV 55" (Stock: 15), enter quantity </w:t>
+            </w:r>
+            <w:r>
+              <w:rPr>
+                <w:rFonts w:ascii="Consolas" w:cs="Consolas" w:eastAsia="Consolas" w:hAnsi="Consolas"/>
+                <w:sz w:val="15"/>
+                <w:szCs w:val="15"/>
+              </w:rPr>
+              <w:t xml:space="preserve">2</w:t>
+            </w:r>
+            <w:r>
+              <w:rPr>
+                <w:sz w:val="16"/>
+                <w:szCs w:val="16"/>
+              </w:rPr>
+              <w:t xml:space="preserve">, and keep today's date.</w:t>
+            </w:r>
+          </w:p>
+          <w:p>
+            <w:pPr>
+              <w:jc w:val="left"/>
+            </w:pPr>
+            <w:r>
+              <w:rPr>
+                <w:sz w:val="16"/>
+                <w:szCs w:val="16"/>
+              </w:rPr>
+              <w:t xml:space="preserve">3. Read the preview box.</w:t>
+            </w:r>
+          </w:p>
+          <w:p>
+            <w:pPr>
+              <w:jc w:val="left"/>
+            </w:pPr>
+            <w:r>
+              <w:rPr>
+                <w:sz w:val="16"/>
+                <w:szCs w:val="16"/>
+              </w:rPr>
+              <w:t xml:space="preserve">4. Click </w:t>
             </w:r>
             <w:r>
               <w:rPr>
@@ -3834,61 +4435,19 @@
                 <w:sz w:val="16"/>
                 <w:szCs w:val="16"/>
               </w:rPr>
-              <w:t xml:space="preserve">. The browser </w:t>
-            </w:r>
-            <w:r>
-              <w:rPr>
-                <w:rFonts w:ascii="Consolas" w:cs="Consolas" w:eastAsia="Consolas" w:hAnsi="Consolas"/>
-                <w:sz w:val="15"/>
-                <w:szCs w:val="15"/>
-              </w:rPr>
-              <w:t xml:space="preserve">max</w:t>
-            </w:r>
-            <w:r>
-              <w:rPr>
-                <w:sz w:val="16"/>
-                <w:szCs w:val="16"/>
-              </w:rPr>
-              <w:t xml:space="preserve"> check blocks the form first.</w:t>
-            </w:r>
-          </w:p>
-          <w:p>
-            <w:pPr>
-              <w:jc w:val="left"/>
-            </w:pPr>
-            <w:r>
-              <w:rPr>
-                <w:sz w:val="16"/>
-                <w:szCs w:val="16"/>
-              </w:rPr>
-              <w:t xml:space="preserve">3. Turn off browser validation (</w:t>
-            </w:r>
-            <w:r>
-              <w:rPr>
-                <w:rFonts w:ascii="Consolas" w:cs="Consolas" w:eastAsia="Consolas" w:hAnsi="Consolas"/>
-                <w:sz w:val="15"/>
-                <w:szCs w:val="15"/>
-              </w:rPr>
-              <w:t xml:space="preserve">form.noValidate</w:t>
-            </w:r>
-            <w:r>
-              <w:rPr>
-                <w:sz w:val="16"/>
-                <w:szCs w:val="16"/>
-              </w:rPr>
-              <w:t xml:space="preserve">, no source change) and submit again.</w:t>
-            </w:r>
-          </w:p>
-          <w:p>
-            <w:pPr>
-              <w:jc w:val="left"/>
-            </w:pPr>
-            <w:r>
-              <w:rPr>
-                <w:sz w:val="16"/>
-                <w:szCs w:val="16"/>
-              </w:rPr>
-              <w:t xml:space="preserve">4. Read the message, the Sales History and the stock.</w:t>
+              <w:t xml:space="preserve">.</w:t>
+            </w:r>
+          </w:p>
+          <w:p>
+            <w:pPr>
+              <w:jc w:val="left"/>
+            </w:pPr>
+            <w:r>
+              <w:rPr>
+                <w:sz w:val="16"/>
+                <w:szCs w:val="16"/>
+              </w:rPr>
+              <w:t xml:space="preserve">5. Read the alert, the Sales History and the stock.</w:t>
             </w:r>
           </w:p>
         </w:tc>
@@ -3917,7 +4476,7 @@
                 <w:sz w:val="16"/>
                 <w:szCs w:val="16"/>
               </w:rPr>
-              <w:t xml:space="preserve">Boundary, business rule</w:t>
+              <w:t xml:space="preserve">Normal data; black box</w:t>
             </w:r>
           </w:p>
         </w:tc>
@@ -3946,7 +4505,37 @@
                 <w:sz w:val="16"/>
                 <w:szCs w:val="16"/>
               </w:rPr>
-              <w:t xml:space="preserve">Product Wireless Mouse (stock </w:t>
+              <w:t xml:space="preserve">Product Samsung TV 55" (price </w:t>
+            </w:r>
+            <w:r>
+              <w:rPr>
+                <w:rFonts w:ascii="Consolas" w:cs="Consolas" w:eastAsia="Consolas" w:hAnsi="Consolas"/>
+                <w:sz w:val="15"/>
+                <w:szCs w:val="15"/>
+              </w:rPr>
+              <w:t xml:space="preserve">$499.99</w:t>
+            </w:r>
+            <w:r>
+              <w:rPr>
+                <w:sz w:val="16"/>
+                <w:szCs w:val="16"/>
+              </w:rPr>
+              <w:t xml:space="preserve">, stock </w:t>
+            </w:r>
+            <w:r>
+              <w:rPr>
+                <w:rFonts w:ascii="Consolas" w:cs="Consolas" w:eastAsia="Consolas" w:hAnsi="Consolas"/>
+                <w:sz w:val="15"/>
+                <w:szCs w:val="15"/>
+              </w:rPr>
+              <w:t xml:space="preserve">15</w:t>
+            </w:r>
+            <w:r>
+              <w:rPr>
+                <w:sz w:val="16"/>
+                <w:szCs w:val="16"/>
+              </w:rPr>
+              <w:t xml:space="preserve">); quantity </w:t>
             </w:r>
             <w:r>
               <w:rPr>
@@ -3961,22 +4550,15 @@
                 <w:sz w:val="16"/>
                 <w:szCs w:val="16"/>
               </w:rPr>
-              <w:t xml:space="preserve">); quantity </w:t>
-            </w:r>
-            <w:r>
-              <w:rPr>
-                <w:rFonts w:ascii="Consolas" w:cs="Consolas" w:eastAsia="Consolas" w:hAnsi="Consolas"/>
-                <w:sz w:val="15"/>
-                <w:szCs w:val="15"/>
-              </w:rPr>
-              <w:t xml:space="preserve">3</w:t>
-            </w:r>
-            <w:r>
-              <w:rPr>
-                <w:sz w:val="16"/>
-                <w:szCs w:val="16"/>
-              </w:rPr>
-              <w:t xml:space="preserve"> (one above the stock)</w:t>
+              <w:t xml:space="preserve">; date = today (08/10/2026); expected revenue </w:t>
+            </w:r>
+            <w:r>
+              <w:rPr>
+                <w:rFonts w:ascii="Consolas" w:cs="Consolas" w:eastAsia="Consolas" w:hAnsi="Consolas"/>
+                <w:sz w:val="15"/>
+                <w:szCs w:val="15"/>
+              </w:rPr>
+              <w:t xml:space="preserve">$999.98</w:t>
             </w:r>
           </w:p>
         </w:tc>
@@ -4005,7 +4587,7 @@
                 <w:sz w:val="16"/>
                 <w:szCs w:val="16"/>
               </w:rPr>
-              <w:t xml:space="preserve">A “Not enough stock” error appears, no sale is recorded and the stock stays the same.</w:t>
+              <w:t xml:space="preserve">The preview shows $499.99 and $999.98, the sale appears in the history, and stock drops from 15 to 13.</w:t>
             </w:r>
           </w:p>
         </w:tc>
@@ -4034,37 +4616,7 @@
                 <w:sz w:val="16"/>
                 <w:szCs w:val="16"/>
               </w:rPr>
-              <w:t xml:space="preserve">The browser blocked the form first with the tooltip “Value must be less than or equal to 2.” because the page sets </w:t>
-            </w:r>
-            <w:r>
-              <w:rPr>
-                <w:rFonts w:ascii="Consolas" w:cs="Consolas" w:eastAsia="Consolas" w:hAnsi="Consolas"/>
-                <w:sz w:val="15"/>
-                <w:szCs w:val="15"/>
-              </w:rPr>
-              <w:t xml:space="preserve">max</w:t>
-            </w:r>
-            <w:r>
-              <w:rPr>
-                <w:sz w:val="16"/>
-                <w:szCs w:val="16"/>
-              </w:rPr>
-              <w:t xml:space="preserve"> to the stock value (</w:t>
-            </w:r>
-            <w:r>
-              <w:rPr>
-                <w:rFonts w:ascii="Consolas" w:cs="Consolas" w:eastAsia="Consolas" w:hAnsi="Consolas"/>
-                <w:sz w:val="15"/>
-                <w:szCs w:val="15"/>
-              </w:rPr>
-              <w:t xml:space="preserve">evidence/TC08_client_validation.png</w:t>
-            </w:r>
-            <w:r>
-              <w:rPr>
-                <w:sz w:val="16"/>
-                <w:szCs w:val="16"/>
-              </w:rPr>
-              <w:t xml:space="preserve">). With browser validation off, the server answered “Not enough stock! Available: 2 units of 'Wireless Mouse'.” The history still held only sale #1, and the mouse stock stayed at 2. </w:t>
+              <w:t xml:space="preserve">The preview showed Unit Price $499.99 and Estimated Revenue $999.98. After </w:t>
             </w:r>
             <w:r>
               <w:rPr>
@@ -4073,6 +4625,22 @@
                 <w:sz w:val="16"/>
                 <w:szCs w:val="16"/>
               </w:rPr>
+              <w:t xml:space="preserve">Record Sale</w:t>
+            </w:r>
+            <w:r>
+              <w:rPr>
+                <w:sz w:val="16"/>
+                <w:szCs w:val="16"/>
+              </w:rPr>
+              <w:t xml:space="preserve"> the alert said “Sale recorded! 2 unit(s) … New stock: 13 units.” Sales History gained row #1 (quantity 2, $499.99, $999.98, 08/10/2026). </w:t>
+            </w:r>
+            <w:r>
+              <w:rPr>
+                <w:b/>
+                <w:bCs/>
+                <w:sz w:val="16"/>
+                <w:szCs w:val="16"/>
+              </w:rPr>
               <w:t xml:space="preserve">PASS.</w:t>
             </w:r>
             <w:r>
@@ -4080,15 +4648,30 @@
                 <w:sz w:val="16"/>
                 <w:szCs w:val="16"/>
               </w:rPr>
-              <w:t xml:space="preserve"> The browser and the server each stop overselling. Evidence: </w:t>
-            </w:r>
-            <w:r>
-              <w:rPr>
-                <w:rFonts w:ascii="Consolas" w:cs="Consolas" w:eastAsia="Consolas" w:hAnsi="Consolas"/>
-                <w:sz w:val="15"/>
-                <w:szCs w:val="15"/>
-              </w:rPr>
-              <w:t xml:space="preserve">evidence/TC08_overselling_blocked.png</w:t>
+              <w:t xml:space="preserve"> Defect: the alert prints the product name as </w:t>
+            </w:r>
+            <w:r>
+              <w:rPr>
+                <w:rFonts w:ascii="Consolas" w:cs="Consolas" w:eastAsia="Consolas" w:hAnsi="Consolas"/>
+                <w:sz w:val="15"/>
+                <w:szCs w:val="15"/>
+              </w:rPr>
+              <w:t xml:space="preserve">'Samsung TV 55&amp;quot;'</w:t>
+            </w:r>
+            <w:r>
+              <w:rPr>
+                <w:sz w:val="16"/>
+                <w:szCs w:val="16"/>
+              </w:rPr>
+              <w:t xml:space="preserve">. The app escapes the text twice, so the HTML entity appears as typed. The sale itself is correct. Evidence: </w:t>
+            </w:r>
+            <w:r>
+              <w:rPr>
+                <w:rFonts w:ascii="Consolas" w:cs="Consolas" w:eastAsia="Consolas" w:hAnsi="Consolas"/>
+                <w:sz w:val="15"/>
+                <w:szCs w:val="15"/>
+              </w:rPr>
+              <w:t xml:space="preserve">evidence/TC10_sale_preview.png</w:t>
             </w:r>
             <w:r>
               <w:rPr>
@@ -4103,7 +4686,7 @@
                 <w:sz w:val="15"/>
                 <w:szCs w:val="15"/>
               </w:rPr>
-              <w:t xml:space="preserve">evidence/TC08_client_validation.png</w:t>
+              <w:t xml:space="preserve">evidence/TC10_sale_recorded.png</w:t>
             </w:r>
           </w:p>
           <w:p>
@@ -4115,7 +4698,7 @@
                 <wp:inline distT="0" distB="0" distL="0" distR="0">
                   <wp:extent cx="3333750" cy="1981200"/>
                   <wp:effectExtent t="0" r="0" b="0" l="0"/>
-                  <wp:docPr id="11" name="TC08_client_validation.png" descr="Evidence screenshot TC08_client_validation.png" title="TC08_client_validation.png"/>
+                  <wp:docPr id="10" name="TC10_sale_preview.png" descr="Evidence screenshot TC10_sale_preview.png" title="TC10_sale_preview.png"/>
                   <wp:cNvGraphicFramePr>
                     <a:graphicFrameLocks xmlns:a="http://schemas.openxmlformats.org/drawingml/2006/main" noChangeAspect="1"/>
                   </wp:cNvGraphicFramePr>
@@ -4160,7 +4743,7 @@
                 <wp:inline distT="0" distB="0" distL="0" distR="0">
                   <wp:extent cx="3333750" cy="1876425"/>
                   <wp:effectExtent t="0" r="0" b="0" l="0"/>
-                  <wp:docPr id="12" name="TC08_overselling_blocked.png" descr="Evidence screenshot TC08_overselling_blocked.png" title="TC08_overselling_blocked.png"/>
+                  <wp:docPr id="11" name="TC10_sale_recorded.png" descr="Evidence screenshot TC10_sale_recorded.png" title="TC10_sale_recorded.png"/>
                   <wp:cNvGraphicFramePr>
                     <a:graphicFrameLocks xmlns:a="http://schemas.openxmlformats.org/drawingml/2006/main" noChangeAspect="1"/>
                   </wp:cNvGraphicFramePr>
@@ -4227,7 +4810,7 @@
                 <w:sz w:val="16"/>
                 <w:szCs w:val="16"/>
               </w:rPr>
-              <w:t xml:space="preserve">9</w:t>
+              <w:t xml:space="preserve">11</w:t>
             </w:r>
           </w:p>
         </w:tc>
@@ -4256,7 +4839,7 @@
                 <w:sz w:val="16"/>
                 <w:szCs w:val="16"/>
               </w:rPr>
-              <w:t xml:space="preserve">Check the profile update and the wrong-password rejection.</w:t>
+              <w:t xml:space="preserve">Check that the app refuses to sell more than the stock.</w:t>
             </w:r>
           </w:p>
         </w:tc>
@@ -4300,7 +4883,7 @@
                 <w:sz w:val="16"/>
                 <w:szCs w:val="16"/>
               </w:rPr>
-              <w:t xml:space="preserve">.</w:t>
+              <w:t xml:space="preserve">; Wireless Mouse stock is 2.</w:t>
             </w:r>
           </w:p>
           <w:p>
@@ -4321,7 +4904,7 @@
                 <w:sz w:val="16"/>
                 <w:szCs w:val="16"/>
               </w:rPr>
-              <w:t xml:space="preserve">Profile</w:t>
+              <w:t xml:space="preserve">Sales</w:t>
             </w:r>
             <w:r>
               <w:rPr>
@@ -4340,15 +4923,15 @@
                 <w:sz w:val="16"/>
                 <w:szCs w:val="16"/>
               </w:rPr>
-              <w:t xml:space="preserve">2. Change Full Name to </w:t>
-            </w:r>
-            <w:r>
-              <w:rPr>
-                <w:rFonts w:ascii="Consolas" w:cs="Consolas" w:eastAsia="Consolas" w:hAnsi="Consolas"/>
-                <w:sz w:val="15"/>
-                <w:szCs w:val="15"/>
-              </w:rPr>
-              <w:t xml:space="preserve">Updated Test Name</w:t>
+              <w:t xml:space="preserve">2. Select Wireless Mouse (Stock: 2), enter quantity </w:t>
+            </w:r>
+            <w:r>
+              <w:rPr>
+                <w:rFonts w:ascii="Consolas" w:cs="Consolas" w:eastAsia="Consolas" w:hAnsi="Consolas"/>
+                <w:sz w:val="15"/>
+                <w:szCs w:val="15"/>
+              </w:rPr>
+              <w:t xml:space="preserve">3</w:t>
             </w:r>
             <w:r>
               <w:rPr>
@@ -4364,71 +4947,244 @@
                 <w:sz w:val="16"/>
                 <w:szCs w:val="16"/>
               </w:rPr>
-              <w:t xml:space="preserve">Update Profile</w:t>
-            </w:r>
-            <w:r>
-              <w:rPr>
-                <w:sz w:val="16"/>
-                <w:szCs w:val="16"/>
-              </w:rPr>
-              <w:t xml:space="preserve">.</w:t>
-            </w:r>
-          </w:p>
-          <w:p>
-            <w:pPr>
-              <w:jc w:val="left"/>
-            </w:pPr>
-            <w:r>
-              <w:rPr>
-                <w:sz w:val="16"/>
-                <w:szCs w:val="16"/>
-              </w:rPr>
-              <w:t xml:space="preserve">3. Under Change Password enter current password </w:t>
-            </w:r>
-            <w:r>
-              <w:rPr>
-                <w:rFonts w:ascii="Consolas" w:cs="Consolas" w:eastAsia="Consolas" w:hAnsi="Consolas"/>
-                <w:sz w:val="15"/>
-                <w:szCs w:val="15"/>
-              </w:rPr>
-              <w:t xml:space="preserve">wrong-current</w:t>
-            </w:r>
-            <w:r>
-              <w:rPr>
-                <w:sz w:val="16"/>
-                <w:szCs w:val="16"/>
-              </w:rPr>
-              <w:t xml:space="preserve">, new password </w:t>
-            </w:r>
-            <w:r>
-              <w:rPr>
-                <w:rFonts w:ascii="Consolas" w:cs="Consolas" w:eastAsia="Consolas" w:hAnsi="Consolas"/>
-                <w:sz w:val="15"/>
-                <w:szCs w:val="15"/>
-              </w:rPr>
-              <w:t xml:space="preserve">newpass123</w:t>
-            </w:r>
-            <w:r>
-              <w:rPr>
-                <w:sz w:val="16"/>
-                <w:szCs w:val="16"/>
-              </w:rPr>
-              <w:t xml:space="preserve"> and confirmation </w:t>
-            </w:r>
-            <w:r>
-              <w:rPr>
-                <w:rFonts w:ascii="Consolas" w:cs="Consolas" w:eastAsia="Consolas" w:hAnsi="Consolas"/>
-                <w:sz w:val="15"/>
-                <w:szCs w:val="15"/>
-              </w:rPr>
-              <w:t xml:space="preserve">newpass123</w:t>
-            </w:r>
-            <w:r>
-              <w:rPr>
-                <w:sz w:val="16"/>
-                <w:szCs w:val="16"/>
-              </w:rPr>
-              <w:t xml:space="preserve">, then click </w:t>
+              <w:t xml:space="preserve">Record Sale</w:t>
+            </w:r>
+            <w:r>
+              <w:rPr>
+                <w:sz w:val="16"/>
+                <w:szCs w:val="16"/>
+              </w:rPr>
+              <w:t xml:space="preserve">. The browser </w:t>
+            </w:r>
+            <w:r>
+              <w:rPr>
+                <w:rFonts w:ascii="Consolas" w:cs="Consolas" w:eastAsia="Consolas" w:hAnsi="Consolas"/>
+                <w:sz w:val="15"/>
+                <w:szCs w:val="15"/>
+              </w:rPr>
+              <w:t xml:space="preserve">max</w:t>
+            </w:r>
+            <w:r>
+              <w:rPr>
+                <w:sz w:val="16"/>
+                <w:szCs w:val="16"/>
+              </w:rPr>
+              <w:t xml:space="preserve"> check blocks the form first.</w:t>
+            </w:r>
+          </w:p>
+          <w:p>
+            <w:pPr>
+              <w:jc w:val="left"/>
+            </w:pPr>
+            <w:r>
+              <w:rPr>
+                <w:sz w:val="16"/>
+                <w:szCs w:val="16"/>
+              </w:rPr>
+              <w:t xml:space="preserve">3. Turn off browser validation (</w:t>
+            </w:r>
+            <w:r>
+              <w:rPr>
+                <w:rFonts w:ascii="Consolas" w:cs="Consolas" w:eastAsia="Consolas" w:hAnsi="Consolas"/>
+                <w:sz w:val="15"/>
+                <w:szCs w:val="15"/>
+              </w:rPr>
+              <w:t xml:space="preserve">form.noValidate</w:t>
+            </w:r>
+            <w:r>
+              <w:rPr>
+                <w:sz w:val="16"/>
+                <w:szCs w:val="16"/>
+              </w:rPr>
+              <w:t xml:space="preserve">, no source change) and submit again.</w:t>
+            </w:r>
+          </w:p>
+          <w:p>
+            <w:pPr>
+              <w:jc w:val="left"/>
+            </w:pPr>
+            <w:r>
+              <w:rPr>
+                <w:sz w:val="16"/>
+                <w:szCs w:val="16"/>
+              </w:rPr>
+              <w:t xml:space="preserve">4. Read the message, the Sales History and the stock.</w:t>
+            </w:r>
+          </w:p>
+        </w:tc>
+        <w:tc>
+          <w:tcPr>
+            <w:tcW w:type="dxa" w:w="1100"/>
+            <w:tcBorders>
+              <w:top w:val="single" w:color="999999" w:sz="4"/>
+              <w:left w:val="single" w:color="999999" w:sz="4"/>
+              <w:bottom w:val="single" w:color="999999" w:sz="4"/>
+              <w:right w:val="single" w:color="999999" w:sz="4"/>
+            </w:tcBorders>
+            <w:tcMar>
+              <w:top w:type="dxa" w:w="60"/>
+              <w:left w:type="dxa" w:w="90"/>
+              <w:bottom w:type="dxa" w:w="60"/>
+              <w:right w:type="dxa" w:w="90"/>
+            </w:tcMar>
+          </w:tcPr>
+          <w:p>
+            <w:pPr>
+              <w:jc w:val="left"/>
+            </w:pPr>
+            <w:r>
+              <w:rPr>
+                <w:sz w:val="16"/>
+                <w:szCs w:val="16"/>
+              </w:rPr>
+              <w:t xml:space="preserve">Invalid data; black box</w:t>
+            </w:r>
+          </w:p>
+        </w:tc>
+        <w:tc>
+          <w:tcPr>
+            <w:tcW w:type="dxa" w:w="1900"/>
+            <w:tcBorders>
+              <w:top w:val="single" w:color="999999" w:sz="4"/>
+              <w:left w:val="single" w:color="999999" w:sz="4"/>
+              <w:bottom w:val="single" w:color="999999" w:sz="4"/>
+              <w:right w:val="single" w:color="999999" w:sz="4"/>
+            </w:tcBorders>
+            <w:tcMar>
+              <w:top w:type="dxa" w:w="60"/>
+              <w:left w:type="dxa" w:w="90"/>
+              <w:bottom w:type="dxa" w:w="60"/>
+              <w:right w:type="dxa" w:w="90"/>
+            </w:tcMar>
+          </w:tcPr>
+          <w:p>
+            <w:pPr>
+              <w:jc w:val="left"/>
+            </w:pPr>
+            <w:r>
+              <w:rPr>
+                <w:sz w:val="16"/>
+                <w:szCs w:val="16"/>
+              </w:rPr>
+              <w:t xml:space="preserve">Product Wireless Mouse (stock </w:t>
+            </w:r>
+            <w:r>
+              <w:rPr>
+                <w:rFonts w:ascii="Consolas" w:cs="Consolas" w:eastAsia="Consolas" w:hAnsi="Consolas"/>
+                <w:sz w:val="15"/>
+                <w:szCs w:val="15"/>
+              </w:rPr>
+              <w:t xml:space="preserve">2</w:t>
+            </w:r>
+            <w:r>
+              <w:rPr>
+                <w:sz w:val="16"/>
+                <w:szCs w:val="16"/>
+              </w:rPr>
+              <w:t xml:space="preserve">); quantity </w:t>
+            </w:r>
+            <w:r>
+              <w:rPr>
+                <w:rFonts w:ascii="Consolas" w:cs="Consolas" w:eastAsia="Consolas" w:hAnsi="Consolas"/>
+                <w:sz w:val="15"/>
+                <w:szCs w:val="15"/>
+              </w:rPr>
+              <w:t xml:space="preserve">3</w:t>
+            </w:r>
+            <w:r>
+              <w:rPr>
+                <w:sz w:val="16"/>
+                <w:szCs w:val="16"/>
+              </w:rPr>
+              <w:t xml:space="preserve"> (one above the stock)</w:t>
+            </w:r>
+          </w:p>
+        </w:tc>
+        <w:tc>
+          <w:tcPr>
+            <w:tcW w:type="dxa" w:w="1700"/>
+            <w:tcBorders>
+              <w:top w:val="single" w:color="999999" w:sz="4"/>
+              <w:left w:val="single" w:color="999999" w:sz="4"/>
+              <w:bottom w:val="single" w:color="999999" w:sz="4"/>
+              <w:right w:val="single" w:color="999999" w:sz="4"/>
+            </w:tcBorders>
+            <w:tcMar>
+              <w:top w:type="dxa" w:w="60"/>
+              <w:left w:type="dxa" w:w="90"/>
+              <w:bottom w:type="dxa" w:w="60"/>
+              <w:right w:type="dxa" w:w="90"/>
+            </w:tcMar>
+          </w:tcPr>
+          <w:p>
+            <w:pPr>
+              <w:jc w:val="left"/>
+            </w:pPr>
+            <w:r>
+              <w:rPr>
+                <w:sz w:val="16"/>
+                <w:szCs w:val="16"/>
+              </w:rPr>
+              <w:t xml:space="preserve">A “Not enough stock” error appears, no sale is recorded and the stock stays at 2.</w:t>
+            </w:r>
+          </w:p>
+        </w:tc>
+        <w:tc>
+          <w:tcPr>
+            <w:tcW w:type="dxa" w:w="5400"/>
+            <w:tcBorders>
+              <w:top w:val="single" w:color="999999" w:sz="4"/>
+              <w:left w:val="single" w:color="999999" w:sz="4"/>
+              <w:bottom w:val="single" w:color="999999" w:sz="4"/>
+              <w:right w:val="single" w:color="999999" w:sz="4"/>
+            </w:tcBorders>
+            <w:tcMar>
+              <w:top w:type="dxa" w:w="60"/>
+              <w:left w:type="dxa" w:w="90"/>
+              <w:bottom w:type="dxa" w:w="60"/>
+              <w:right w:type="dxa" w:w="90"/>
+            </w:tcMar>
+          </w:tcPr>
+          <w:p>
+            <w:pPr>
+              <w:jc w:val="left"/>
+            </w:pPr>
+            <w:r>
+              <w:rPr>
+                <w:sz w:val="16"/>
+                <w:szCs w:val="16"/>
+              </w:rPr>
+              <w:t xml:space="preserve">The browser blocked the form first with the tooltip “Value must be less than or equal to 2.” because the page sets </w:t>
+            </w:r>
+            <w:r>
+              <w:rPr>
+                <w:rFonts w:ascii="Consolas" w:cs="Consolas" w:eastAsia="Consolas" w:hAnsi="Consolas"/>
+                <w:sz w:val="15"/>
+                <w:szCs w:val="15"/>
+              </w:rPr>
+              <w:t xml:space="preserve">max</w:t>
+            </w:r>
+            <w:r>
+              <w:rPr>
+                <w:sz w:val="16"/>
+                <w:szCs w:val="16"/>
+              </w:rPr>
+              <w:t xml:space="preserve"> to the stock value (</w:t>
+            </w:r>
+            <w:r>
+              <w:rPr>
+                <w:rFonts w:ascii="Consolas" w:cs="Consolas" w:eastAsia="Consolas" w:hAnsi="Consolas"/>
+                <w:sz w:val="15"/>
+                <w:szCs w:val="15"/>
+              </w:rPr>
+              <w:t xml:space="preserve">evidence/TC11_client_validation.png</w:t>
+            </w:r>
+            <w:r>
+              <w:rPr>
+                <w:sz w:val="16"/>
+                <w:szCs w:val="16"/>
+              </w:rPr>
+              <w:t xml:space="preserve">). With browser validation off, the server answered “Not enough stock! Available: 2 units of 'Wireless Mouse'.” The history still held only sale #1, and the mouse stock stayed at 2. </w:t>
             </w:r>
             <w:r>
               <w:rPr>
@@ -4437,218 +5193,6 @@
                 <w:sz w:val="16"/>
                 <w:szCs w:val="16"/>
               </w:rPr>
-              <w:t xml:space="preserve">Change Password</w:t>
-            </w:r>
-            <w:r>
-              <w:rPr>
-                <w:sz w:val="16"/>
-                <w:szCs w:val="16"/>
-              </w:rPr>
-              <w:t xml:space="preserve">.</w:t>
-            </w:r>
-          </w:p>
-          <w:p>
-            <w:pPr>
-              <w:jc w:val="left"/>
-            </w:pPr>
-            <w:r>
-              <w:rPr>
-                <w:sz w:val="16"/>
-                <w:szCs w:val="16"/>
-              </w:rPr>
-              <w:t xml:space="preserve">4. Restore the original name.</w:t>
-            </w:r>
-          </w:p>
-        </w:tc>
-        <w:tc>
-          <w:tcPr>
-            <w:tcW w:type="dxa" w:w="1100"/>
-            <w:tcBorders>
-              <w:top w:val="single" w:color="999999" w:sz="4"/>
-              <w:left w:val="single" w:color="999999" w:sz="4"/>
-              <w:bottom w:val="single" w:color="999999" w:sz="4"/>
-              <w:right w:val="single" w:color="999999" w:sz="4"/>
-            </w:tcBorders>
-            <w:tcMar>
-              <w:top w:type="dxa" w:w="60"/>
-              <w:left w:type="dxa" w:w="90"/>
-              <w:bottom w:type="dxa" w:w="60"/>
-              <w:right w:type="dxa" w:w="90"/>
-            </w:tcMar>
-          </w:tcPr>
-          <w:p>
-            <w:pPr>
-              <w:jc w:val="left"/>
-            </w:pPr>
-            <w:r>
-              <w:rPr>
-                <w:sz w:val="16"/>
-                <w:szCs w:val="16"/>
-              </w:rPr>
-              <w:t xml:space="preserve">Functional, invalid input</w:t>
-            </w:r>
-          </w:p>
-        </w:tc>
-        <w:tc>
-          <w:tcPr>
-            <w:tcW w:type="dxa" w:w="1900"/>
-            <w:tcBorders>
-              <w:top w:val="single" w:color="999999" w:sz="4"/>
-              <w:left w:val="single" w:color="999999" w:sz="4"/>
-              <w:bottom w:val="single" w:color="999999" w:sz="4"/>
-              <w:right w:val="single" w:color="999999" w:sz="4"/>
-            </w:tcBorders>
-            <w:tcMar>
-              <w:top w:type="dxa" w:w="60"/>
-              <w:left w:type="dxa" w:w="90"/>
-              <w:bottom w:type="dxa" w:w="60"/>
-              <w:right w:type="dxa" w:w="90"/>
-            </w:tcMar>
-          </w:tcPr>
-          <w:p>
-            <w:pPr>
-              <w:jc w:val="left"/>
-            </w:pPr>
-            <w:r>
-              <w:rPr>
-                <w:sz w:val="16"/>
-                <w:szCs w:val="16"/>
-              </w:rPr>
-              <w:t xml:space="preserve">Full name </w:t>
-            </w:r>
-            <w:r>
-              <w:rPr>
-                <w:rFonts w:ascii="Consolas" w:cs="Consolas" w:eastAsia="Consolas" w:hAnsi="Consolas"/>
-                <w:sz w:val="15"/>
-                <w:szCs w:val="15"/>
-              </w:rPr>
-              <w:t xml:space="preserve">Updated Test Name</w:t>
-            </w:r>
-            <w:r>
-              <w:rPr>
-                <w:sz w:val="16"/>
-                <w:szCs w:val="16"/>
-              </w:rPr>
-              <w:t xml:space="preserve">; current password </w:t>
-            </w:r>
-            <w:r>
-              <w:rPr>
-                <w:rFonts w:ascii="Consolas" w:cs="Consolas" w:eastAsia="Consolas" w:hAnsi="Consolas"/>
-                <w:sz w:val="15"/>
-                <w:szCs w:val="15"/>
-              </w:rPr>
-              <w:t xml:space="preserve">wrong-current</w:t>
-            </w:r>
-            <w:r>
-              <w:rPr>
-                <w:sz w:val="16"/>
-                <w:szCs w:val="16"/>
-              </w:rPr>
-              <w:t xml:space="preserve"> (wrong); new and confirm password </w:t>
-            </w:r>
-            <w:r>
-              <w:rPr>
-                <w:rFonts w:ascii="Consolas" w:cs="Consolas" w:eastAsia="Consolas" w:hAnsi="Consolas"/>
-                <w:sz w:val="15"/>
-                <w:szCs w:val="15"/>
-              </w:rPr>
-              <w:t xml:space="preserve">newpass123</w:t>
-            </w:r>
-          </w:p>
-        </w:tc>
-        <w:tc>
-          <w:tcPr>
-            <w:tcW w:type="dxa" w:w="1700"/>
-            <w:tcBorders>
-              <w:top w:val="single" w:color="999999" w:sz="4"/>
-              <w:left w:val="single" w:color="999999" w:sz="4"/>
-              <w:bottom w:val="single" w:color="999999" w:sz="4"/>
-              <w:right w:val="single" w:color="999999" w:sz="4"/>
-            </w:tcBorders>
-            <w:tcMar>
-              <w:top w:type="dxa" w:w="60"/>
-              <w:left w:type="dxa" w:w="90"/>
-              <w:bottom w:type="dxa" w:w="60"/>
-              <w:right w:type="dxa" w:w="90"/>
-            </w:tcMar>
-          </w:tcPr>
-          <w:p>
-            <w:pPr>
-              <w:jc w:val="left"/>
-            </w:pPr>
-            <w:r>
-              <w:rPr>
-                <w:sz w:val="16"/>
-                <w:szCs w:val="16"/>
-              </w:rPr>
-              <w:t xml:space="preserve">The name updates, and the password change fails with an error.</w:t>
-            </w:r>
-          </w:p>
-        </w:tc>
-        <w:tc>
-          <w:tcPr>
-            <w:tcW w:type="dxa" w:w="5400"/>
-            <w:tcBorders>
-              <w:top w:val="single" w:color="999999" w:sz="4"/>
-              <w:left w:val="single" w:color="999999" w:sz="4"/>
-              <w:bottom w:val="single" w:color="999999" w:sz="4"/>
-              <w:right w:val="single" w:color="999999" w:sz="4"/>
-            </w:tcBorders>
-            <w:tcMar>
-              <w:top w:type="dxa" w:w="60"/>
-              <w:left w:type="dxa" w:w="90"/>
-              <w:bottom w:type="dxa" w:w="60"/>
-              <w:right w:type="dxa" w:w="90"/>
-            </w:tcMar>
-          </w:tcPr>
-          <w:p>
-            <w:pPr>
-              <w:jc w:val="left"/>
-            </w:pPr>
-            <w:r>
-              <w:rPr>
-                <w:sz w:val="16"/>
-                <w:szCs w:val="16"/>
-              </w:rPr>
-              <w:t xml:space="preserve">The full name changed to </w:t>
-            </w:r>
-            <w:r>
-              <w:rPr>
-                <w:rFonts w:ascii="Consolas" w:cs="Consolas" w:eastAsia="Consolas" w:hAnsi="Consolas"/>
-                <w:sz w:val="15"/>
-                <w:szCs w:val="15"/>
-              </w:rPr>
-              <w:t xml:space="preserve">Updated Test Name</w:t>
-            </w:r>
-            <w:r>
-              <w:rPr>
-                <w:sz w:val="16"/>
-                <w:szCs w:val="16"/>
-              </w:rPr>
-              <w:t xml:space="preserve">. The alert said “Profile updated successfully!”, and both Account Information and the navbar showed the new name. The password change with the wrong current password (</w:t>
-            </w:r>
-            <w:r>
-              <w:rPr>
-                <w:rFonts w:ascii="Consolas" w:cs="Consolas" w:eastAsia="Consolas" w:hAnsi="Consolas"/>
-                <w:sz w:val="15"/>
-                <w:szCs w:val="15"/>
-              </w:rPr>
-              <w:t xml:space="preserve">wrong-current</w:t>
-            </w:r>
-            <w:r>
-              <w:rPr>
-                <w:sz w:val="16"/>
-                <w:szCs w:val="16"/>
-              </w:rPr>
-              <w:t xml:space="preserve">) failed with “Current password is incorrect.” The stored password did not change. The test restored the name “Administrator” afterward. </w:t>
-            </w:r>
-            <w:r>
-              <w:rPr>
-                <w:b/>
-                <w:bCs/>
-                <w:sz w:val="16"/>
-                <w:szCs w:val="16"/>
-              </w:rPr>
               <w:t xml:space="preserve">PASS.</w:t>
             </w:r>
             <w:r>
@@ -4656,15 +5200,15 @@
                 <w:sz w:val="16"/>
                 <w:szCs w:val="16"/>
               </w:rPr>
-              <w:t xml:space="preserve"> Evidence: </w:t>
-            </w:r>
-            <w:r>
-              <w:rPr>
-                <w:rFonts w:ascii="Consolas" w:cs="Consolas" w:eastAsia="Consolas" w:hAnsi="Consolas"/>
-                <w:sz w:val="15"/>
-                <w:szCs w:val="15"/>
-              </w:rPr>
-              <w:t xml:space="preserve">evidence/TC09_profile_update.png</w:t>
+              <w:t xml:space="preserve"> The browser and the server each stop overselling. Evidence: </w:t>
+            </w:r>
+            <w:r>
+              <w:rPr>
+                <w:rFonts w:ascii="Consolas" w:cs="Consolas" w:eastAsia="Consolas" w:hAnsi="Consolas"/>
+                <w:sz w:val="15"/>
+                <w:szCs w:val="15"/>
+              </w:rPr>
+              <w:t xml:space="preserve">evidence/TC11_overselling_blocked.png</w:t>
             </w:r>
             <w:r>
               <w:rPr>
@@ -4679,7 +5223,7 @@
                 <w:sz w:val="15"/>
                 <w:szCs w:val="15"/>
               </w:rPr>
-              <w:t xml:space="preserve">evidence/TC09_password_rejected.png</w:t>
+              <w:t xml:space="preserve">evidence/TC11_client_validation.png</w:t>
             </w:r>
           </w:p>
           <w:p>
@@ -4689,9 +5233,9 @@
             <w:r>
               <w:drawing>
                 <wp:inline distT="0" distB="0" distL="0" distR="0">
-                  <wp:extent cx="2543175" cy="2000250"/>
+                  <wp:extent cx="3333750" cy="1981200"/>
                   <wp:effectExtent t="0" r="0" b="0" l="0"/>
-                  <wp:docPr id="13" name="TC09_profile_update.png" descr="Evidence screenshot TC09_profile_update.png" title="TC09_profile_update.png"/>
+                  <wp:docPr id="12" name="TC11_client_validation.png" descr="Evidence screenshot TC11_client_validation.png" title="TC11_client_validation.png"/>
                   <wp:cNvGraphicFramePr>
                     <a:graphicFrameLocks xmlns:a="http://schemas.openxmlformats.org/drawingml/2006/main" noChangeAspect="1"/>
                   </wp:cNvGraphicFramePr>
@@ -4714,7 +5258,7 @@
                         <pic:spPr bwMode="auto">
                           <a:xfrm>
                             <a:off x="0" y="0"/>
-                            <a:ext cx="2543175" cy="2000250"/>
+                            <a:ext cx="3333750" cy="1981200"/>
                           </a:xfrm>
                           <a:prstGeom prst="rect">
                             <a:avLst/>
@@ -4734,9 +5278,9 @@
             <w:r>
               <w:drawing>
                 <wp:inline distT="0" distB="0" distL="0" distR="0">
-                  <wp:extent cx="2543175" cy="2000250"/>
+                  <wp:extent cx="3333750" cy="1876425"/>
                   <wp:effectExtent t="0" r="0" b="0" l="0"/>
-                  <wp:docPr id="14" name="TC09_password_rejected.png" descr="Evidence screenshot TC09_password_rejected.png" title="TC09_password_rejected.png"/>
+                  <wp:docPr id="13" name="TC11_overselling_blocked.png" descr="Evidence screenshot TC11_overselling_blocked.png" title="TC11_overselling_blocked.png"/>
                   <wp:cNvGraphicFramePr>
                     <a:graphicFrameLocks xmlns:a="http://schemas.openxmlformats.org/drawingml/2006/main" noChangeAspect="1"/>
                   </wp:cNvGraphicFramePr>
@@ -4759,7 +5303,7 @@
                         <pic:spPr bwMode="auto">
                           <a:xfrm>
                             <a:off x="0" y="0"/>
-                            <a:ext cx="2543175" cy="2000250"/>
+                            <a:ext cx="3333750" cy="1876425"/>
                           </a:xfrm>
                           <a:prstGeom prst="rect">
                             <a:avLst/>
@@ -4803,7 +5347,7 @@
                 <w:sz w:val="16"/>
                 <w:szCs w:val="16"/>
               </w:rPr>
-              <w:t xml:space="preserve">10</w:t>
+              <w:t xml:space="preserve">12</w:t>
             </w:r>
           </w:p>
         </w:tc>
@@ -4832,7 +5376,7 @@
                 <w:sz w:val="16"/>
                 <w:szCs w:val="16"/>
               </w:rPr>
-              <w:t xml:space="preserve">Check that the report filters by date.</w:t>
+              <w:t xml:space="preserve">Check that the app accepts a sale of the full remaining stock.</w:t>
             </w:r>
           </w:p>
         </w:tc>
@@ -4861,7 +5405,22 @@
                 <w:sz w:val="16"/>
                 <w:szCs w:val="16"/>
               </w:rPr>
-              <w:t xml:space="preserve">Pre: the TC07 sale exists (run the tests in order).</w:t>
+              <w:t xml:space="preserve">Pre: logged in as </w:t>
+            </w:r>
+            <w:r>
+              <w:rPr>
+                <w:rFonts w:ascii="Consolas" w:cs="Consolas" w:eastAsia="Consolas" w:hAnsi="Consolas"/>
+                <w:sz w:val="15"/>
+                <w:szCs w:val="15"/>
+              </w:rPr>
+              <w:t xml:space="preserve">admin</w:t>
+            </w:r>
+            <w:r>
+              <w:rPr>
+                <w:sz w:val="16"/>
+                <w:szCs w:val="16"/>
+              </w:rPr>
+              <w:t xml:space="preserve">; Wireless Mouse stock is 2 (Test 11 did not change it).</w:t>
             </w:r>
           </w:p>
           <w:p>
@@ -4882,7 +5441,7 @@
                 <w:sz w:val="16"/>
                 <w:szCs w:val="16"/>
               </w:rPr>
-              <w:t xml:space="preserve">Reports</w:t>
+              <w:t xml:space="preserve">Sales</w:t>
             </w:r>
             <w:r>
               <w:rPr>
@@ -4901,22 +5460,34 @@
                 <w:sz w:val="16"/>
                 <w:szCs w:val="16"/>
               </w:rPr>
-              <w:t xml:space="preserve">2. Set the date to the TC07 sale date (</w:t>
-            </w:r>
-            <w:r>
-              <w:rPr>
-                <w:rFonts w:ascii="Consolas" w:cs="Consolas" w:eastAsia="Consolas" w:hAnsi="Consolas"/>
-                <w:sz w:val="15"/>
-                <w:szCs w:val="15"/>
-              </w:rPr>
-              <w:t xml:space="preserve">2026-10-08</w:t>
-            </w:r>
-            <w:r>
-              <w:rPr>
-                <w:sz w:val="16"/>
-                <w:szCs w:val="16"/>
-              </w:rPr>
-              <w:t xml:space="preserve">) and click </w:t>
+              <w:t xml:space="preserve">2. Select Wireless Mouse (Stock: 2) and enter quantity </w:t>
+            </w:r>
+            <w:r>
+              <w:rPr>
+                <w:rFonts w:ascii="Consolas" w:cs="Consolas" w:eastAsia="Consolas" w:hAnsi="Consolas"/>
+                <w:sz w:val="15"/>
+                <w:szCs w:val="15"/>
+              </w:rPr>
+              <w:t xml:space="preserve">2</w:t>
+            </w:r>
+            <w:r>
+              <w:rPr>
+                <w:sz w:val="16"/>
+                <w:szCs w:val="16"/>
+              </w:rPr>
+              <w:t xml:space="preserve">.</w:t>
+            </w:r>
+          </w:p>
+          <w:p>
+            <w:pPr>
+              <w:jc w:val="left"/>
+            </w:pPr>
+            <w:r>
+              <w:rPr>
+                <w:sz w:val="16"/>
+                <w:szCs w:val="16"/>
+              </w:rPr>
+              <w:t xml:space="preserve">3. Click </w:t>
             </w:r>
             <w:r>
               <w:rPr>
@@ -4925,7 +5496,7 @@
                 <w:sz w:val="16"/>
                 <w:szCs w:val="16"/>
               </w:rPr>
-              <w:t xml:space="preserve">Generate Report</w:t>
+              <w:t xml:space="preserve">Record Sale</w:t>
             </w:r>
             <w:r>
               <w:rPr>
@@ -4944,22 +5515,168 @@
                 <w:sz w:val="16"/>
                 <w:szCs w:val="16"/>
               </w:rPr>
-              <w:t xml:space="preserve">3. Set the date to </w:t>
-            </w:r>
-            <w:r>
-              <w:rPr>
-                <w:rFonts w:ascii="Consolas" w:cs="Consolas" w:eastAsia="Consolas" w:hAnsi="Consolas"/>
-                <w:sz w:val="15"/>
-                <w:szCs w:val="15"/>
-              </w:rPr>
-              <w:t xml:space="preserve">2020-01-01</w:t>
-            </w:r>
-            <w:r>
-              <w:rPr>
-                <w:sz w:val="16"/>
-                <w:szCs w:val="16"/>
-              </w:rPr>
-              <w:t xml:space="preserve"> (no sales) and click </w:t>
+              <w:t xml:space="preserve">4. Read the alert, the Sales History and the product list.</w:t>
+            </w:r>
+          </w:p>
+        </w:tc>
+        <w:tc>
+          <w:tcPr>
+            <w:tcW w:type="dxa" w:w="1100"/>
+            <w:tcBorders>
+              <w:top w:val="single" w:color="999999" w:sz="4"/>
+              <w:left w:val="single" w:color="999999" w:sz="4"/>
+              <w:bottom w:val="single" w:color="999999" w:sz="4"/>
+              <w:right w:val="single" w:color="999999" w:sz="4"/>
+            </w:tcBorders>
+            <w:tcMar>
+              <w:top w:type="dxa" w:w="60"/>
+              <w:left w:type="dxa" w:w="90"/>
+              <w:bottom w:type="dxa" w:w="60"/>
+              <w:right w:type="dxa" w:w="90"/>
+            </w:tcMar>
+          </w:tcPr>
+          <w:p>
+            <w:pPr>
+              <w:jc w:val="left"/>
+            </w:pPr>
+            <w:r>
+              <w:rPr>
+                <w:sz w:val="16"/>
+                <w:szCs w:val="16"/>
+              </w:rPr>
+              <w:t xml:space="preserve">Borderline data; black box</w:t>
+            </w:r>
+          </w:p>
+        </w:tc>
+        <w:tc>
+          <w:tcPr>
+            <w:tcW w:type="dxa" w:w="1900"/>
+            <w:tcBorders>
+              <w:top w:val="single" w:color="999999" w:sz="4"/>
+              <w:left w:val="single" w:color="999999" w:sz="4"/>
+              <w:bottom w:val="single" w:color="999999" w:sz="4"/>
+              <w:right w:val="single" w:color="999999" w:sz="4"/>
+            </w:tcBorders>
+            <w:tcMar>
+              <w:top w:type="dxa" w:w="60"/>
+              <w:left w:type="dxa" w:w="90"/>
+              <w:bottom w:type="dxa" w:w="60"/>
+              <w:right w:type="dxa" w:w="90"/>
+            </w:tcMar>
+          </w:tcPr>
+          <w:p>
+            <w:pPr>
+              <w:jc w:val="left"/>
+            </w:pPr>
+            <w:r>
+              <w:rPr>
+                <w:sz w:val="16"/>
+                <w:szCs w:val="16"/>
+              </w:rPr>
+              <w:t xml:space="preserve">Product Wireless Mouse (stock </w:t>
+            </w:r>
+            <w:r>
+              <w:rPr>
+                <w:rFonts w:ascii="Consolas" w:cs="Consolas" w:eastAsia="Consolas" w:hAnsi="Consolas"/>
+                <w:sz w:val="15"/>
+                <w:szCs w:val="15"/>
+              </w:rPr>
+              <w:t xml:space="preserve">2</w:t>
+            </w:r>
+            <w:r>
+              <w:rPr>
+                <w:sz w:val="16"/>
+                <w:szCs w:val="16"/>
+              </w:rPr>
+              <w:t xml:space="preserve">, price </w:t>
+            </w:r>
+            <w:r>
+              <w:rPr>
+                <w:rFonts w:ascii="Consolas" w:cs="Consolas" w:eastAsia="Consolas" w:hAnsi="Consolas"/>
+                <w:sz w:val="15"/>
+                <w:szCs w:val="15"/>
+              </w:rPr>
+              <w:t xml:space="preserve">$25.99</w:t>
+            </w:r>
+            <w:r>
+              <w:rPr>
+                <w:sz w:val="16"/>
+                <w:szCs w:val="16"/>
+              </w:rPr>
+              <w:t xml:space="preserve">); quantity </w:t>
+            </w:r>
+            <w:r>
+              <w:rPr>
+                <w:rFonts w:ascii="Consolas" w:cs="Consolas" w:eastAsia="Consolas" w:hAnsi="Consolas"/>
+                <w:sz w:val="15"/>
+                <w:szCs w:val="15"/>
+              </w:rPr>
+              <w:t xml:space="preserve">2</w:t>
+            </w:r>
+            <w:r>
+              <w:rPr>
+                <w:sz w:val="16"/>
+                <w:szCs w:val="16"/>
+              </w:rPr>
+              <w:t xml:space="preserve"> (equal to the stock, the highest accepted)</w:t>
+            </w:r>
+          </w:p>
+        </w:tc>
+        <w:tc>
+          <w:tcPr>
+            <w:tcW w:type="dxa" w:w="1700"/>
+            <w:tcBorders>
+              <w:top w:val="single" w:color="999999" w:sz="4"/>
+              <w:left w:val="single" w:color="999999" w:sz="4"/>
+              <w:bottom w:val="single" w:color="999999" w:sz="4"/>
+              <w:right w:val="single" w:color="999999" w:sz="4"/>
+            </w:tcBorders>
+            <w:tcMar>
+              <w:top w:type="dxa" w:w="60"/>
+              <w:left w:type="dxa" w:w="90"/>
+              <w:bottom w:type="dxa" w:w="60"/>
+              <w:right w:type="dxa" w:w="90"/>
+            </w:tcMar>
+          </w:tcPr>
+          <w:p>
+            <w:pPr>
+              <w:jc w:val="left"/>
+            </w:pPr>
+            <w:r>
+              <w:rPr>
+                <w:sz w:val="16"/>
+                <w:szCs w:val="16"/>
+              </w:rPr>
+              <w:t xml:space="preserve">The app records the sale, the stock drops to 0, and the mouse leaves the sale product list.</w:t>
+            </w:r>
+          </w:p>
+        </w:tc>
+        <w:tc>
+          <w:tcPr>
+            <w:tcW w:type="dxa" w:w="5400"/>
+            <w:tcBorders>
+              <w:top w:val="single" w:color="999999" w:sz="4"/>
+              <w:left w:val="single" w:color="999999" w:sz="4"/>
+              <w:bottom w:val="single" w:color="999999" w:sz="4"/>
+              <w:right w:val="single" w:color="999999" w:sz="4"/>
+            </w:tcBorders>
+            <w:tcMar>
+              <w:top w:type="dxa" w:w="60"/>
+              <w:left w:type="dxa" w:w="90"/>
+              <w:bottom w:type="dxa" w:w="60"/>
+              <w:right w:type="dxa" w:w="90"/>
+            </w:tcMar>
+          </w:tcPr>
+          <w:p>
+            <w:pPr>
+              <w:jc w:val="left"/>
+            </w:pPr>
+            <w:r>
+              <w:rPr>
+                <w:sz w:val="16"/>
+                <w:szCs w:val="16"/>
+              </w:rPr>
+              <w:t xml:space="preserve">The alert said “Sale recorded! 2 unit(s) of 'Wireless Mouse' sold. New stock: 0 units.” Sales History gained row #2 (quantity 2, $25.99, $51.98, 08/10/2026). Wireless Mouse no longer appears in Select Product. </w:t>
             </w:r>
             <w:r>
               <w:rPr>
@@ -4968,176 +5685,6 @@
                 <w:sz w:val="16"/>
                 <w:szCs w:val="16"/>
               </w:rPr>
-              <w:t xml:space="preserve">Generate Report</w:t>
-            </w:r>
-            <w:r>
-              <w:rPr>
-                <w:sz w:val="16"/>
-                <w:szCs w:val="16"/>
-              </w:rPr>
-              <w:t xml:space="preserve">.</w:t>
-            </w:r>
-          </w:p>
-        </w:tc>
-        <w:tc>
-          <w:tcPr>
-            <w:tcW w:type="dxa" w:w="1100"/>
-            <w:tcBorders>
-              <w:top w:val="single" w:color="999999" w:sz="4"/>
-              <w:left w:val="single" w:color="999999" w:sz="4"/>
-              <w:bottom w:val="single" w:color="999999" w:sz="4"/>
-              <w:right w:val="single" w:color="999999" w:sz="4"/>
-            </w:tcBorders>
-            <w:tcMar>
-              <w:top w:type="dxa" w:w="60"/>
-              <w:left w:type="dxa" w:w="90"/>
-              <w:bottom w:type="dxa" w:w="60"/>
-              <w:right w:type="dxa" w:w="90"/>
-            </w:tcMar>
-          </w:tcPr>
-          <w:p>
-            <w:pPr>
-              <w:jc w:val="left"/>
-            </w:pPr>
-            <w:r>
-              <w:rPr>
-                <w:sz w:val="16"/>
-                <w:szCs w:val="16"/>
-              </w:rPr>
-              <w:t xml:space="preserve">Functional, date filter and totals</w:t>
-            </w:r>
-          </w:p>
-        </w:tc>
-        <w:tc>
-          <w:tcPr>
-            <w:tcW w:type="dxa" w:w="1900"/>
-            <w:tcBorders>
-              <w:top w:val="single" w:color="999999" w:sz="4"/>
-              <w:left w:val="single" w:color="999999" w:sz="4"/>
-              <w:bottom w:val="single" w:color="999999" w:sz="4"/>
-              <w:right w:val="single" w:color="999999" w:sz="4"/>
-            </w:tcBorders>
-            <w:tcMar>
-              <w:top w:type="dxa" w:w="60"/>
-              <w:left w:type="dxa" w:w="90"/>
-              <w:bottom w:type="dxa" w:w="60"/>
-              <w:right w:type="dxa" w:w="90"/>
-            </w:tcMar>
-          </w:tcPr>
-          <w:p>
-            <w:pPr>
-              <w:jc w:val="left"/>
-            </w:pPr>
-            <w:r>
-              <w:rPr>
-                <w:sz w:val="16"/>
-                <w:szCs w:val="16"/>
-              </w:rPr>
-              <w:t xml:space="preserve">Sale date </w:t>
-            </w:r>
-            <w:r>
-              <w:rPr>
-                <w:rFonts w:ascii="Consolas" w:cs="Consolas" w:eastAsia="Consolas" w:hAnsi="Consolas"/>
-                <w:sz w:val="15"/>
-                <w:szCs w:val="15"/>
-              </w:rPr>
-              <w:t xml:space="preserve">08/10/2026</w:t>
-            </w:r>
-            <w:r>
-              <w:rPr>
-                <w:sz w:val="16"/>
-                <w:szCs w:val="16"/>
-              </w:rPr>
-              <w:t xml:space="preserve"> (2 units, </w:t>
-            </w:r>
-            <w:r>
-              <w:rPr>
-                <w:rFonts w:ascii="Consolas" w:cs="Consolas" w:eastAsia="Consolas" w:hAnsi="Consolas"/>
-                <w:sz w:val="15"/>
-                <w:szCs w:val="15"/>
-              </w:rPr>
-              <w:t xml:space="preserve">$999.98</w:t>
-            </w:r>
-            <w:r>
-              <w:rPr>
-                <w:sz w:val="16"/>
-                <w:szCs w:val="16"/>
-              </w:rPr>
-              <w:t xml:space="preserve">); no-sales date </w:t>
-            </w:r>
-            <w:r>
-              <w:rPr>
-                <w:rFonts w:ascii="Consolas" w:cs="Consolas" w:eastAsia="Consolas" w:hAnsi="Consolas"/>
-                <w:sz w:val="15"/>
-                <w:szCs w:val="15"/>
-              </w:rPr>
-              <w:t xml:space="preserve">01/01/2020</w:t>
-            </w:r>
-          </w:p>
-        </w:tc>
-        <w:tc>
-          <w:tcPr>
-            <w:tcW w:type="dxa" w:w="1700"/>
-            <w:tcBorders>
-              <w:top w:val="single" w:color="999999" w:sz="4"/>
-              <w:left w:val="single" w:color="999999" w:sz="4"/>
-              <w:bottom w:val="single" w:color="999999" w:sz="4"/>
-              <w:right w:val="single" w:color="999999" w:sz="4"/>
-            </w:tcBorders>
-            <w:tcMar>
-              <w:top w:type="dxa" w:w="60"/>
-              <w:left w:type="dxa" w:w="90"/>
-              <w:bottom w:type="dxa" w:w="60"/>
-              <w:right w:type="dxa" w:w="90"/>
-            </w:tcMar>
-          </w:tcPr>
-          <w:p>
-            <w:pPr>
-              <w:jc w:val="left"/>
-            </w:pPr>
-            <w:r>
-              <w:rPr>
-                <w:sz w:val="16"/>
-                <w:szCs w:val="16"/>
-              </w:rPr>
-              <w:t xml:space="preserve">The sale date shows the Samsung TV row and correct totals. The no-sales date shows a warning and zero totals.</w:t>
-            </w:r>
-          </w:p>
-        </w:tc>
-        <w:tc>
-          <w:tcPr>
-            <w:tcW w:type="dxa" w:w="5400"/>
-            <w:tcBorders>
-              <w:top w:val="single" w:color="999999" w:sz="4"/>
-              <w:left w:val="single" w:color="999999" w:sz="4"/>
-              <w:bottom w:val="single" w:color="999999" w:sz="4"/>
-              <w:right w:val="single" w:color="999999" w:sz="4"/>
-            </w:tcBorders>
-            <w:tcMar>
-              <w:top w:type="dxa" w:w="60"/>
-              <w:left w:type="dxa" w:w="90"/>
-              <w:bottom w:type="dxa" w:w="60"/>
-              <w:right w:type="dxa" w:w="90"/>
-            </w:tcMar>
-          </w:tcPr>
-          <w:p>
-            <w:pPr>
-              <w:jc w:val="left"/>
-            </w:pPr>
-            <w:r>
-              <w:rPr>
-                <w:sz w:val="16"/>
-                <w:szCs w:val="16"/>
-              </w:rPr>
-              <w:t xml:space="preserve">The report for 08/10/2026 (the TC07 sale date) showed the Samsung TV 55" row with 2 units sold, 13 remaining and $999.98. Totals: 2 units, $999.98, 289 in stock, 9 products. The report for 01/01/2020 showed “No sales were recorded on 01/01/2020. The table below shows current inventory levels only.” with 0 units and $0.00 totals. </w:t>
-            </w:r>
-            <w:r>
-              <w:rPr>
-                <w:b/>
-                <w:bCs/>
-                <w:sz w:val="16"/>
-                <w:szCs w:val="16"/>
-              </w:rPr>
               <w:t xml:space="preserve">PASS.</w:t>
             </w:r>
             <w:r>
@@ -5153,22 +5700,7 @@
                 <w:sz w:val="15"/>
                 <w:szCs w:val="15"/>
               </w:rPr>
-              <w:t xml:space="preserve">evidence/TC10_report_with_sales.png</w:t>
-            </w:r>
-            <w:r>
-              <w:rPr>
-                <w:sz w:val="16"/>
-                <w:szCs w:val="16"/>
-              </w:rPr>
-              <w:t xml:space="preserve">, </w:t>
-            </w:r>
-            <w:r>
-              <w:rPr>
-                <w:rFonts w:ascii="Consolas" w:cs="Consolas" w:eastAsia="Consolas" w:hAnsi="Consolas"/>
-                <w:sz w:val="15"/>
-                <w:szCs w:val="15"/>
-              </w:rPr>
-              <w:t xml:space="preserve">evidence/TC10_report_no_sales.png</w:t>
+              <w:t xml:space="preserve">evidence/TC12_sell_all_stock.png</w:t>
             </w:r>
           </w:p>
           <w:p>
@@ -5178,9 +5710,9 @@
             <w:r>
               <w:drawing>
                 <wp:inline distT="0" distB="0" distL="0" distR="0">
-                  <wp:extent cx="1924050" cy="2000250"/>
+                  <wp:extent cx="3333750" cy="1876425"/>
                   <wp:effectExtent t="0" r="0" b="0" l="0"/>
-                  <wp:docPr id="15" name="TC10_report_with_sales.png" descr="Evidence screenshot TC10_report_with_sales.png" title="TC10_report_with_sales.png"/>
+                  <wp:docPr id="14" name="TC12_sell_all_stock.png" descr="Evidence screenshot TC12_sell_all_stock.png" title="TC12_sell_all_stock.png"/>
                   <wp:cNvGraphicFramePr>
                     <a:graphicFrameLocks xmlns:a="http://schemas.openxmlformats.org/drawingml/2006/main" noChangeAspect="1"/>
                   </wp:cNvGraphicFramePr>
@@ -5203,7 +5735,7 @@
                         <pic:spPr bwMode="auto">
                           <a:xfrm>
                             <a:off x="0" y="0"/>
-                            <a:ext cx="1924050" cy="2000250"/>
+                            <a:ext cx="3333750" cy="1876425"/>
                           </a:xfrm>
                           <a:prstGeom prst="rect">
                             <a:avLst/>
@@ -5216,6 +5748,371 @@
               </w:drawing>
             </w:r>
           </w:p>
+        </w:tc>
+      </w:tr>
+      <w:tr>
+        <w:trPr>
+          <w:cantSplit/>
+        </w:trPr>
+        <w:tc>
+          <w:tcPr>
+            <w:tcW w:type="dxa" w:w="400"/>
+            <w:tcBorders>
+              <w:top w:val="single" w:color="999999" w:sz="4"/>
+              <w:left w:val="single" w:color="999999" w:sz="4"/>
+              <w:bottom w:val="single" w:color="999999" w:sz="4"/>
+              <w:right w:val="single" w:color="999999" w:sz="4"/>
+            </w:tcBorders>
+            <w:tcMar>
+              <w:top w:type="dxa" w:w="60"/>
+              <w:left w:type="dxa" w:w="90"/>
+              <w:bottom w:type="dxa" w:w="60"/>
+              <w:right w:type="dxa" w:w="90"/>
+            </w:tcMar>
+          </w:tcPr>
+          <w:p>
+            <w:pPr>
+              <w:jc w:val="center"/>
+            </w:pPr>
+            <w:r>
+              <w:rPr>
+                <w:sz w:val="16"/>
+                <w:szCs w:val="16"/>
+              </w:rPr>
+              <w:t xml:space="preserve">13</w:t>
+            </w:r>
+          </w:p>
+        </w:tc>
+        <w:tc>
+          <w:tcPr>
+            <w:tcW w:type="dxa" w:w="1300"/>
+            <w:tcBorders>
+              <w:top w:val="single" w:color="999999" w:sz="4"/>
+              <w:left w:val="single" w:color="999999" w:sz="4"/>
+              <w:bottom w:val="single" w:color="999999" w:sz="4"/>
+              <w:right w:val="single" w:color="999999" w:sz="4"/>
+            </w:tcBorders>
+            <w:tcMar>
+              <w:top w:type="dxa" w:w="60"/>
+              <w:left w:type="dxa" w:w="90"/>
+              <w:bottom w:type="dxa" w:w="60"/>
+              <w:right w:type="dxa" w:w="90"/>
+            </w:tcMar>
+          </w:tcPr>
+          <w:p>
+            <w:pPr>
+              <w:jc w:val="left"/>
+            </w:pPr>
+            <w:r>
+              <w:rPr>
+                <w:sz w:val="16"/>
+                <w:szCs w:val="16"/>
+              </w:rPr>
+              <w:t xml:space="preserve">Check that a user can change the profile name.</w:t>
+            </w:r>
+          </w:p>
+        </w:tc>
+        <w:tc>
+          <w:tcPr>
+            <w:tcW w:type="dxa" w:w="2600"/>
+            <w:tcBorders>
+              <w:top w:val="single" w:color="999999" w:sz="4"/>
+              <w:left w:val="single" w:color="999999" w:sz="4"/>
+              <w:bottom w:val="single" w:color="999999" w:sz="4"/>
+              <w:right w:val="single" w:color="999999" w:sz="4"/>
+            </w:tcBorders>
+            <w:tcMar>
+              <w:top w:type="dxa" w:w="60"/>
+              <w:left w:type="dxa" w:w="90"/>
+              <w:bottom w:type="dxa" w:w="60"/>
+              <w:right w:type="dxa" w:w="90"/>
+            </w:tcMar>
+          </w:tcPr>
+          <w:p>
+            <w:pPr>
+              <w:jc w:val="left"/>
+            </w:pPr>
+            <w:r>
+              <w:rPr>
+                <w:sz w:val="16"/>
+                <w:szCs w:val="16"/>
+              </w:rPr>
+              <w:t xml:space="preserve">Pre: logged in as </w:t>
+            </w:r>
+            <w:r>
+              <w:rPr>
+                <w:rFonts w:ascii="Consolas" w:cs="Consolas" w:eastAsia="Consolas" w:hAnsi="Consolas"/>
+                <w:sz w:val="15"/>
+                <w:szCs w:val="15"/>
+              </w:rPr>
+              <w:t xml:space="preserve">admin</w:t>
+            </w:r>
+            <w:r>
+              <w:rPr>
+                <w:sz w:val="16"/>
+                <w:szCs w:val="16"/>
+              </w:rPr>
+              <w:t xml:space="preserve">.</w:t>
+            </w:r>
+          </w:p>
+          <w:p>
+            <w:pPr>
+              <w:jc w:val="left"/>
+            </w:pPr>
+            <w:r>
+              <w:rPr>
+                <w:sz w:val="16"/>
+                <w:szCs w:val="16"/>
+              </w:rPr>
+              <w:t xml:space="preserve">1. Open </w:t>
+            </w:r>
+            <w:r>
+              <w:rPr>
+                <w:b/>
+                <w:bCs/>
+                <w:sz w:val="16"/>
+                <w:szCs w:val="16"/>
+              </w:rPr>
+              <w:t xml:space="preserve">Profile</w:t>
+            </w:r>
+            <w:r>
+              <w:rPr>
+                <w:sz w:val="16"/>
+                <w:szCs w:val="16"/>
+              </w:rPr>
+              <w:t xml:space="preserve">.</w:t>
+            </w:r>
+          </w:p>
+          <w:p>
+            <w:pPr>
+              <w:jc w:val="left"/>
+            </w:pPr>
+            <w:r>
+              <w:rPr>
+                <w:sz w:val="16"/>
+                <w:szCs w:val="16"/>
+              </w:rPr>
+              <w:t xml:space="preserve">2. Change Full Name to </w:t>
+            </w:r>
+            <w:r>
+              <w:rPr>
+                <w:rFonts w:ascii="Consolas" w:cs="Consolas" w:eastAsia="Consolas" w:hAnsi="Consolas"/>
+                <w:sz w:val="15"/>
+                <w:szCs w:val="15"/>
+              </w:rPr>
+              <w:t xml:space="preserve">Updated Test Name</w:t>
+            </w:r>
+            <w:r>
+              <w:rPr>
+                <w:sz w:val="16"/>
+                <w:szCs w:val="16"/>
+              </w:rPr>
+              <w:t xml:space="preserve">.</w:t>
+            </w:r>
+          </w:p>
+          <w:p>
+            <w:pPr>
+              <w:jc w:val="left"/>
+            </w:pPr>
+            <w:r>
+              <w:rPr>
+                <w:sz w:val="16"/>
+                <w:szCs w:val="16"/>
+              </w:rPr>
+              <w:t xml:space="preserve">3. Click </w:t>
+            </w:r>
+            <w:r>
+              <w:rPr>
+                <w:b/>
+                <w:bCs/>
+                <w:sz w:val="16"/>
+                <w:szCs w:val="16"/>
+              </w:rPr>
+              <w:t xml:space="preserve">Update Profile</w:t>
+            </w:r>
+            <w:r>
+              <w:rPr>
+                <w:sz w:val="16"/>
+                <w:szCs w:val="16"/>
+              </w:rPr>
+              <w:t xml:space="preserve">.</w:t>
+            </w:r>
+          </w:p>
+          <w:p>
+            <w:pPr>
+              <w:jc w:val="left"/>
+            </w:pPr>
+            <w:r>
+              <w:rPr>
+                <w:sz w:val="16"/>
+                <w:szCs w:val="16"/>
+              </w:rPr>
+              <w:t xml:space="preserve">4. Restore the original name.</w:t>
+            </w:r>
+          </w:p>
+        </w:tc>
+        <w:tc>
+          <w:tcPr>
+            <w:tcW w:type="dxa" w:w="1100"/>
+            <w:tcBorders>
+              <w:top w:val="single" w:color="999999" w:sz="4"/>
+              <w:left w:val="single" w:color="999999" w:sz="4"/>
+              <w:bottom w:val="single" w:color="999999" w:sz="4"/>
+              <w:right w:val="single" w:color="999999" w:sz="4"/>
+            </w:tcBorders>
+            <w:tcMar>
+              <w:top w:type="dxa" w:w="60"/>
+              <w:left w:type="dxa" w:w="90"/>
+              <w:bottom w:type="dxa" w:w="60"/>
+              <w:right w:type="dxa" w:w="90"/>
+            </w:tcMar>
+          </w:tcPr>
+          <w:p>
+            <w:pPr>
+              <w:jc w:val="left"/>
+            </w:pPr>
+            <w:r>
+              <w:rPr>
+                <w:sz w:val="16"/>
+                <w:szCs w:val="16"/>
+              </w:rPr>
+              <w:t xml:space="preserve">Normal data; black box</w:t>
+            </w:r>
+          </w:p>
+        </w:tc>
+        <w:tc>
+          <w:tcPr>
+            <w:tcW w:type="dxa" w:w="1900"/>
+            <w:tcBorders>
+              <w:top w:val="single" w:color="999999" w:sz="4"/>
+              <w:left w:val="single" w:color="999999" w:sz="4"/>
+              <w:bottom w:val="single" w:color="999999" w:sz="4"/>
+              <w:right w:val="single" w:color="999999" w:sz="4"/>
+            </w:tcBorders>
+            <w:tcMar>
+              <w:top w:type="dxa" w:w="60"/>
+              <w:left w:type="dxa" w:w="90"/>
+              <w:bottom w:type="dxa" w:w="60"/>
+              <w:right w:type="dxa" w:w="90"/>
+            </w:tcMar>
+          </w:tcPr>
+          <w:p>
+            <w:pPr>
+              <w:jc w:val="left"/>
+            </w:pPr>
+            <w:r>
+              <w:rPr>
+                <w:sz w:val="16"/>
+                <w:szCs w:val="16"/>
+              </w:rPr>
+              <w:t xml:space="preserve">Full name </w:t>
+            </w:r>
+            <w:r>
+              <w:rPr>
+                <w:rFonts w:ascii="Consolas" w:cs="Consolas" w:eastAsia="Consolas" w:hAnsi="Consolas"/>
+                <w:sz w:val="15"/>
+                <w:szCs w:val="15"/>
+              </w:rPr>
+              <w:t xml:space="preserve">Updated Test Name</w:t>
+            </w:r>
+          </w:p>
+        </w:tc>
+        <w:tc>
+          <w:tcPr>
+            <w:tcW w:type="dxa" w:w="1700"/>
+            <w:tcBorders>
+              <w:top w:val="single" w:color="999999" w:sz="4"/>
+              <w:left w:val="single" w:color="999999" w:sz="4"/>
+              <w:bottom w:val="single" w:color="999999" w:sz="4"/>
+              <w:right w:val="single" w:color="999999" w:sz="4"/>
+            </w:tcBorders>
+            <w:tcMar>
+              <w:top w:type="dxa" w:w="60"/>
+              <w:left w:type="dxa" w:w="90"/>
+              <w:bottom w:type="dxa" w:w="60"/>
+              <w:right w:type="dxa" w:w="90"/>
+            </w:tcMar>
+          </w:tcPr>
+          <w:p>
+            <w:pPr>
+              <w:jc w:val="left"/>
+            </w:pPr>
+            <w:r>
+              <w:rPr>
+                <w:sz w:val="16"/>
+                <w:szCs w:val="16"/>
+              </w:rPr>
+              <w:t xml:space="preserve">The app shows “Profile updated successfully!” and displays the new name.</w:t>
+            </w:r>
+          </w:p>
+        </w:tc>
+        <w:tc>
+          <w:tcPr>
+            <w:tcW w:type="dxa" w:w="5400"/>
+            <w:tcBorders>
+              <w:top w:val="single" w:color="999999" w:sz="4"/>
+              <w:left w:val="single" w:color="999999" w:sz="4"/>
+              <w:bottom w:val="single" w:color="999999" w:sz="4"/>
+              <w:right w:val="single" w:color="999999" w:sz="4"/>
+            </w:tcBorders>
+            <w:tcMar>
+              <w:top w:type="dxa" w:w="60"/>
+              <w:left w:type="dxa" w:w="90"/>
+              <w:bottom w:type="dxa" w:w="60"/>
+              <w:right w:type="dxa" w:w="90"/>
+            </w:tcMar>
+          </w:tcPr>
+          <w:p>
+            <w:pPr>
+              <w:jc w:val="left"/>
+            </w:pPr>
+            <w:r>
+              <w:rPr>
+                <w:sz w:val="16"/>
+                <w:szCs w:val="16"/>
+              </w:rPr>
+              <w:t xml:space="preserve">The alert said “Profile updated successfully!”, and both Account Information and the navbar showed </w:t>
+            </w:r>
+            <w:r>
+              <w:rPr>
+                <w:rFonts w:ascii="Consolas" w:cs="Consolas" w:eastAsia="Consolas" w:hAnsi="Consolas"/>
+                <w:sz w:val="15"/>
+                <w:szCs w:val="15"/>
+              </w:rPr>
+              <w:t xml:space="preserve">Updated Test Name</w:t>
+            </w:r>
+            <w:r>
+              <w:rPr>
+                <w:sz w:val="16"/>
+                <w:szCs w:val="16"/>
+              </w:rPr>
+              <w:t xml:space="preserve">. The test restored the name “Administrator” afterward. </w:t>
+            </w:r>
+            <w:r>
+              <w:rPr>
+                <w:b/>
+                <w:bCs/>
+                <w:sz w:val="16"/>
+                <w:szCs w:val="16"/>
+              </w:rPr>
+              <w:t xml:space="preserve">PASS.</w:t>
+            </w:r>
+            <w:r>
+              <w:rPr>
+                <w:sz w:val="16"/>
+                <w:szCs w:val="16"/>
+              </w:rPr>
+              <w:t xml:space="preserve"> Evidence: </w:t>
+            </w:r>
+            <w:r>
+              <w:rPr>
+                <w:rFonts w:ascii="Consolas" w:cs="Consolas" w:eastAsia="Consolas" w:hAnsi="Consolas"/>
+                <w:sz w:val="15"/>
+                <w:szCs w:val="15"/>
+              </w:rPr>
+              <w:t xml:space="preserve">evidence/TC13_profile_update.png</w:t>
+            </w:r>
+          </w:p>
           <w:p>
             <w:pPr>
               <w:spacing w:before="60"/>
@@ -5223,9 +6120,9 @@
             <w:r>
               <w:drawing>
                 <wp:inline distT="0" distB="0" distL="0" distR="0">
-                  <wp:extent cx="1828800" cy="2000250"/>
+                  <wp:extent cx="2543175" cy="2000250"/>
                   <wp:effectExtent t="0" r="0" b="0" l="0"/>
-                  <wp:docPr id="16" name="TC10_report_no_sales.png" descr="Evidence screenshot TC10_report_no_sales.png" title="TC10_report_no_sales.png"/>
+                  <wp:docPr id="15" name="TC13_profile_update.png" descr="Evidence screenshot TC13_profile_update.png" title="TC13_profile_update.png"/>
                   <wp:cNvGraphicFramePr>
                     <a:graphicFrameLocks xmlns:a="http://schemas.openxmlformats.org/drawingml/2006/main" noChangeAspect="1"/>
                   </wp:cNvGraphicFramePr>
@@ -5248,7 +6145,954 @@
                         <pic:spPr bwMode="auto">
                           <a:xfrm>
                             <a:off x="0" y="0"/>
-                            <a:ext cx="1828800" cy="2000250"/>
+                            <a:ext cx="2543175" cy="2000250"/>
+                          </a:xfrm>
+                          <a:prstGeom prst="rect">
+                            <a:avLst/>
+                          </a:prstGeom>
+                        </pic:spPr>
+                      </pic:pic>
+                    </a:graphicData>
+                  </a:graphic>
+                </wp:inline>
+              </w:drawing>
+            </w:r>
+          </w:p>
+        </w:tc>
+      </w:tr>
+      <w:tr>
+        <w:trPr>
+          <w:cantSplit/>
+        </w:trPr>
+        <w:tc>
+          <w:tcPr>
+            <w:tcW w:type="dxa" w:w="400"/>
+            <w:tcBorders>
+              <w:top w:val="single" w:color="999999" w:sz="4"/>
+              <w:left w:val="single" w:color="999999" w:sz="4"/>
+              <w:bottom w:val="single" w:color="999999" w:sz="4"/>
+              <w:right w:val="single" w:color="999999" w:sz="4"/>
+            </w:tcBorders>
+            <w:tcMar>
+              <w:top w:type="dxa" w:w="60"/>
+              <w:left w:type="dxa" w:w="90"/>
+              <w:bottom w:type="dxa" w:w="60"/>
+              <w:right w:type="dxa" w:w="90"/>
+            </w:tcMar>
+          </w:tcPr>
+          <w:p>
+            <w:pPr>
+              <w:jc w:val="center"/>
+            </w:pPr>
+            <w:r>
+              <w:rPr>
+                <w:sz w:val="16"/>
+                <w:szCs w:val="16"/>
+              </w:rPr>
+              <w:t xml:space="preserve">14</w:t>
+            </w:r>
+          </w:p>
+        </w:tc>
+        <w:tc>
+          <w:tcPr>
+            <w:tcW w:type="dxa" w:w="1300"/>
+            <w:tcBorders>
+              <w:top w:val="single" w:color="999999" w:sz="4"/>
+              <w:left w:val="single" w:color="999999" w:sz="4"/>
+              <w:bottom w:val="single" w:color="999999" w:sz="4"/>
+              <w:right w:val="single" w:color="999999" w:sz="4"/>
+            </w:tcBorders>
+            <w:tcMar>
+              <w:top w:type="dxa" w:w="60"/>
+              <w:left w:type="dxa" w:w="90"/>
+              <w:bottom w:type="dxa" w:w="60"/>
+              <w:right w:type="dxa" w:w="90"/>
+            </w:tcMar>
+          </w:tcPr>
+          <w:p>
+            <w:pPr>
+              <w:jc w:val="left"/>
+            </w:pPr>
+            <w:r>
+              <w:rPr>
+                <w:sz w:val="16"/>
+                <w:szCs w:val="16"/>
+              </w:rPr>
+              <w:t xml:space="preserve">Check that a password change needs the correct current password.</w:t>
+            </w:r>
+          </w:p>
+        </w:tc>
+        <w:tc>
+          <w:tcPr>
+            <w:tcW w:type="dxa" w:w="2600"/>
+            <w:tcBorders>
+              <w:top w:val="single" w:color="999999" w:sz="4"/>
+              <w:left w:val="single" w:color="999999" w:sz="4"/>
+              <w:bottom w:val="single" w:color="999999" w:sz="4"/>
+              <w:right w:val="single" w:color="999999" w:sz="4"/>
+            </w:tcBorders>
+            <w:tcMar>
+              <w:top w:type="dxa" w:w="60"/>
+              <w:left w:type="dxa" w:w="90"/>
+              <w:bottom w:type="dxa" w:w="60"/>
+              <w:right w:type="dxa" w:w="90"/>
+            </w:tcMar>
+          </w:tcPr>
+          <w:p>
+            <w:pPr>
+              <w:jc w:val="left"/>
+            </w:pPr>
+            <w:r>
+              <w:rPr>
+                <w:sz w:val="16"/>
+                <w:szCs w:val="16"/>
+              </w:rPr>
+              <w:t xml:space="preserve">Pre: logged in as </w:t>
+            </w:r>
+            <w:r>
+              <w:rPr>
+                <w:rFonts w:ascii="Consolas" w:cs="Consolas" w:eastAsia="Consolas" w:hAnsi="Consolas"/>
+                <w:sz w:val="15"/>
+                <w:szCs w:val="15"/>
+              </w:rPr>
+              <w:t xml:space="preserve">admin</w:t>
+            </w:r>
+            <w:r>
+              <w:rPr>
+                <w:sz w:val="16"/>
+                <w:szCs w:val="16"/>
+              </w:rPr>
+              <w:t xml:space="preserve">.</w:t>
+            </w:r>
+          </w:p>
+          <w:p>
+            <w:pPr>
+              <w:jc w:val="left"/>
+            </w:pPr>
+            <w:r>
+              <w:rPr>
+                <w:sz w:val="16"/>
+                <w:szCs w:val="16"/>
+              </w:rPr>
+              <w:t xml:space="preserve">1. Open </w:t>
+            </w:r>
+            <w:r>
+              <w:rPr>
+                <w:b/>
+                <w:bCs/>
+                <w:sz w:val="16"/>
+                <w:szCs w:val="16"/>
+              </w:rPr>
+              <w:t xml:space="preserve">Profile</w:t>
+            </w:r>
+            <w:r>
+              <w:rPr>
+                <w:sz w:val="16"/>
+                <w:szCs w:val="16"/>
+              </w:rPr>
+              <w:t xml:space="preserve">.</w:t>
+            </w:r>
+          </w:p>
+          <w:p>
+            <w:pPr>
+              <w:jc w:val="left"/>
+            </w:pPr>
+            <w:r>
+              <w:rPr>
+                <w:sz w:val="16"/>
+                <w:szCs w:val="16"/>
+              </w:rPr>
+              <w:t xml:space="preserve">2. Under Change Password enter current password </w:t>
+            </w:r>
+            <w:r>
+              <w:rPr>
+                <w:rFonts w:ascii="Consolas" w:cs="Consolas" w:eastAsia="Consolas" w:hAnsi="Consolas"/>
+                <w:sz w:val="15"/>
+                <w:szCs w:val="15"/>
+              </w:rPr>
+              <w:t xml:space="preserve">wrong-current</w:t>
+            </w:r>
+            <w:r>
+              <w:rPr>
+                <w:sz w:val="16"/>
+                <w:szCs w:val="16"/>
+              </w:rPr>
+              <w:t xml:space="preserve">, new password </w:t>
+            </w:r>
+            <w:r>
+              <w:rPr>
+                <w:rFonts w:ascii="Consolas" w:cs="Consolas" w:eastAsia="Consolas" w:hAnsi="Consolas"/>
+                <w:sz w:val="15"/>
+                <w:szCs w:val="15"/>
+              </w:rPr>
+              <w:t xml:space="preserve">newpass123</w:t>
+            </w:r>
+            <w:r>
+              <w:rPr>
+                <w:sz w:val="16"/>
+                <w:szCs w:val="16"/>
+              </w:rPr>
+              <w:t xml:space="preserve"> and confirmation </w:t>
+            </w:r>
+            <w:r>
+              <w:rPr>
+                <w:rFonts w:ascii="Consolas" w:cs="Consolas" w:eastAsia="Consolas" w:hAnsi="Consolas"/>
+                <w:sz w:val="15"/>
+                <w:szCs w:val="15"/>
+              </w:rPr>
+              <w:t xml:space="preserve">newpass123</w:t>
+            </w:r>
+            <w:r>
+              <w:rPr>
+                <w:sz w:val="16"/>
+                <w:szCs w:val="16"/>
+              </w:rPr>
+              <w:t xml:space="preserve">.</w:t>
+            </w:r>
+          </w:p>
+          <w:p>
+            <w:pPr>
+              <w:jc w:val="left"/>
+            </w:pPr>
+            <w:r>
+              <w:rPr>
+                <w:sz w:val="16"/>
+                <w:szCs w:val="16"/>
+              </w:rPr>
+              <w:t xml:space="preserve">3. Click </w:t>
+            </w:r>
+            <w:r>
+              <w:rPr>
+                <w:b/>
+                <w:bCs/>
+                <w:sz w:val="16"/>
+                <w:szCs w:val="16"/>
+              </w:rPr>
+              <w:t xml:space="preserve">Change Password</w:t>
+            </w:r>
+            <w:r>
+              <w:rPr>
+                <w:sz w:val="16"/>
+                <w:szCs w:val="16"/>
+              </w:rPr>
+              <w:t xml:space="preserve">.</w:t>
+            </w:r>
+          </w:p>
+        </w:tc>
+        <w:tc>
+          <w:tcPr>
+            <w:tcW w:type="dxa" w:w="1100"/>
+            <w:tcBorders>
+              <w:top w:val="single" w:color="999999" w:sz="4"/>
+              <w:left w:val="single" w:color="999999" w:sz="4"/>
+              <w:bottom w:val="single" w:color="999999" w:sz="4"/>
+              <w:right w:val="single" w:color="999999" w:sz="4"/>
+            </w:tcBorders>
+            <w:tcMar>
+              <w:top w:type="dxa" w:w="60"/>
+              <w:left w:type="dxa" w:w="90"/>
+              <w:bottom w:type="dxa" w:w="60"/>
+              <w:right w:type="dxa" w:w="90"/>
+            </w:tcMar>
+          </w:tcPr>
+          <w:p>
+            <w:pPr>
+              <w:jc w:val="left"/>
+            </w:pPr>
+            <w:r>
+              <w:rPr>
+                <w:sz w:val="16"/>
+                <w:szCs w:val="16"/>
+              </w:rPr>
+              <w:t xml:space="preserve">Invalid data; black box</w:t>
+            </w:r>
+          </w:p>
+        </w:tc>
+        <w:tc>
+          <w:tcPr>
+            <w:tcW w:type="dxa" w:w="1900"/>
+            <w:tcBorders>
+              <w:top w:val="single" w:color="999999" w:sz="4"/>
+              <w:left w:val="single" w:color="999999" w:sz="4"/>
+              <w:bottom w:val="single" w:color="999999" w:sz="4"/>
+              <w:right w:val="single" w:color="999999" w:sz="4"/>
+            </w:tcBorders>
+            <w:tcMar>
+              <w:top w:type="dxa" w:w="60"/>
+              <w:left w:type="dxa" w:w="90"/>
+              <w:bottom w:type="dxa" w:w="60"/>
+              <w:right w:type="dxa" w:w="90"/>
+            </w:tcMar>
+          </w:tcPr>
+          <w:p>
+            <w:pPr>
+              <w:jc w:val="left"/>
+            </w:pPr>
+            <w:r>
+              <w:rPr>
+                <w:sz w:val="16"/>
+                <w:szCs w:val="16"/>
+              </w:rPr>
+              <w:t xml:space="preserve">Current password </w:t>
+            </w:r>
+            <w:r>
+              <w:rPr>
+                <w:rFonts w:ascii="Consolas" w:cs="Consolas" w:eastAsia="Consolas" w:hAnsi="Consolas"/>
+                <w:sz w:val="15"/>
+                <w:szCs w:val="15"/>
+              </w:rPr>
+              <w:t xml:space="preserve">wrong-current</w:t>
+            </w:r>
+            <w:r>
+              <w:rPr>
+                <w:sz w:val="16"/>
+                <w:szCs w:val="16"/>
+              </w:rPr>
+              <w:t xml:space="preserve"> (wrong; the real one is </w:t>
+            </w:r>
+            <w:r>
+              <w:rPr>
+                <w:rFonts w:ascii="Consolas" w:cs="Consolas" w:eastAsia="Consolas" w:hAnsi="Consolas"/>
+                <w:sz w:val="15"/>
+                <w:szCs w:val="15"/>
+              </w:rPr>
+              <w:t xml:space="preserve">password</w:t>
+            </w:r>
+            <w:r>
+              <w:rPr>
+                <w:sz w:val="16"/>
+                <w:szCs w:val="16"/>
+              </w:rPr>
+              <w:t xml:space="preserve">); new and confirm password </w:t>
+            </w:r>
+            <w:r>
+              <w:rPr>
+                <w:rFonts w:ascii="Consolas" w:cs="Consolas" w:eastAsia="Consolas" w:hAnsi="Consolas"/>
+                <w:sz w:val="15"/>
+                <w:szCs w:val="15"/>
+              </w:rPr>
+              <w:t xml:space="preserve">newpass123</w:t>
+            </w:r>
+          </w:p>
+        </w:tc>
+        <w:tc>
+          <w:tcPr>
+            <w:tcW w:type="dxa" w:w="1700"/>
+            <w:tcBorders>
+              <w:top w:val="single" w:color="999999" w:sz="4"/>
+              <w:left w:val="single" w:color="999999" w:sz="4"/>
+              <w:bottom w:val="single" w:color="999999" w:sz="4"/>
+              <w:right w:val="single" w:color="999999" w:sz="4"/>
+            </w:tcBorders>
+            <w:tcMar>
+              <w:top w:type="dxa" w:w="60"/>
+              <w:left w:type="dxa" w:w="90"/>
+              <w:bottom w:type="dxa" w:w="60"/>
+              <w:right w:type="dxa" w:w="90"/>
+            </w:tcMar>
+          </w:tcPr>
+          <w:p>
+            <w:pPr>
+              <w:jc w:val="left"/>
+            </w:pPr>
+            <w:r>
+              <w:rPr>
+                <w:sz w:val="16"/>
+                <w:szCs w:val="16"/>
+              </w:rPr>
+              <w:t xml:space="preserve">The app rejects the change with “Current password is incorrect.” and keeps the old password.</w:t>
+            </w:r>
+          </w:p>
+        </w:tc>
+        <w:tc>
+          <w:tcPr>
+            <w:tcW w:type="dxa" w:w="5400"/>
+            <w:tcBorders>
+              <w:top w:val="single" w:color="999999" w:sz="4"/>
+              <w:left w:val="single" w:color="999999" w:sz="4"/>
+              <w:bottom w:val="single" w:color="999999" w:sz="4"/>
+              <w:right w:val="single" w:color="999999" w:sz="4"/>
+            </w:tcBorders>
+            <w:tcMar>
+              <w:top w:type="dxa" w:w="60"/>
+              <w:left w:type="dxa" w:w="90"/>
+              <w:bottom w:type="dxa" w:w="60"/>
+              <w:right w:type="dxa" w:w="90"/>
+            </w:tcMar>
+          </w:tcPr>
+          <w:p>
+            <w:pPr>
+              <w:jc w:val="left"/>
+            </w:pPr>
+            <w:r>
+              <w:rPr>
+                <w:sz w:val="16"/>
+                <w:szCs w:val="16"/>
+              </w:rPr>
+              <w:t xml:space="preserve">The page showed “Current password is incorrect.” The password did not change: Test 15 still logged in with </w:t>
+            </w:r>
+            <w:r>
+              <w:rPr>
+                <w:rFonts w:ascii="Consolas" w:cs="Consolas" w:eastAsia="Consolas" w:hAnsi="Consolas"/>
+                <w:sz w:val="15"/>
+                <w:szCs w:val="15"/>
+              </w:rPr>
+              <w:t xml:space="preserve">admin</w:t>
+            </w:r>
+            <w:r>
+              <w:rPr>
+                <w:sz w:val="16"/>
+                <w:szCs w:val="16"/>
+              </w:rPr>
+              <w:t xml:space="preserve"> / </w:t>
+            </w:r>
+            <w:r>
+              <w:rPr>
+                <w:rFonts w:ascii="Consolas" w:cs="Consolas" w:eastAsia="Consolas" w:hAnsi="Consolas"/>
+                <w:sz w:val="15"/>
+                <w:szCs w:val="15"/>
+              </w:rPr>
+              <w:t xml:space="preserve">password</w:t>
+            </w:r>
+            <w:r>
+              <w:rPr>
+                <w:sz w:val="16"/>
+                <w:szCs w:val="16"/>
+              </w:rPr>
+              <w:t xml:space="preserve">. </w:t>
+            </w:r>
+            <w:r>
+              <w:rPr>
+                <w:b/>
+                <w:bCs/>
+                <w:sz w:val="16"/>
+                <w:szCs w:val="16"/>
+              </w:rPr>
+              <w:t xml:space="preserve">PASS.</w:t>
+            </w:r>
+            <w:r>
+              <w:rPr>
+                <w:sz w:val="16"/>
+                <w:szCs w:val="16"/>
+              </w:rPr>
+              <w:t xml:space="preserve"> Evidence: </w:t>
+            </w:r>
+            <w:r>
+              <w:rPr>
+                <w:rFonts w:ascii="Consolas" w:cs="Consolas" w:eastAsia="Consolas" w:hAnsi="Consolas"/>
+                <w:sz w:val="15"/>
+                <w:szCs w:val="15"/>
+              </w:rPr>
+              <w:t xml:space="preserve">evidence/TC14_password_rejected.png</w:t>
+            </w:r>
+          </w:p>
+          <w:p>
+            <w:pPr>
+              <w:spacing w:before="60"/>
+            </w:pPr>
+            <w:r>
+              <w:drawing>
+                <wp:inline distT="0" distB="0" distL="0" distR="0">
+                  <wp:extent cx="2543175" cy="2000250"/>
+                  <wp:effectExtent t="0" r="0" b="0" l="0"/>
+                  <wp:docPr id="16" name="TC14_password_rejected.png" descr="Evidence screenshot TC14_password_rejected.png" title="TC14_password_rejected.png"/>
+                  <wp:cNvGraphicFramePr>
+                    <a:graphicFrameLocks xmlns:a="http://schemas.openxmlformats.org/drawingml/2006/main" noChangeAspect="1"/>
+                  </wp:cNvGraphicFramePr>
+                  <a:graphic xmlns:a="http://schemas.openxmlformats.org/drawingml/2006/main">
+                    <a:graphicData uri="http://schemas.openxmlformats.org/drawingml/2006/picture">
+                      <pic:pic xmlns:pic="http://schemas.openxmlformats.org/drawingml/2006/picture">
+                        <pic:nvPicPr>
+                          <pic:cNvPr id="0" name="" descr=""/>
+                          <pic:cNvPicPr>
+                            <a:picLocks noChangeAspect="1" noChangeArrowheads="1"/>
+                          </pic:cNvPicPr>
+                        </pic:nvPicPr>
+                        <pic:blipFill>
+                          <a:blip r:embed="rId22" cstate="none"/>
+                          <a:srcRect/>
+                          <a:stretch>
+                            <a:fillRect/>
+                          </a:stretch>
+                        </pic:blipFill>
+                        <pic:spPr bwMode="auto">
+                          <a:xfrm>
+                            <a:off x="0" y="0"/>
+                            <a:ext cx="2543175" cy="2000250"/>
+                          </a:xfrm>
+                          <a:prstGeom prst="rect">
+                            <a:avLst/>
+                          </a:prstGeom>
+                        </pic:spPr>
+                      </pic:pic>
+                    </a:graphicData>
+                  </a:graphic>
+                </wp:inline>
+              </w:drawing>
+            </w:r>
+          </w:p>
+        </w:tc>
+      </w:tr>
+      <w:tr>
+        <w:trPr>
+          <w:cantSplit/>
+        </w:trPr>
+        <w:tc>
+          <w:tcPr>
+            <w:tcW w:type="dxa" w:w="400"/>
+            <w:tcBorders>
+              <w:top w:val="single" w:color="999999" w:sz="4"/>
+              <w:left w:val="single" w:color="999999" w:sz="4"/>
+              <w:bottom w:val="single" w:color="999999" w:sz="4"/>
+              <w:right w:val="single" w:color="999999" w:sz="4"/>
+            </w:tcBorders>
+            <w:tcMar>
+              <w:top w:type="dxa" w:w="60"/>
+              <w:left w:type="dxa" w:w="90"/>
+              <w:bottom w:type="dxa" w:w="60"/>
+              <w:right w:type="dxa" w:w="90"/>
+            </w:tcMar>
+          </w:tcPr>
+          <w:p>
+            <w:pPr>
+              <w:jc w:val="center"/>
+            </w:pPr>
+            <w:r>
+              <w:rPr>
+                <w:sz w:val="16"/>
+                <w:szCs w:val="16"/>
+              </w:rPr>
+              <w:t xml:space="preserve">15</w:t>
+            </w:r>
+          </w:p>
+        </w:tc>
+        <w:tc>
+          <w:tcPr>
+            <w:tcW w:type="dxa" w:w="1300"/>
+            <w:tcBorders>
+              <w:top w:val="single" w:color="999999" w:sz="4"/>
+              <w:left w:val="single" w:color="999999" w:sz="4"/>
+              <w:bottom w:val="single" w:color="999999" w:sz="4"/>
+              <w:right w:val="single" w:color="999999" w:sz="4"/>
+            </w:tcBorders>
+            <w:tcMar>
+              <w:top w:type="dxa" w:w="60"/>
+              <w:left w:type="dxa" w:w="90"/>
+              <w:bottom w:type="dxa" w:w="60"/>
+              <w:right w:type="dxa" w:w="90"/>
+            </w:tcMar>
+          </w:tcPr>
+          <w:p>
+            <w:pPr>
+              <w:jc w:val="left"/>
+            </w:pPr>
+            <w:r>
+              <w:rPr>
+                <w:sz w:val="16"/>
+                <w:szCs w:val="16"/>
+              </w:rPr>
+              <w:t xml:space="preserve">Check that the daily report filters sales by date.</w:t>
+            </w:r>
+          </w:p>
+        </w:tc>
+        <w:tc>
+          <w:tcPr>
+            <w:tcW w:type="dxa" w:w="2600"/>
+            <w:tcBorders>
+              <w:top w:val="single" w:color="999999" w:sz="4"/>
+              <w:left w:val="single" w:color="999999" w:sz="4"/>
+              <w:bottom w:val="single" w:color="999999" w:sz="4"/>
+              <w:right w:val="single" w:color="999999" w:sz="4"/>
+            </w:tcBorders>
+            <w:tcMar>
+              <w:top w:type="dxa" w:w="60"/>
+              <w:left w:type="dxa" w:w="90"/>
+              <w:bottom w:type="dxa" w:w="60"/>
+              <w:right w:type="dxa" w:w="90"/>
+            </w:tcMar>
+          </w:tcPr>
+          <w:p>
+            <w:pPr>
+              <w:jc w:val="left"/>
+            </w:pPr>
+            <w:r>
+              <w:rPr>
+                <w:sz w:val="16"/>
+                <w:szCs w:val="16"/>
+              </w:rPr>
+              <w:t xml:space="preserve">Pre: the sales from Tests 10 and 12 exist (run the tests in order).</w:t>
+            </w:r>
+          </w:p>
+          <w:p>
+            <w:pPr>
+              <w:jc w:val="left"/>
+            </w:pPr>
+            <w:r>
+              <w:rPr>
+                <w:sz w:val="16"/>
+                <w:szCs w:val="16"/>
+              </w:rPr>
+              <w:t xml:space="preserve">1. Open </w:t>
+            </w:r>
+            <w:r>
+              <w:rPr>
+                <w:b/>
+                <w:bCs/>
+                <w:sz w:val="16"/>
+                <w:szCs w:val="16"/>
+              </w:rPr>
+              <w:t xml:space="preserve">Reports</w:t>
+            </w:r>
+            <w:r>
+              <w:rPr>
+                <w:sz w:val="16"/>
+                <w:szCs w:val="16"/>
+              </w:rPr>
+              <w:t xml:space="preserve">.</w:t>
+            </w:r>
+          </w:p>
+          <w:p>
+            <w:pPr>
+              <w:jc w:val="left"/>
+            </w:pPr>
+            <w:r>
+              <w:rPr>
+                <w:sz w:val="16"/>
+                <w:szCs w:val="16"/>
+              </w:rPr>
+              <w:t xml:space="preserve">2. Set the date to </w:t>
+            </w:r>
+            <w:r>
+              <w:rPr>
+                <w:rFonts w:ascii="Consolas" w:cs="Consolas" w:eastAsia="Consolas" w:hAnsi="Consolas"/>
+                <w:sz w:val="15"/>
+                <w:szCs w:val="15"/>
+              </w:rPr>
+              <w:t xml:space="preserve">2026-10-08</w:t>
+            </w:r>
+            <w:r>
+              <w:rPr>
+                <w:sz w:val="16"/>
+                <w:szCs w:val="16"/>
+              </w:rPr>
+              <w:t xml:space="preserve"> (the sale date) and click </w:t>
+            </w:r>
+            <w:r>
+              <w:rPr>
+                <w:b/>
+                <w:bCs/>
+                <w:sz w:val="16"/>
+                <w:szCs w:val="16"/>
+              </w:rPr>
+              <w:t xml:space="preserve">Generate Report</w:t>
+            </w:r>
+            <w:r>
+              <w:rPr>
+                <w:sz w:val="16"/>
+                <w:szCs w:val="16"/>
+              </w:rPr>
+              <w:t xml:space="preserve">.</w:t>
+            </w:r>
+          </w:p>
+          <w:p>
+            <w:pPr>
+              <w:jc w:val="left"/>
+            </w:pPr>
+            <w:r>
+              <w:rPr>
+                <w:sz w:val="16"/>
+                <w:szCs w:val="16"/>
+              </w:rPr>
+              <w:t xml:space="preserve">3. Set the date to </w:t>
+            </w:r>
+            <w:r>
+              <w:rPr>
+                <w:rFonts w:ascii="Consolas" w:cs="Consolas" w:eastAsia="Consolas" w:hAnsi="Consolas"/>
+                <w:sz w:val="15"/>
+                <w:szCs w:val="15"/>
+              </w:rPr>
+              <w:t xml:space="preserve">2020-01-01</w:t>
+            </w:r>
+            <w:r>
+              <w:rPr>
+                <w:sz w:val="16"/>
+                <w:szCs w:val="16"/>
+              </w:rPr>
+              <w:t xml:space="preserve"> and click </w:t>
+            </w:r>
+            <w:r>
+              <w:rPr>
+                <w:b/>
+                <w:bCs/>
+                <w:sz w:val="16"/>
+                <w:szCs w:val="16"/>
+              </w:rPr>
+              <w:t xml:space="preserve">Generate Report</w:t>
+            </w:r>
+            <w:r>
+              <w:rPr>
+                <w:sz w:val="16"/>
+                <w:szCs w:val="16"/>
+              </w:rPr>
+              <w:t xml:space="preserve">.</w:t>
+            </w:r>
+          </w:p>
+        </w:tc>
+        <w:tc>
+          <w:tcPr>
+            <w:tcW w:type="dxa" w:w="1100"/>
+            <w:tcBorders>
+              <w:top w:val="single" w:color="999999" w:sz="4"/>
+              <w:left w:val="single" w:color="999999" w:sz="4"/>
+              <w:bottom w:val="single" w:color="999999" w:sz="4"/>
+              <w:right w:val="single" w:color="999999" w:sz="4"/>
+            </w:tcBorders>
+            <w:tcMar>
+              <w:top w:type="dxa" w:w="60"/>
+              <w:left w:type="dxa" w:w="90"/>
+              <w:bottom w:type="dxa" w:w="60"/>
+              <w:right w:type="dxa" w:w="90"/>
+            </w:tcMar>
+          </w:tcPr>
+          <w:p>
+            <w:pPr>
+              <w:jc w:val="left"/>
+            </w:pPr>
+            <w:r>
+              <w:rPr>
+                <w:sz w:val="16"/>
+                <w:szCs w:val="16"/>
+              </w:rPr>
+              <w:t xml:space="preserve">Normal data; black box</w:t>
+            </w:r>
+          </w:p>
+        </w:tc>
+        <w:tc>
+          <w:tcPr>
+            <w:tcW w:type="dxa" w:w="1900"/>
+            <w:tcBorders>
+              <w:top w:val="single" w:color="999999" w:sz="4"/>
+              <w:left w:val="single" w:color="999999" w:sz="4"/>
+              <w:bottom w:val="single" w:color="999999" w:sz="4"/>
+              <w:right w:val="single" w:color="999999" w:sz="4"/>
+            </w:tcBorders>
+            <w:tcMar>
+              <w:top w:type="dxa" w:w="60"/>
+              <w:left w:type="dxa" w:w="90"/>
+              <w:bottom w:type="dxa" w:w="60"/>
+              <w:right w:type="dxa" w:w="90"/>
+            </w:tcMar>
+          </w:tcPr>
+          <w:p>
+            <w:pPr>
+              <w:jc w:val="left"/>
+            </w:pPr>
+            <w:r>
+              <w:rPr>
+                <w:sz w:val="16"/>
+                <w:szCs w:val="16"/>
+              </w:rPr>
+              <w:t xml:space="preserve">Sale date </w:t>
+            </w:r>
+            <w:r>
+              <w:rPr>
+                <w:rFonts w:ascii="Consolas" w:cs="Consolas" w:eastAsia="Consolas" w:hAnsi="Consolas"/>
+                <w:sz w:val="15"/>
+                <w:szCs w:val="15"/>
+              </w:rPr>
+              <w:t xml:space="preserve">08/10/2026</w:t>
+            </w:r>
+            <w:r>
+              <w:rPr>
+                <w:sz w:val="16"/>
+                <w:szCs w:val="16"/>
+              </w:rPr>
+              <w:t xml:space="preserve">; date with no sales </w:t>
+            </w:r>
+            <w:r>
+              <w:rPr>
+                <w:rFonts w:ascii="Consolas" w:cs="Consolas" w:eastAsia="Consolas" w:hAnsi="Consolas"/>
+                <w:sz w:val="15"/>
+                <w:szCs w:val="15"/>
+              </w:rPr>
+              <w:t xml:space="preserve">01/01/2020</w:t>
+            </w:r>
+          </w:p>
+        </w:tc>
+        <w:tc>
+          <w:tcPr>
+            <w:tcW w:type="dxa" w:w="1700"/>
+            <w:tcBorders>
+              <w:top w:val="single" w:color="999999" w:sz="4"/>
+              <w:left w:val="single" w:color="999999" w:sz="4"/>
+              <w:bottom w:val="single" w:color="999999" w:sz="4"/>
+              <w:right w:val="single" w:color="999999" w:sz="4"/>
+            </w:tcBorders>
+            <w:tcMar>
+              <w:top w:type="dxa" w:w="60"/>
+              <w:left w:type="dxa" w:w="90"/>
+              <w:bottom w:type="dxa" w:w="60"/>
+              <w:right w:type="dxa" w:w="90"/>
+            </w:tcMar>
+          </w:tcPr>
+          <w:p>
+            <w:pPr>
+              <w:jc w:val="left"/>
+            </w:pPr>
+            <w:r>
+              <w:rPr>
+                <w:sz w:val="16"/>
+                <w:szCs w:val="16"/>
+              </w:rPr>
+              <w:t xml:space="preserve">08/10/2026 lists Samsung TV 55" (2 units, $999.98) and Wireless Mouse (2 units, $51.98) with matching totals. 01/01/2020 shows a no-sales warning and zero totals.</w:t>
+            </w:r>
+          </w:p>
+        </w:tc>
+        <w:tc>
+          <w:tcPr>
+            <w:tcW w:type="dxa" w:w="5400"/>
+            <w:tcBorders>
+              <w:top w:val="single" w:color="999999" w:sz="4"/>
+              <w:left w:val="single" w:color="999999" w:sz="4"/>
+              <w:bottom w:val="single" w:color="999999" w:sz="4"/>
+              <w:right w:val="single" w:color="999999" w:sz="4"/>
+            </w:tcBorders>
+            <w:tcMar>
+              <w:top w:type="dxa" w:w="60"/>
+              <w:left w:type="dxa" w:w="90"/>
+              <w:bottom w:type="dxa" w:w="60"/>
+              <w:right w:type="dxa" w:w="90"/>
+            </w:tcMar>
+          </w:tcPr>
+          <w:p>
+            <w:pPr>
+              <w:jc w:val="left"/>
+            </w:pPr>
+            <w:r>
+              <w:rPr>
+                <w:sz w:val="16"/>
+                <w:szCs w:val="16"/>
+              </w:rPr>
+              <w:t xml:space="preserve">The 08/10/2026 report showed Samsung TV 55" (2 sold, 13 left, $999.98) and Wireless Mouse (2 sold, 0 left, $51.98). Totals: 4 units, $1,051.96, 287 in stock, 10 products. The 01/01/2020 report showed “No sales were recorded on 01/01/2020. The table below shows current inventory levels only.” with 0 units and $0.00. </w:t>
+            </w:r>
+            <w:r>
+              <w:rPr>
+                <w:b/>
+                <w:bCs/>
+                <w:sz w:val="16"/>
+                <w:szCs w:val="16"/>
+              </w:rPr>
+              <w:t xml:space="preserve">PASS.</w:t>
+            </w:r>
+            <w:r>
+              <w:rPr>
+                <w:sz w:val="16"/>
+                <w:szCs w:val="16"/>
+              </w:rPr>
+              <w:t xml:space="preserve"> Evidence: </w:t>
+            </w:r>
+            <w:r>
+              <w:rPr>
+                <w:rFonts w:ascii="Consolas" w:cs="Consolas" w:eastAsia="Consolas" w:hAnsi="Consolas"/>
+                <w:sz w:val="15"/>
+                <w:szCs w:val="15"/>
+              </w:rPr>
+              <w:t xml:space="preserve">evidence/TC15_report_with_sales.png</w:t>
+            </w:r>
+            <w:r>
+              <w:rPr>
+                <w:sz w:val="16"/>
+                <w:szCs w:val="16"/>
+              </w:rPr>
+              <w:t xml:space="preserve">, </w:t>
+            </w:r>
+            <w:r>
+              <w:rPr>
+                <w:rFonts w:ascii="Consolas" w:cs="Consolas" w:eastAsia="Consolas" w:hAnsi="Consolas"/>
+                <w:sz w:val="15"/>
+                <w:szCs w:val="15"/>
+              </w:rPr>
+              <w:t xml:space="preserve">evidence/TC15_report_no_sales.png</w:t>
+            </w:r>
+          </w:p>
+          <w:p>
+            <w:pPr>
+              <w:spacing w:before="60"/>
+            </w:pPr>
+            <w:r>
+              <w:drawing>
+                <wp:inline distT="0" distB="0" distL="0" distR="0">
+                  <wp:extent cx="1857375" cy="2000250"/>
+                  <wp:effectExtent t="0" r="0" b="0" l="0"/>
+                  <wp:docPr id="17" name="TC15_report_with_sales.png" descr="Evidence screenshot TC15_report_with_sales.png" title="TC15_report_with_sales.png"/>
+                  <wp:cNvGraphicFramePr>
+                    <a:graphicFrameLocks xmlns:a="http://schemas.openxmlformats.org/drawingml/2006/main" noChangeAspect="1"/>
+                  </wp:cNvGraphicFramePr>
+                  <a:graphic xmlns:a="http://schemas.openxmlformats.org/drawingml/2006/main">
+                    <a:graphicData uri="http://schemas.openxmlformats.org/drawingml/2006/picture">
+                      <pic:pic xmlns:pic="http://schemas.openxmlformats.org/drawingml/2006/picture">
+                        <pic:nvPicPr>
+                          <pic:cNvPr id="0" name="" descr=""/>
+                          <pic:cNvPicPr>
+                            <a:picLocks noChangeAspect="1" noChangeArrowheads="1"/>
+                          </pic:cNvPicPr>
+                        </pic:nvPicPr>
+                        <pic:blipFill>
+                          <a:blip r:embed="rId23" cstate="none"/>
+                          <a:srcRect/>
+                          <a:stretch>
+                            <a:fillRect/>
+                          </a:stretch>
+                        </pic:blipFill>
+                        <pic:spPr bwMode="auto">
+                          <a:xfrm>
+                            <a:off x="0" y="0"/>
+                            <a:ext cx="1857375" cy="2000250"/>
+                          </a:xfrm>
+                          <a:prstGeom prst="rect">
+                            <a:avLst/>
+                          </a:prstGeom>
+                        </pic:spPr>
+                      </pic:pic>
+                    </a:graphicData>
+                  </a:graphic>
+                </wp:inline>
+              </w:drawing>
+            </w:r>
+          </w:p>
+          <w:p>
+            <w:pPr>
+              <w:spacing w:before="60"/>
+            </w:pPr>
+            <w:r>
+              <w:drawing>
+                <wp:inline distT="0" distB="0" distL="0" distR="0">
+                  <wp:extent cx="1771650" cy="2000250"/>
+                  <wp:effectExtent t="0" r="0" b="0" l="0"/>
+                  <wp:docPr id="18" name="TC15_report_no_sales.png" descr="Evidence screenshot TC15_report_no_sales.png" title="TC15_report_no_sales.png"/>
+                  <wp:cNvGraphicFramePr>
+                    <a:graphicFrameLocks xmlns:a="http://schemas.openxmlformats.org/drawingml/2006/main" noChangeAspect="1"/>
+                  </wp:cNvGraphicFramePr>
+                  <a:graphic xmlns:a="http://schemas.openxmlformats.org/drawingml/2006/main">
+                    <a:graphicData uri="http://schemas.openxmlformats.org/drawingml/2006/picture">
+                      <pic:pic xmlns:pic="http://schemas.openxmlformats.org/drawingml/2006/picture">
+                        <pic:nvPicPr>
+                          <pic:cNvPr id="0" name="" descr=""/>
+                          <pic:cNvPicPr>
+                            <a:picLocks noChangeAspect="1" noChangeArrowheads="1"/>
+                          </pic:cNvPicPr>
+                        </pic:nvPicPr>
+                        <pic:blipFill>
+                          <a:blip r:embed="rId24" cstate="none"/>
+                          <a:srcRect/>
+                          <a:stretch>
+                            <a:fillRect/>
+                          </a:stretch>
+                        </pic:blipFill>
+                        <pic:spPr bwMode="auto">
+                          <a:xfrm>
+                            <a:off x="0" y="0"/>
+                            <a:ext cx="1771650" cy="2000250"/>
                           </a:xfrm>
                           <a:prstGeom prst="rect">
                             <a:avLst/>
@@ -5300,7 +7144,7 @@
           <wp:inline distT="0" distB="0" distL="0" distR="0">
             <wp:extent cx="5905500" cy="3409950"/>
             <wp:effectExtent t="0" r="0" b="0" l="0"/>
-            <wp:docPr id="17" name="TC01_admin_login.png" descr="Evidence screenshot TC01_admin_login.png" title="TC01_admin_login.png"/>
+            <wp:docPr id="19" name="TC01_admin_login.png" descr="Evidence screenshot TC01_admin_login.png" title="TC01_admin_login.png"/>
             <wp:cNvGraphicFramePr>
               <a:graphicFrameLocks xmlns:a="http://schemas.openxmlformats.org/drawingml/2006/main" noChangeAspect="1"/>
             </wp:cNvGraphicFramePr>
@@ -5354,7 +7198,7 @@
           <wp:inline distT="0" distB="0" distL="0" distR="0">
             <wp:extent cx="5905500" cy="3324225"/>
             <wp:effectExtent t="0" r="0" b="0" l="0"/>
-            <wp:docPr id="18" name="TC02_invalid_login.png" descr="Evidence screenshot TC02_invalid_login.png" title="TC02_invalid_login.png"/>
+            <wp:docPr id="20" name="TC02_invalid_login.png" descr="Evidence screenshot TC02_invalid_login.png" title="TC02_invalid_login.png"/>
             <wp:cNvGraphicFramePr>
               <a:graphicFrameLocks xmlns:a="http://schemas.openxmlformats.org/drawingml/2006/main" noChangeAspect="1"/>
             </wp:cNvGraphicFramePr>
@@ -5396,7 +7240,7 @@
         <w:keepNext/>
       </w:pPr>
       <w:r>
-        <w:t xml:space="preserve">TC03_registration_boundary.png</w:t>
+        <w:t xml:space="preserve">TC03_register_borderline.png</w:t>
       </w:r>
     </w:p>
     <w:p>
@@ -5408,7 +7252,7 @@
           <wp:inline distT="0" distB="0" distL="0" distR="0">
             <wp:extent cx="5905500" cy="3324225"/>
             <wp:effectExtent t="0" r="0" b="0" l="0"/>
-            <wp:docPr id="19" name="TC03_registration_boundary.png" descr="Evidence screenshot TC03_registration_boundary.png" title="TC03_registration_boundary.png"/>
+            <wp:docPr id="21" name="TC03_register_borderline.png" descr="Evidence screenshot TC03_register_borderline.png" title="TC03_register_borderline.png"/>
             <wp:cNvGraphicFramePr>
               <a:graphicFrameLocks xmlns:a="http://schemas.openxmlformats.org/drawingml/2006/main" noChangeAspect="1"/>
             </wp:cNvGraphicFramePr>
@@ -5450,7 +7294,7 @@
         <w:keepNext/>
       </w:pPr>
       <w:r>
-        <w:t xml:space="preserve">TC04_add_product.png</w:t>
+        <w:t xml:space="preserve">TC04_register_invalid.png</w:t>
       </w:r>
     </w:p>
     <w:p>
@@ -5460,9 +7304,9 @@
       <w:r>
         <w:drawing>
           <wp:inline distT="0" distB="0" distL="0" distR="0">
-            <wp:extent cx="5905500" cy="4695825"/>
+            <wp:extent cx="5905500" cy="3324225"/>
             <wp:effectExtent t="0" r="0" b="0" l="0"/>
-            <wp:docPr id="20" name="TC04_add_product.png" descr="Evidence screenshot TC04_add_product.png" title="TC04_add_product.png"/>
+            <wp:docPr id="22" name="TC04_register_invalid.png" descr="Evidence screenshot TC04_register_invalid.png" title="TC04_register_invalid.png"/>
             <wp:cNvGraphicFramePr>
               <a:graphicFrameLocks xmlns:a="http://schemas.openxmlformats.org/drawingml/2006/main" noChangeAspect="1"/>
             </wp:cNvGraphicFramePr>
@@ -5477,6 +7321,60 @@
                   </pic:nvPicPr>
                   <pic:blipFill>
                     <a:blip r:embed="rId10" cstate="none"/>
+                    <a:srcRect/>
+                    <a:stretch>
+                      <a:fillRect/>
+                    </a:stretch>
+                  </pic:blipFill>
+                  <pic:spPr bwMode="auto">
+                    <a:xfrm>
+                      <a:off x="0" y="0"/>
+                      <a:ext cx="5905500" cy="3324225"/>
+                    </a:xfrm>
+                    <a:prstGeom prst="rect">
+                      <a:avLst/>
+                    </a:prstGeom>
+                  </pic:spPr>
+                </pic:pic>
+              </a:graphicData>
+            </a:graphic>
+          </wp:inline>
+        </w:drawing>
+      </w:r>
+    </w:p>
+    <w:p>
+      <w:pPr>
+        <w:pStyle w:val="Heading3"/>
+        <w:keepNext/>
+      </w:pPr>
+      <w:r>
+        <w:t xml:space="preserve">TC05_add_product.png</w:t>
+      </w:r>
+    </w:p>
+    <w:p>
+      <w:pPr>
+        <w:spacing w:after="240"/>
+      </w:pPr>
+      <w:r>
+        <w:drawing>
+          <wp:inline distT="0" distB="0" distL="0" distR="0">
+            <wp:extent cx="5905500" cy="4695825"/>
+            <wp:effectExtent t="0" r="0" b="0" l="0"/>
+            <wp:docPr id="23" name="TC05_add_product.png" descr="Evidence screenshot TC05_add_product.png" title="TC05_add_product.png"/>
+            <wp:cNvGraphicFramePr>
+              <a:graphicFrameLocks xmlns:a="http://schemas.openxmlformats.org/drawingml/2006/main" noChangeAspect="1"/>
+            </wp:cNvGraphicFramePr>
+            <a:graphic xmlns:a="http://schemas.openxmlformats.org/drawingml/2006/main">
+              <a:graphicData uri="http://schemas.openxmlformats.org/drawingml/2006/picture">
+                <pic:pic xmlns:pic="http://schemas.openxmlformats.org/drawingml/2006/picture">
+                  <pic:nvPicPr>
+                    <pic:cNvPr id="0" name="" descr=""/>
+                    <pic:cNvPicPr>
+                      <a:picLocks noChangeAspect="1" noChangeArrowheads="1"/>
+                    </pic:cNvPicPr>
+                  </pic:nvPicPr>
+                  <pic:blipFill>
+                    <a:blip r:embed="rId11" cstate="none"/>
                     <a:srcRect/>
                     <a:stretch>
                       <a:fillRect/>
@@ -5504,7 +7402,7 @@
         <w:keepNext/>
       </w:pPr>
       <w:r>
-        <w:t xml:space="preserve">TC05_search_valid.png</w:t>
+        <w:t xml:space="preserve">TC06_product_borderline.png</w:t>
       </w:r>
     </w:p>
     <w:p>
@@ -5514,63 +7412,9 @@
       <w:r>
         <w:drawing>
           <wp:inline distT="0" distB="0" distL="0" distR="0">
-            <wp:extent cx="5905500" cy="5448300"/>
+            <wp:extent cx="5905500" cy="4886325"/>
             <wp:effectExtent t="0" r="0" b="0" l="0"/>
-            <wp:docPr id="21" name="TC05_search_valid.png" descr="Evidence screenshot TC05_search_valid.png" title="TC05_search_valid.png"/>
-            <wp:cNvGraphicFramePr>
-              <a:graphicFrameLocks xmlns:a="http://schemas.openxmlformats.org/drawingml/2006/main" noChangeAspect="1"/>
-            </wp:cNvGraphicFramePr>
-            <a:graphic xmlns:a="http://schemas.openxmlformats.org/drawingml/2006/main">
-              <a:graphicData uri="http://schemas.openxmlformats.org/drawingml/2006/picture">
-                <pic:pic xmlns:pic="http://schemas.openxmlformats.org/drawingml/2006/picture">
-                  <pic:nvPicPr>
-                    <pic:cNvPr id="0" name="" descr=""/>
-                    <pic:cNvPicPr>
-                      <a:picLocks noChangeAspect="1" noChangeArrowheads="1"/>
-                    </pic:cNvPicPr>
-                  </pic:nvPicPr>
-                  <pic:blipFill>
-                    <a:blip r:embed="rId11" cstate="none"/>
-                    <a:srcRect/>
-                    <a:stretch>
-                      <a:fillRect/>
-                    </a:stretch>
-                  </pic:blipFill>
-                  <pic:spPr bwMode="auto">
-                    <a:xfrm>
-                      <a:off x="0" y="0"/>
-                      <a:ext cx="5905500" cy="5448300"/>
-                    </a:xfrm>
-                    <a:prstGeom prst="rect">
-                      <a:avLst/>
-                    </a:prstGeom>
-                  </pic:spPr>
-                </pic:pic>
-              </a:graphicData>
-            </a:graphic>
-          </wp:inline>
-        </w:drawing>
-      </w:r>
-    </w:p>
-    <w:p>
-      <w:pPr>
-        <w:pStyle w:val="Heading3"/>
-        <w:keepNext/>
-      </w:pPr>
-      <w:r>
-        <w:t xml:space="preserve">TC05_search_zero.png</w:t>
-      </w:r>
-    </w:p>
-    <w:p>
-      <w:pPr>
-        <w:spacing w:after="240"/>
-      </w:pPr>
-      <w:r>
-        <w:drawing>
-          <wp:inline distT="0" distB="0" distL="0" distR="0">
-            <wp:extent cx="5905500" cy="4695825"/>
-            <wp:effectExtent t="0" r="0" b="0" l="0"/>
-            <wp:docPr id="22" name="TC05_search_zero.png" descr="Evidence screenshot TC05_search_zero.png" title="TC05_search_zero.png"/>
+            <wp:docPr id="24" name="TC06_product_borderline.png" descr="Evidence screenshot TC06_product_borderline.png" title="TC06_product_borderline.png"/>
             <wp:cNvGraphicFramePr>
               <a:graphicFrameLocks xmlns:a="http://schemas.openxmlformats.org/drawingml/2006/main" noChangeAspect="1"/>
             </wp:cNvGraphicFramePr>
@@ -5593,7 +7437,7 @@
                   <pic:spPr bwMode="auto">
                     <a:xfrm>
                       <a:off x="0" y="0"/>
-                      <a:ext cx="5905500" cy="4695825"/>
+                      <a:ext cx="5905500" cy="4886325"/>
                     </a:xfrm>
                     <a:prstGeom prst="rect">
                       <a:avLst/>
@@ -5612,7 +7456,7 @@
         <w:keepNext/>
       </w:pPr>
       <w:r>
-        <w:t xml:space="preserve">TC06_user_access.png</w:t>
+        <w:t xml:space="preserve">TC07_search_id1.png</w:t>
       </w:r>
     </w:p>
     <w:p>
@@ -5622,9 +7466,9 @@
       <w:r>
         <w:drawing>
           <wp:inline distT="0" distB="0" distL="0" distR="0">
-            <wp:extent cx="5905500" cy="3409950"/>
+            <wp:extent cx="5905500" cy="5638800"/>
             <wp:effectExtent t="0" r="0" b="0" l="0"/>
-            <wp:docPr id="23" name="TC06_user_access.png" descr="Evidence screenshot TC06_user_access.png" title="TC06_user_access.png"/>
+            <wp:docPr id="25" name="TC07_search_id1.png" descr="Evidence screenshot TC07_search_id1.png" title="TC07_search_id1.png"/>
             <wp:cNvGraphicFramePr>
               <a:graphicFrameLocks xmlns:a="http://schemas.openxmlformats.org/drawingml/2006/main" noChangeAspect="1"/>
             </wp:cNvGraphicFramePr>
@@ -5639,6 +7483,114 @@
                   </pic:nvPicPr>
                   <pic:blipFill>
                     <a:blip r:embed="rId13" cstate="none"/>
+                    <a:srcRect/>
+                    <a:stretch>
+                      <a:fillRect/>
+                    </a:stretch>
+                  </pic:blipFill>
+                  <pic:spPr bwMode="auto">
+                    <a:xfrm>
+                      <a:off x="0" y="0"/>
+                      <a:ext cx="5905500" cy="5638800"/>
+                    </a:xfrm>
+                    <a:prstGeom prst="rect">
+                      <a:avLst/>
+                    </a:prstGeom>
+                  </pic:spPr>
+                </pic:pic>
+              </a:graphicData>
+            </a:graphic>
+          </wp:inline>
+        </w:drawing>
+      </w:r>
+    </w:p>
+    <w:p>
+      <w:pPr>
+        <w:pStyle w:val="Heading3"/>
+        <w:keepNext/>
+      </w:pPr>
+      <w:r>
+        <w:t xml:space="preserve">TC08_search_id0.png</w:t>
+      </w:r>
+    </w:p>
+    <w:p>
+      <w:pPr>
+        <w:spacing w:after="240"/>
+      </w:pPr>
+      <w:r>
+        <w:drawing>
+          <wp:inline distT="0" distB="0" distL="0" distR="0">
+            <wp:extent cx="5905500" cy="4886325"/>
+            <wp:effectExtent t="0" r="0" b="0" l="0"/>
+            <wp:docPr id="26" name="TC08_search_id0.png" descr="Evidence screenshot TC08_search_id0.png" title="TC08_search_id0.png"/>
+            <wp:cNvGraphicFramePr>
+              <a:graphicFrameLocks xmlns:a="http://schemas.openxmlformats.org/drawingml/2006/main" noChangeAspect="1"/>
+            </wp:cNvGraphicFramePr>
+            <a:graphic xmlns:a="http://schemas.openxmlformats.org/drawingml/2006/main">
+              <a:graphicData uri="http://schemas.openxmlformats.org/drawingml/2006/picture">
+                <pic:pic xmlns:pic="http://schemas.openxmlformats.org/drawingml/2006/picture">
+                  <pic:nvPicPr>
+                    <pic:cNvPr id="0" name="" descr=""/>
+                    <pic:cNvPicPr>
+                      <a:picLocks noChangeAspect="1" noChangeArrowheads="1"/>
+                    </pic:cNvPicPr>
+                  </pic:nvPicPr>
+                  <pic:blipFill>
+                    <a:blip r:embed="rId14" cstate="none"/>
+                    <a:srcRect/>
+                    <a:stretch>
+                      <a:fillRect/>
+                    </a:stretch>
+                  </pic:blipFill>
+                  <pic:spPr bwMode="auto">
+                    <a:xfrm>
+                      <a:off x="0" y="0"/>
+                      <a:ext cx="5905500" cy="4886325"/>
+                    </a:xfrm>
+                    <a:prstGeom prst="rect">
+                      <a:avLst/>
+                    </a:prstGeom>
+                  </pic:spPr>
+                </pic:pic>
+              </a:graphicData>
+            </a:graphic>
+          </wp:inline>
+        </w:drawing>
+      </w:r>
+    </w:p>
+    <w:p>
+      <w:pPr>
+        <w:pStyle w:val="Heading3"/>
+        <w:keepNext/>
+      </w:pPr>
+      <w:r>
+        <w:t xml:space="preserve">TC09_users_blocked.png</w:t>
+      </w:r>
+    </w:p>
+    <w:p>
+      <w:pPr>
+        <w:spacing w:after="240"/>
+      </w:pPr>
+      <w:r>
+        <w:drawing>
+          <wp:inline distT="0" distB="0" distL="0" distR="0">
+            <wp:extent cx="5905500" cy="3409950"/>
+            <wp:effectExtent t="0" r="0" b="0" l="0"/>
+            <wp:docPr id="27" name="TC09_users_blocked.png" descr="Evidence screenshot TC09_users_blocked.png" title="TC09_users_blocked.png"/>
+            <wp:cNvGraphicFramePr>
+              <a:graphicFrameLocks xmlns:a="http://schemas.openxmlformats.org/drawingml/2006/main" noChangeAspect="1"/>
+            </wp:cNvGraphicFramePr>
+            <a:graphic xmlns:a="http://schemas.openxmlformats.org/drawingml/2006/main">
+              <a:graphicData uri="http://schemas.openxmlformats.org/drawingml/2006/picture">
+                <pic:pic xmlns:pic="http://schemas.openxmlformats.org/drawingml/2006/picture">
+                  <pic:nvPicPr>
+                    <pic:cNvPr id="0" name="" descr=""/>
+                    <pic:cNvPicPr>
+                      <a:picLocks noChangeAspect="1" noChangeArrowheads="1"/>
+                    </pic:cNvPicPr>
+                  </pic:nvPicPr>
+                  <pic:blipFill>
+                    <a:blip r:embed="rId15" cstate="none"/>
                     <a:srcRect/>
                     <a:stretch>
                       <a:fillRect/>
@@ -5666,61 +7618,7 @@
         <w:keepNext/>
       </w:pPr>
       <w:r>
-        <w:t xml:space="preserve">TC06_users_blocked.png</w:t>
-      </w:r>
-    </w:p>
-    <w:p>
-      <w:pPr>
-        <w:spacing w:after="240"/>
-      </w:pPr>
-      <w:r>
-        <w:drawing>
-          <wp:inline distT="0" distB="0" distL="0" distR="0">
-            <wp:extent cx="5905500" cy="3409950"/>
-            <wp:effectExtent t="0" r="0" b="0" l="0"/>
-            <wp:docPr id="24" name="TC06_users_blocked.png" descr="Evidence screenshot TC06_users_blocked.png" title="TC06_users_blocked.png"/>
-            <wp:cNvGraphicFramePr>
-              <a:graphicFrameLocks xmlns:a="http://schemas.openxmlformats.org/drawingml/2006/main" noChangeAspect="1"/>
-            </wp:cNvGraphicFramePr>
-            <a:graphic xmlns:a="http://schemas.openxmlformats.org/drawingml/2006/main">
-              <a:graphicData uri="http://schemas.openxmlformats.org/drawingml/2006/picture">
-                <pic:pic xmlns:pic="http://schemas.openxmlformats.org/drawingml/2006/picture">
-                  <pic:nvPicPr>
-                    <pic:cNvPr id="0" name="" descr=""/>
-                    <pic:cNvPicPr>
-                      <a:picLocks noChangeAspect="1" noChangeArrowheads="1"/>
-                    </pic:cNvPicPr>
-                  </pic:nvPicPr>
-                  <pic:blipFill>
-                    <a:blip r:embed="rId13" cstate="none"/>
-                    <a:srcRect/>
-                    <a:stretch>
-                      <a:fillRect/>
-                    </a:stretch>
-                  </pic:blipFill>
-                  <pic:spPr bwMode="auto">
-                    <a:xfrm>
-                      <a:off x="0" y="0"/>
-                      <a:ext cx="5905500" cy="3409950"/>
-                    </a:xfrm>
-                    <a:prstGeom prst="rect">
-                      <a:avLst/>
-                    </a:prstGeom>
-                  </pic:spPr>
-                </pic:pic>
-              </a:graphicData>
-            </a:graphic>
-          </wp:inline>
-        </w:drawing>
-      </w:r>
-    </w:p>
-    <w:p>
-      <w:pPr>
-        <w:pStyle w:val="Heading3"/>
-        <w:keepNext/>
-      </w:pPr>
-      <w:r>
-        <w:t xml:space="preserve">TC07_sale_preview.png</w:t>
+        <w:t xml:space="preserve">TC10_sale_preview.png</w:t>
       </w:r>
     </w:p>
     <w:p>
@@ -5732,115 +7630,7 @@
           <wp:inline distT="0" distB="0" distL="0" distR="0">
             <wp:extent cx="5905500" cy="3505200"/>
             <wp:effectExtent t="0" r="0" b="0" l="0"/>
-            <wp:docPr id="25" name="TC07_sale_preview.png" descr="Evidence screenshot TC07_sale_preview.png" title="TC07_sale_preview.png"/>
-            <wp:cNvGraphicFramePr>
-              <a:graphicFrameLocks xmlns:a="http://schemas.openxmlformats.org/drawingml/2006/main" noChangeAspect="1"/>
-            </wp:cNvGraphicFramePr>
-            <a:graphic xmlns:a="http://schemas.openxmlformats.org/drawingml/2006/main">
-              <a:graphicData uri="http://schemas.openxmlformats.org/drawingml/2006/picture">
-                <pic:pic xmlns:pic="http://schemas.openxmlformats.org/drawingml/2006/picture">
-                  <pic:nvPicPr>
-                    <pic:cNvPr id="0" name="" descr=""/>
-                    <pic:cNvPicPr>
-                      <a:picLocks noChangeAspect="1" noChangeArrowheads="1"/>
-                    </pic:cNvPicPr>
-                  </pic:nvPicPr>
-                  <pic:blipFill>
-                    <a:blip r:embed="rId14" cstate="none"/>
-                    <a:srcRect/>
-                    <a:stretch>
-                      <a:fillRect/>
-                    </a:stretch>
-                  </pic:blipFill>
-                  <pic:spPr bwMode="auto">
-                    <a:xfrm>
-                      <a:off x="0" y="0"/>
-                      <a:ext cx="5905500" cy="3505200"/>
-                    </a:xfrm>
-                    <a:prstGeom prst="rect">
-                      <a:avLst/>
-                    </a:prstGeom>
-                  </pic:spPr>
-                </pic:pic>
-              </a:graphicData>
-            </a:graphic>
-          </wp:inline>
-        </w:drawing>
-      </w:r>
-    </w:p>
-    <w:p>
-      <w:pPr>
-        <w:pStyle w:val="Heading3"/>
-        <w:keepNext/>
-      </w:pPr>
-      <w:r>
-        <w:t xml:space="preserve">TC07_sale_recorded.png</w:t>
-      </w:r>
-    </w:p>
-    <w:p>
-      <w:pPr>
-        <w:spacing w:after="240"/>
-      </w:pPr>
-      <w:r>
-        <w:drawing>
-          <wp:inline distT="0" distB="0" distL="0" distR="0">
-            <wp:extent cx="5905500" cy="3324225"/>
-            <wp:effectExtent t="0" r="0" b="0" l="0"/>
-            <wp:docPr id="26" name="TC07_sale_recorded.png" descr="Evidence screenshot TC07_sale_recorded.png" title="TC07_sale_recorded.png"/>
-            <wp:cNvGraphicFramePr>
-              <a:graphicFrameLocks xmlns:a="http://schemas.openxmlformats.org/drawingml/2006/main" noChangeAspect="1"/>
-            </wp:cNvGraphicFramePr>
-            <a:graphic xmlns:a="http://schemas.openxmlformats.org/drawingml/2006/main">
-              <a:graphicData uri="http://schemas.openxmlformats.org/drawingml/2006/picture">
-                <pic:pic xmlns:pic="http://schemas.openxmlformats.org/drawingml/2006/picture">
-                  <pic:nvPicPr>
-                    <pic:cNvPr id="0" name="" descr=""/>
-                    <pic:cNvPicPr>
-                      <a:picLocks noChangeAspect="1" noChangeArrowheads="1"/>
-                    </pic:cNvPicPr>
-                  </pic:nvPicPr>
-                  <pic:blipFill>
-                    <a:blip r:embed="rId15" cstate="none"/>
-                    <a:srcRect/>
-                    <a:stretch>
-                      <a:fillRect/>
-                    </a:stretch>
-                  </pic:blipFill>
-                  <pic:spPr bwMode="auto">
-                    <a:xfrm>
-                      <a:off x="0" y="0"/>
-                      <a:ext cx="5905500" cy="3324225"/>
-                    </a:xfrm>
-                    <a:prstGeom prst="rect">
-                      <a:avLst/>
-                    </a:prstGeom>
-                  </pic:spPr>
-                </pic:pic>
-              </a:graphicData>
-            </a:graphic>
-          </wp:inline>
-        </w:drawing>
-      </w:r>
-    </w:p>
-    <w:p>
-      <w:pPr>
-        <w:pStyle w:val="Heading3"/>
-        <w:keepNext/>
-      </w:pPr>
-      <w:r>
-        <w:t xml:space="preserve">TC08_client_validation.png</w:t>
-      </w:r>
-    </w:p>
-    <w:p>
-      <w:pPr>
-        <w:spacing w:after="240"/>
-      </w:pPr>
-      <w:r>
-        <w:drawing>
-          <wp:inline distT="0" distB="0" distL="0" distR="0">
-            <wp:extent cx="5905500" cy="3505200"/>
-            <wp:effectExtent t="0" r="0" b="0" l="0"/>
-            <wp:docPr id="27" name="TC08_client_validation.png" descr="Evidence screenshot TC08_client_validation.png" title="TC08_client_validation.png"/>
+            <wp:docPr id="28" name="TC10_sale_preview.png" descr="Evidence screenshot TC10_sale_preview.png" title="TC10_sale_preview.png"/>
             <wp:cNvGraphicFramePr>
               <a:graphicFrameLocks xmlns:a="http://schemas.openxmlformats.org/drawingml/2006/main" noChangeAspect="1"/>
             </wp:cNvGraphicFramePr>
@@ -5882,7 +7672,7 @@
         <w:keepNext/>
       </w:pPr>
       <w:r>
-        <w:t xml:space="preserve">TC08_overselling_blocked.png</w:t>
+        <w:t xml:space="preserve">TC10_sale_recorded.png</w:t>
       </w:r>
     </w:p>
     <w:p>
@@ -5894,7 +7684,7 @@
           <wp:inline distT="0" distB="0" distL="0" distR="0">
             <wp:extent cx="5905500" cy="3324225"/>
             <wp:effectExtent t="0" r="0" b="0" l="0"/>
-            <wp:docPr id="28" name="TC08_overselling_blocked.png" descr="Evidence screenshot TC08_overselling_blocked.png" title="TC08_overselling_blocked.png"/>
+            <wp:docPr id="29" name="TC10_sale_recorded.png" descr="Evidence screenshot TC10_sale_recorded.png" title="TC10_sale_recorded.png"/>
             <wp:cNvGraphicFramePr>
               <a:graphicFrameLocks xmlns:a="http://schemas.openxmlformats.org/drawingml/2006/main" noChangeAspect="1"/>
             </wp:cNvGraphicFramePr>
@@ -5936,7 +7726,7 @@
         <w:keepNext/>
       </w:pPr>
       <w:r>
-        <w:t xml:space="preserve">TC09_profile_update.png</w:t>
+        <w:t xml:space="preserve">TC11_client_validation.png</w:t>
       </w:r>
     </w:p>
     <w:p>
@@ -5946,9 +7736,9 @@
       <w:r>
         <w:drawing>
           <wp:inline distT="0" distB="0" distL="0" distR="0">
-            <wp:extent cx="5905500" cy="4638675"/>
+            <wp:extent cx="5905500" cy="3505200"/>
             <wp:effectExtent t="0" r="0" b="0" l="0"/>
-            <wp:docPr id="29" name="TC09_profile_update.png" descr="Evidence screenshot TC09_profile_update.png" title="TC09_profile_update.png"/>
+            <wp:docPr id="30" name="TC11_client_validation.png" descr="Evidence screenshot TC11_client_validation.png" title="TC11_client_validation.png"/>
             <wp:cNvGraphicFramePr>
               <a:graphicFrameLocks xmlns:a="http://schemas.openxmlformats.org/drawingml/2006/main" noChangeAspect="1"/>
             </wp:cNvGraphicFramePr>
@@ -5963,6 +7753,168 @@
                   </pic:nvPicPr>
                   <pic:blipFill>
                     <a:blip r:embed="rId18" cstate="none"/>
+                    <a:srcRect/>
+                    <a:stretch>
+                      <a:fillRect/>
+                    </a:stretch>
+                  </pic:blipFill>
+                  <pic:spPr bwMode="auto">
+                    <a:xfrm>
+                      <a:off x="0" y="0"/>
+                      <a:ext cx="5905500" cy="3505200"/>
+                    </a:xfrm>
+                    <a:prstGeom prst="rect">
+                      <a:avLst/>
+                    </a:prstGeom>
+                  </pic:spPr>
+                </pic:pic>
+              </a:graphicData>
+            </a:graphic>
+          </wp:inline>
+        </w:drawing>
+      </w:r>
+    </w:p>
+    <w:p>
+      <w:pPr>
+        <w:pStyle w:val="Heading3"/>
+        <w:keepNext/>
+      </w:pPr>
+      <w:r>
+        <w:t xml:space="preserve">TC11_overselling_blocked.png</w:t>
+      </w:r>
+    </w:p>
+    <w:p>
+      <w:pPr>
+        <w:spacing w:after="240"/>
+      </w:pPr>
+      <w:r>
+        <w:drawing>
+          <wp:inline distT="0" distB="0" distL="0" distR="0">
+            <wp:extent cx="5905500" cy="3324225"/>
+            <wp:effectExtent t="0" r="0" b="0" l="0"/>
+            <wp:docPr id="31" name="TC11_overselling_blocked.png" descr="Evidence screenshot TC11_overselling_blocked.png" title="TC11_overselling_blocked.png"/>
+            <wp:cNvGraphicFramePr>
+              <a:graphicFrameLocks xmlns:a="http://schemas.openxmlformats.org/drawingml/2006/main" noChangeAspect="1"/>
+            </wp:cNvGraphicFramePr>
+            <a:graphic xmlns:a="http://schemas.openxmlformats.org/drawingml/2006/main">
+              <a:graphicData uri="http://schemas.openxmlformats.org/drawingml/2006/picture">
+                <pic:pic xmlns:pic="http://schemas.openxmlformats.org/drawingml/2006/picture">
+                  <pic:nvPicPr>
+                    <pic:cNvPr id="0" name="" descr=""/>
+                    <pic:cNvPicPr>
+                      <a:picLocks noChangeAspect="1" noChangeArrowheads="1"/>
+                    </pic:cNvPicPr>
+                  </pic:nvPicPr>
+                  <pic:blipFill>
+                    <a:blip r:embed="rId19" cstate="none"/>
+                    <a:srcRect/>
+                    <a:stretch>
+                      <a:fillRect/>
+                    </a:stretch>
+                  </pic:blipFill>
+                  <pic:spPr bwMode="auto">
+                    <a:xfrm>
+                      <a:off x="0" y="0"/>
+                      <a:ext cx="5905500" cy="3324225"/>
+                    </a:xfrm>
+                    <a:prstGeom prst="rect">
+                      <a:avLst/>
+                    </a:prstGeom>
+                  </pic:spPr>
+                </pic:pic>
+              </a:graphicData>
+            </a:graphic>
+          </wp:inline>
+        </w:drawing>
+      </w:r>
+    </w:p>
+    <w:p>
+      <w:pPr>
+        <w:pStyle w:val="Heading3"/>
+        <w:keepNext/>
+      </w:pPr>
+      <w:r>
+        <w:t xml:space="preserve">TC12_sell_all_stock.png</w:t>
+      </w:r>
+    </w:p>
+    <w:p>
+      <w:pPr>
+        <w:spacing w:after="240"/>
+      </w:pPr>
+      <w:r>
+        <w:drawing>
+          <wp:inline distT="0" distB="0" distL="0" distR="0">
+            <wp:extent cx="5905500" cy="3324225"/>
+            <wp:effectExtent t="0" r="0" b="0" l="0"/>
+            <wp:docPr id="32" name="TC12_sell_all_stock.png" descr="Evidence screenshot TC12_sell_all_stock.png" title="TC12_sell_all_stock.png"/>
+            <wp:cNvGraphicFramePr>
+              <a:graphicFrameLocks xmlns:a="http://schemas.openxmlformats.org/drawingml/2006/main" noChangeAspect="1"/>
+            </wp:cNvGraphicFramePr>
+            <a:graphic xmlns:a="http://schemas.openxmlformats.org/drawingml/2006/main">
+              <a:graphicData uri="http://schemas.openxmlformats.org/drawingml/2006/picture">
+                <pic:pic xmlns:pic="http://schemas.openxmlformats.org/drawingml/2006/picture">
+                  <pic:nvPicPr>
+                    <pic:cNvPr id="0" name="" descr=""/>
+                    <pic:cNvPicPr>
+                      <a:picLocks noChangeAspect="1" noChangeArrowheads="1"/>
+                    </pic:cNvPicPr>
+                  </pic:nvPicPr>
+                  <pic:blipFill>
+                    <a:blip r:embed="rId20" cstate="none"/>
+                    <a:srcRect/>
+                    <a:stretch>
+                      <a:fillRect/>
+                    </a:stretch>
+                  </pic:blipFill>
+                  <pic:spPr bwMode="auto">
+                    <a:xfrm>
+                      <a:off x="0" y="0"/>
+                      <a:ext cx="5905500" cy="3324225"/>
+                    </a:xfrm>
+                    <a:prstGeom prst="rect">
+                      <a:avLst/>
+                    </a:prstGeom>
+                  </pic:spPr>
+                </pic:pic>
+              </a:graphicData>
+            </a:graphic>
+          </wp:inline>
+        </w:drawing>
+      </w:r>
+    </w:p>
+    <w:p>
+      <w:pPr>
+        <w:pStyle w:val="Heading3"/>
+        <w:keepNext/>
+      </w:pPr>
+      <w:r>
+        <w:t xml:space="preserve">TC13_profile_update.png</w:t>
+      </w:r>
+    </w:p>
+    <w:p>
+      <w:pPr>
+        <w:spacing w:after="240"/>
+      </w:pPr>
+      <w:r>
+        <w:drawing>
+          <wp:inline distT="0" distB="0" distL="0" distR="0">
+            <wp:extent cx="5905500" cy="4638675"/>
+            <wp:effectExtent t="0" r="0" b="0" l="0"/>
+            <wp:docPr id="33" name="TC13_profile_update.png" descr="Evidence screenshot TC13_profile_update.png" title="TC13_profile_update.png"/>
+            <wp:cNvGraphicFramePr>
+              <a:graphicFrameLocks xmlns:a="http://schemas.openxmlformats.org/drawingml/2006/main" noChangeAspect="1"/>
+            </wp:cNvGraphicFramePr>
+            <a:graphic xmlns:a="http://schemas.openxmlformats.org/drawingml/2006/main">
+              <a:graphicData uri="http://schemas.openxmlformats.org/drawingml/2006/picture">
+                <pic:pic xmlns:pic="http://schemas.openxmlformats.org/drawingml/2006/picture">
+                  <pic:nvPicPr>
+                    <pic:cNvPr id="0" name="" descr=""/>
+                    <pic:cNvPicPr>
+                      <a:picLocks noChangeAspect="1" noChangeArrowheads="1"/>
+                    </pic:cNvPicPr>
+                  </pic:nvPicPr>
+                  <pic:blipFill>
+                    <a:blip r:embed="rId21" cstate="none"/>
                     <a:srcRect/>
                     <a:stretch>
                       <a:fillRect/>
@@ -5990,7 +7942,7 @@
         <w:keepNext/>
       </w:pPr>
       <w:r>
-        <w:t xml:space="preserve">TC09_password_rejected.png</w:t>
+        <w:t xml:space="preserve">TC14_password_rejected.png</w:t>
       </w:r>
     </w:p>
     <w:p>
@@ -6002,7 +7954,7 @@
           <wp:inline distT="0" distB="0" distL="0" distR="0">
             <wp:extent cx="5905500" cy="4638675"/>
             <wp:effectExtent t="0" r="0" b="0" l="0"/>
-            <wp:docPr id="30" name="TC09_password_rejected.png" descr="Evidence screenshot TC09_password_rejected.png" title="TC09_password_rejected.png"/>
+            <wp:docPr id="34" name="TC14_password_rejected.png" descr="Evidence screenshot TC14_password_rejected.png" title="TC14_password_rejected.png"/>
             <wp:cNvGraphicFramePr>
               <a:graphicFrameLocks xmlns:a="http://schemas.openxmlformats.org/drawingml/2006/main" noChangeAspect="1"/>
             </wp:cNvGraphicFramePr>
@@ -6016,7 +7968,7 @@
                     </pic:cNvPicPr>
                   </pic:nvPicPr>
                   <pic:blipFill>
-                    <a:blip r:embed="rId19" cstate="none"/>
+                    <a:blip r:embed="rId22" cstate="none"/>
                     <a:srcRect/>
                     <a:stretch>
                       <a:fillRect/>
@@ -6044,7 +7996,7 @@
         <w:keepNext/>
       </w:pPr>
       <w:r>
-        <w:t xml:space="preserve">TC10_report_with_sales.png</w:t>
+        <w:t xml:space="preserve">TC15_report_with_sales.png</w:t>
       </w:r>
     </w:p>
     <w:p>
@@ -6054,9 +8006,9 @@
       <w:r>
         <w:drawing>
           <wp:inline distT="0" distB="0" distL="0" distR="0">
-            <wp:extent cx="5905500" cy="6153150"/>
+            <wp:extent cx="5905500" cy="6372225"/>
             <wp:effectExtent t="0" r="0" b="0" l="0"/>
-            <wp:docPr id="31" name="TC10_report_with_sales.png" descr="Evidence screenshot TC10_report_with_sales.png" title="TC10_report_with_sales.png"/>
+            <wp:docPr id="35" name="TC15_report_with_sales.png" descr="Evidence screenshot TC15_report_with_sales.png" title="TC15_report_with_sales.png"/>
             <wp:cNvGraphicFramePr>
               <a:graphicFrameLocks xmlns:a="http://schemas.openxmlformats.org/drawingml/2006/main" noChangeAspect="1"/>
             </wp:cNvGraphicFramePr>
@@ -6070,7 +8022,7 @@
                     </pic:cNvPicPr>
                   </pic:nvPicPr>
                   <pic:blipFill>
-                    <a:blip r:embed="rId20" cstate="none"/>
+                    <a:blip r:embed="rId23" cstate="none"/>
                     <a:srcRect/>
                     <a:stretch>
                       <a:fillRect/>
@@ -6079,7 +8031,7 @@
                   <pic:spPr bwMode="auto">
                     <a:xfrm>
                       <a:off x="0" y="0"/>
-                      <a:ext cx="5905500" cy="6153150"/>
+                      <a:ext cx="5905500" cy="6372225"/>
                     </a:xfrm>
                     <a:prstGeom prst="rect">
                       <a:avLst/>
@@ -6098,7 +8050,7 @@
         <w:keepNext/>
       </w:pPr>
       <w:r>
-        <w:t xml:space="preserve">TC10_report_no_sales.png</w:t>
+        <w:t xml:space="preserve">TC15_report_no_sales.png</w:t>
       </w:r>
     </w:p>
     <w:p>
@@ -6108,9 +8060,9 @@
       <w:r>
         <w:drawing>
           <wp:inline distT="0" distB="0" distL="0" distR="0">
-            <wp:extent cx="5905500" cy="6457950"/>
+            <wp:extent cx="5905500" cy="6686550"/>
             <wp:effectExtent t="0" r="0" b="0" l="0"/>
-            <wp:docPr id="32" name="TC10_report_no_sales.png" descr="Evidence screenshot TC10_report_no_sales.png" title="TC10_report_no_sales.png"/>
+            <wp:docPr id="36" name="TC15_report_no_sales.png" descr="Evidence screenshot TC15_report_no_sales.png" title="TC15_report_no_sales.png"/>
             <wp:cNvGraphicFramePr>
               <a:graphicFrameLocks xmlns:a="http://schemas.openxmlformats.org/drawingml/2006/main" noChangeAspect="1"/>
             </wp:cNvGraphicFramePr>
@@ -6124,7 +8076,7 @@
                     </pic:cNvPicPr>
                   </pic:nvPicPr>
                   <pic:blipFill>
-                    <a:blip r:embed="rId21" cstate="none"/>
+                    <a:blip r:embed="rId24" cstate="none"/>
                     <a:srcRect/>
                     <a:stretch>
                       <a:fillRect/>
@@ -6133,7 +8085,7 @@
                   <pic:spPr bwMode="auto">
                     <a:xfrm>
                       <a:off x="0" y="0"/>
-                      <a:ext cx="5905500" cy="6457950"/>
+                      <a:ext cx="5905500" cy="6686550"/>
                     </a:xfrm>
                     <a:prstGeom prst="rect">
                       <a:avLst/>

--- a/Testing_Results_Table.docx
+++ b/Testing_Results_Table.docx
@@ -7137,7 +7137,7 @@
     </w:p>
     <w:p>
       <w:pPr>
-        <w:spacing w:after="240"/>
+        <w:spacing w:after="80"/>
       </w:pPr>
       <w:r>
         <w:drawing>
@@ -7182,6 +7182,58 @@
     </w:p>
     <w:p>
       <w:pPr>
+        <w:spacing w:after="280"/>
+      </w:pPr>
+      <w:r>
+        <w:rPr>
+          <w:sz w:val="18"/>
+          <w:szCs w:val="18"/>
+        </w:rPr>
+        <w:t xml:space="preserve">Actual result (Test 1): The browser went to </w:t>
+      </w:r>
+      <w:r>
+        <w:rPr>
+          <w:rFonts w:ascii="Consolas" w:cs="Consolas" w:eastAsia="Consolas" w:hAnsi="Consolas"/>
+          <w:sz w:val="17"/>
+          <w:szCs w:val="17"/>
+        </w:rPr>
+        <w:t xml:space="preserve">index.php</w:t>
+      </w:r>
+      <w:r>
+        <w:rPr>
+          <w:sz w:val="18"/>
+          <w:szCs w:val="18"/>
+        </w:rPr>
+        <w:t xml:space="preserve">. The dashboard showed the summary cards and the </w:t>
+      </w:r>
+      <w:r>
+        <w:rPr>
+          <w:b/>
+          <w:bCs/>
+          <w:sz w:val="18"/>
+          <w:szCs w:val="18"/>
+        </w:rPr>
+        <w:t xml:space="preserve">Users</w:t>
+      </w:r>
+      <w:r>
+        <w:rPr>
+          <w:sz w:val="18"/>
+          <w:szCs w:val="18"/>
+        </w:rPr>
+        <w:t xml:space="preserve"> link, and the navbar showed “Administrator”. </w:t>
+      </w:r>
+      <w:r>
+        <w:rPr>
+          <w:b/>
+          <w:bCs/>
+          <w:sz w:val="18"/>
+          <w:szCs w:val="18"/>
+        </w:rPr>
+        <w:t xml:space="preserve">PASS.</w:t>
+      </w:r>
+    </w:p>
+    <w:p>
+      <w:pPr>
         <w:pStyle w:val="Heading3"/>
         <w:keepNext/>
       </w:pPr>
@@ -7191,7 +7243,7 @@
     </w:p>
     <w:p>
       <w:pPr>
-        <w:spacing w:after="240"/>
+        <w:spacing w:after="80"/>
       </w:pPr>
       <w:r>
         <w:drawing>
@@ -7236,6 +7288,57 @@
     </w:p>
     <w:p>
       <w:pPr>
+        <w:spacing w:after="280"/>
+      </w:pPr>
+      <w:r>
+        <w:rPr>
+          <w:sz w:val="18"/>
+          <w:szCs w:val="18"/>
+        </w:rPr>
+        <w:t xml:space="preserve">Actual result (Test 2): The browser stayed on </w:t>
+      </w:r>
+      <w:r>
+        <w:rPr>
+          <w:rFonts w:ascii="Consolas" w:cs="Consolas" w:eastAsia="Consolas" w:hAnsi="Consolas"/>
+          <w:sz w:val="17"/>
+          <w:szCs w:val="17"/>
+        </w:rPr>
+        <w:t xml:space="preserve">login.php</w:t>
+      </w:r>
+      <w:r>
+        <w:rPr>
+          <w:sz w:val="18"/>
+          <w:szCs w:val="18"/>
+        </w:rPr>
+        <w:t xml:space="preserve"> and showed a red alert, “Invalid username or password.” The username field kept </w:t>
+      </w:r>
+      <w:r>
+        <w:rPr>
+          <w:rFonts w:ascii="Consolas" w:cs="Consolas" w:eastAsia="Consolas" w:hAnsi="Consolas"/>
+          <w:sz w:val="17"/>
+          <w:szCs w:val="17"/>
+        </w:rPr>
+        <w:t xml:space="preserve">admin</w:t>
+      </w:r>
+      <w:r>
+        <w:rPr>
+          <w:sz w:val="18"/>
+          <w:szCs w:val="18"/>
+        </w:rPr>
+        <w:t xml:space="preserve">, the password field was empty, and no dashboard opened. </w:t>
+      </w:r>
+      <w:r>
+        <w:rPr>
+          <w:b/>
+          <w:bCs/>
+          <w:sz w:val="18"/>
+          <w:szCs w:val="18"/>
+        </w:rPr>
+        <w:t xml:space="preserve">PASS.</w:t>
+      </w:r>
+    </w:p>
+    <w:p>
+      <w:pPr>
         <w:pStyle w:val="Heading3"/>
         <w:keepNext/>
       </w:pPr>
@@ -7245,7 +7348,7 @@
     </w:p>
     <w:p>
       <w:pPr>
-        <w:spacing w:after="240"/>
+        <w:spacing w:after="80"/>
       </w:pPr>
       <w:r>
         <w:drawing>
@@ -7290,6 +7393,57 @@
     </w:p>
     <w:p>
       <w:pPr>
+        <w:spacing w:after="280"/>
+      </w:pPr>
+      <w:r>
+        <w:rPr>
+          <w:sz w:val="18"/>
+          <w:szCs w:val="18"/>
+        </w:rPr>
+        <w:t xml:space="preserve">Actual result (Test 3): The page showed “Account created. You can now sign in.” Login with </w:t>
+      </w:r>
+      <w:r>
+        <w:rPr>
+          <w:rFonts w:ascii="Consolas" w:cs="Consolas" w:eastAsia="Consolas" w:hAnsi="Consolas"/>
+          <w:sz w:val="17"/>
+          <w:szCs w:val="17"/>
+        </w:rPr>
+        <w:t xml:space="preserve">abc</w:t>
+      </w:r>
+      <w:r>
+        <w:rPr>
+          <w:sz w:val="18"/>
+          <w:szCs w:val="18"/>
+        </w:rPr>
+        <w:t xml:space="preserve"> / </w:t>
+      </w:r>
+      <w:r>
+        <w:rPr>
+          <w:rFonts w:ascii="Consolas" w:cs="Consolas" w:eastAsia="Consolas" w:hAnsi="Consolas"/>
+          <w:sz w:val="17"/>
+          <w:szCs w:val="17"/>
+        </w:rPr>
+        <w:t xml:space="preserve">pass</w:t>
+      </w:r>
+      <w:r>
+        <w:rPr>
+          <w:sz w:val="18"/>
+          <w:szCs w:val="18"/>
+        </w:rPr>
+        <w:t xml:space="preserve"> opened the dashboard. </w:t>
+      </w:r>
+      <w:r>
+        <w:rPr>
+          <w:b/>
+          <w:bCs/>
+          <w:sz w:val="18"/>
+          <w:szCs w:val="18"/>
+        </w:rPr>
+        <w:t xml:space="preserve">PASS.</w:t>
+      </w:r>
+    </w:p>
+    <w:p>
+      <w:pPr>
         <w:pStyle w:val="Heading3"/>
         <w:keepNext/>
       </w:pPr>
@@ -7299,7 +7453,7 @@
     </w:p>
     <w:p>
       <w:pPr>
-        <w:spacing w:after="240"/>
+        <w:spacing w:after="80"/>
       </w:pPr>
       <w:r>
         <w:drawing>
@@ -7344,6 +7498,57 @@
     </w:p>
     <w:p>
       <w:pPr>
+        <w:spacing w:after="280"/>
+      </w:pPr>
+      <w:r>
+        <w:rPr>
+          <w:sz w:val="18"/>
+          <w:szCs w:val="18"/>
+        </w:rPr>
+        <w:t xml:space="preserve">Actual result (Test 4): The page stayed on </w:t>
+      </w:r>
+      <w:r>
+        <w:rPr>
+          <w:rFonts w:ascii="Consolas" w:cs="Consolas" w:eastAsia="Consolas" w:hAnsi="Consolas"/>
+          <w:sz w:val="17"/>
+          <w:szCs w:val="17"/>
+        </w:rPr>
+        <w:t xml:space="preserve">register.php</w:t>
+      </w:r>
+      <w:r>
+        <w:rPr>
+          <w:sz w:val="18"/>
+          <w:szCs w:val="18"/>
+        </w:rPr>
+        <w:t xml:space="preserve"> and showed “Username must be at least 3 characters.” The form kept </w:t>
+      </w:r>
+      <w:r>
+        <w:rPr>
+          <w:rFonts w:ascii="Consolas" w:cs="Consolas" w:eastAsia="Consolas" w:hAnsi="Consolas"/>
+          <w:sz w:val="17"/>
+          <w:szCs w:val="17"/>
+        </w:rPr>
+        <w:t xml:space="preserve">ab</w:t>
+      </w:r>
+      <w:r>
+        <w:rPr>
+          <w:sz w:val="18"/>
+          <w:szCs w:val="18"/>
+        </w:rPr>
+        <w:t xml:space="preserve"> and cleared both password fields. No account was created. </w:t>
+      </w:r>
+      <w:r>
+        <w:rPr>
+          <w:b/>
+          <w:bCs/>
+          <w:sz w:val="18"/>
+          <w:szCs w:val="18"/>
+        </w:rPr>
+        <w:t xml:space="preserve">PASS.</w:t>
+      </w:r>
+    </w:p>
+    <w:p>
+      <w:pPr>
         <w:pStyle w:val="Heading3"/>
         <w:keepNext/>
       </w:pPr>
@@ -7353,7 +7558,7 @@
     </w:p>
     <w:p>
       <w:pPr>
-        <w:spacing w:after="240"/>
+        <w:spacing w:after="80"/>
       </w:pPr>
       <w:r>
         <w:drawing>
@@ -7398,6 +7603,27 @@
     </w:p>
     <w:p>
       <w:pPr>
+        <w:spacing w:after="280"/>
+      </w:pPr>
+      <w:r>
+        <w:rPr>
+          <w:sz w:val="18"/>
+          <w:szCs w:val="18"/>
+        </w:rPr>
+        <w:t xml:space="preserve">Actual result (Test 5): The alert “Product 'Test Wireless Charger' added successfully!” appeared. The table lists ID 9, Test Wireless Charger, Accessories, $29.99, stock 10. </w:t>
+      </w:r>
+      <w:r>
+        <w:rPr>
+          <w:b/>
+          <w:bCs/>
+          <w:sz w:val="18"/>
+          <w:szCs w:val="18"/>
+        </w:rPr>
+        <w:t xml:space="preserve">PASS.</w:t>
+      </w:r>
+    </w:p>
+    <w:p>
+      <w:pPr>
         <w:pStyle w:val="Heading3"/>
         <w:keepNext/>
       </w:pPr>
@@ -7407,7 +7633,7 @@
     </w:p>
     <w:p>
       <w:pPr>
-        <w:spacing w:after="240"/>
+        <w:spacing w:after="80"/>
       </w:pPr>
       <w:r>
         <w:drawing>
@@ -7452,6 +7678,43 @@
     </w:p>
     <w:p>
       <w:pPr>
+        <w:spacing w:after="280"/>
+      </w:pPr>
+      <w:r>
+        <w:rPr>
+          <w:sz w:val="18"/>
+          <w:szCs w:val="18"/>
+        </w:rPr>
+        <w:t xml:space="preserve">Actual result (Test 6): The alert “Product 'Test Cable' added successfully!” appeared. The table (10 products) lists ID 10, Test Cable, Accessories, $0.01, with an </w:t>
+      </w:r>
+      <w:r>
+        <w:rPr>
+          <w:b/>
+          <w:bCs/>
+          <w:sz w:val="18"/>
+          <w:szCs w:val="18"/>
+        </w:rPr>
+        <w:t xml:space="preserve">Out of Stock</w:t>
+      </w:r>
+      <w:r>
+        <w:rPr>
+          <w:sz w:val="18"/>
+          <w:szCs w:val="18"/>
+        </w:rPr>
+        <w:t xml:space="preserve"> badge for stock 0. </w:t>
+      </w:r>
+      <w:r>
+        <w:rPr>
+          <w:b/>
+          <w:bCs/>
+          <w:sz w:val="18"/>
+          <w:szCs w:val="18"/>
+        </w:rPr>
+        <w:t xml:space="preserve">PASS.</w:t>
+      </w:r>
+    </w:p>
+    <w:p>
+      <w:pPr>
         <w:pStyle w:val="Heading3"/>
         <w:keepNext/>
       </w:pPr>
@@ -7461,7 +7724,7 @@
     </w:p>
     <w:p>
       <w:pPr>
-        <w:spacing w:after="240"/>
+        <w:spacing w:after="80"/>
       </w:pPr>
       <w:r>
         <w:drawing>
@@ -7506,6 +7769,27 @@
     </w:p>
     <w:p>
       <w:pPr>
+        <w:spacing w:after="280"/>
+      </w:pPr>
+      <w:r>
+        <w:rPr>
+          <w:sz w:val="18"/>
+          <w:szCs w:val="18"/>
+        </w:rPr>
+        <w:t xml:space="preserve">Actual result (Test 7): The page showed “Product found using Binary Search (index: 0)” and a Search Result row: ID 1, Samsung TV 55", Television, $499.99, stock 15. </w:t>
+      </w:r>
+      <w:r>
+        <w:rPr>
+          <w:b/>
+          <w:bCs/>
+          <w:sz w:val="18"/>
+          <w:szCs w:val="18"/>
+        </w:rPr>
+        <w:t xml:space="preserve">PASS.</w:t>
+      </w:r>
+    </w:p>
+    <w:p>
+      <w:pPr>
         <w:pStyle w:val="Heading3"/>
         <w:keepNext/>
       </w:pPr>
@@ -7515,7 +7799,7 @@
     </w:p>
     <w:p>
       <w:pPr>
-        <w:spacing w:after="240"/>
+        <w:spacing w:after="80"/>
       </w:pPr>
       <w:r>
         <w:drawing>
@@ -7560,6 +7844,27 @@
     </w:p>
     <w:p>
       <w:pPr>
+        <w:spacing w:after="280"/>
+      </w:pPr>
+      <w:r>
+        <w:rPr>
+          <w:sz w:val="18"/>
+          <w:szCs w:val="18"/>
+        </w:rPr>
+        <w:t xml:space="preserve">Actual result (Test 8): The page showed “Product ID must be a positive number.” and no Search Result panel. </w:t>
+      </w:r>
+      <w:r>
+        <w:rPr>
+          <w:b/>
+          <w:bCs/>
+          <w:sz w:val="18"/>
+          <w:szCs w:val="18"/>
+        </w:rPr>
+        <w:t xml:space="preserve">PASS.</w:t>
+      </w:r>
+    </w:p>
+    <w:p>
+      <w:pPr>
         <w:pStyle w:val="Heading3"/>
         <w:keepNext/>
       </w:pPr>
@@ -7569,7 +7874,7 @@
     </w:p>
     <w:p>
       <w:pPr>
-        <w:spacing w:after="240"/>
+        <w:spacing w:after="80"/>
       </w:pPr>
       <w:r>
         <w:drawing>
@@ -7614,6 +7919,73 @@
     </w:p>
     <w:p>
       <w:pPr>
+        <w:spacing w:after="280"/>
+      </w:pPr>
+      <w:r>
+        <w:rPr>
+          <w:sz w:val="18"/>
+          <w:szCs w:val="18"/>
+        </w:rPr>
+        <w:t xml:space="preserve">Actual result (Test 9): The navbar showed “Regular User” with Dashboard, Products, Sales and Reports, and </w:t>
+      </w:r>
+      <w:r>
+        <w:rPr>
+          <w:b/>
+          <w:bCs/>
+          <w:sz w:val="18"/>
+          <w:szCs w:val="18"/>
+        </w:rPr>
+        <w:t xml:space="preserve">no Users link</w:t>
+      </w:r>
+      <w:r>
+        <w:rPr>
+          <w:sz w:val="18"/>
+          <w:szCs w:val="18"/>
+        </w:rPr>
+        <w:t xml:space="preserve">. Opening </w:t>
+      </w:r>
+      <w:r>
+        <w:rPr>
+          <w:rFonts w:ascii="Consolas" w:cs="Consolas" w:eastAsia="Consolas" w:hAnsi="Consolas"/>
+          <w:sz w:val="17"/>
+          <w:szCs w:val="17"/>
+        </w:rPr>
+        <w:t xml:space="preserve">users.php</w:t>
+      </w:r>
+      <w:r>
+        <w:rPr>
+          <w:sz w:val="18"/>
+          <w:szCs w:val="18"/>
+        </w:rPr>
+        <w:t xml:space="preserve"> redirected to </w:t>
+      </w:r>
+      <w:r>
+        <w:rPr>
+          <w:rFonts w:ascii="Consolas" w:cs="Consolas" w:eastAsia="Consolas" w:hAnsi="Consolas"/>
+          <w:sz w:val="17"/>
+          <w:szCs w:val="17"/>
+        </w:rPr>
+        <w:t xml:space="preserve">index.php</w:t>
+      </w:r>
+      <w:r>
+        <w:rPr>
+          <w:sz w:val="18"/>
+          <w:szCs w:val="18"/>
+        </w:rPr>
+        <w:t xml:space="preserve">, and no user list appeared. </w:t>
+      </w:r>
+      <w:r>
+        <w:rPr>
+          <w:b/>
+          <w:bCs/>
+          <w:sz w:val="18"/>
+          <w:szCs w:val="18"/>
+        </w:rPr>
+        <w:t xml:space="preserve">PASS.</w:t>
+      </w:r>
+    </w:p>
+    <w:p>
+      <w:pPr>
         <w:pStyle w:val="Heading3"/>
         <w:keepNext/>
       </w:pPr>
@@ -7623,7 +7995,7 @@
     </w:p>
     <w:p>
       <w:pPr>
-        <w:spacing w:after="240"/>
+        <w:spacing w:after="80"/>
       </w:pPr>
       <w:r>
         <w:drawing>
@@ -7668,6 +8040,65 @@
     </w:p>
     <w:p>
       <w:pPr>
+        <w:spacing w:after="280"/>
+      </w:pPr>
+      <w:r>
+        <w:rPr>
+          <w:sz w:val="18"/>
+          <w:szCs w:val="18"/>
+        </w:rPr>
+        <w:t xml:space="preserve">Actual result (Test 10): The preview showed Unit Price $499.99 and Estimated Revenue $999.98. After </w:t>
+      </w:r>
+      <w:r>
+        <w:rPr>
+          <w:b/>
+          <w:bCs/>
+          <w:sz w:val="18"/>
+          <w:szCs w:val="18"/>
+        </w:rPr>
+        <w:t xml:space="preserve">Record Sale</w:t>
+      </w:r>
+      <w:r>
+        <w:rPr>
+          <w:sz w:val="18"/>
+          <w:szCs w:val="18"/>
+        </w:rPr>
+        <w:t xml:space="preserve"> the alert said “Sale recorded! 2 unit(s) … New stock: 13 units.” Sales History gained row #1 (quantity 2, $499.99, $999.98, 08/10/2026). </w:t>
+      </w:r>
+      <w:r>
+        <w:rPr>
+          <w:b/>
+          <w:bCs/>
+          <w:sz w:val="18"/>
+          <w:szCs w:val="18"/>
+        </w:rPr>
+        <w:t xml:space="preserve">PASS.</w:t>
+      </w:r>
+      <w:r>
+        <w:rPr>
+          <w:sz w:val="18"/>
+          <w:szCs w:val="18"/>
+        </w:rPr>
+        <w:t xml:space="preserve"> Defect: the alert prints the product name as </w:t>
+      </w:r>
+      <w:r>
+        <w:rPr>
+          <w:rFonts w:ascii="Consolas" w:cs="Consolas" w:eastAsia="Consolas" w:hAnsi="Consolas"/>
+          <w:sz w:val="17"/>
+          <w:szCs w:val="17"/>
+        </w:rPr>
+        <w:t xml:space="preserve">'Samsung TV 55&amp;quot;'</w:t>
+      </w:r>
+      <w:r>
+        <w:rPr>
+          <w:sz w:val="18"/>
+          <w:szCs w:val="18"/>
+        </w:rPr>
+        <w:t xml:space="preserve">. The app escapes the text twice, so the HTML entity appears as typed. The sale itself is correct.</w:t>
+      </w:r>
+    </w:p>
+    <w:p>
+      <w:pPr>
         <w:pStyle w:val="Heading3"/>
         <w:keepNext/>
       </w:pPr>
@@ -7677,7 +8108,7 @@
     </w:p>
     <w:p>
       <w:pPr>
-        <w:spacing w:after="240"/>
+        <w:spacing w:after="80"/>
       </w:pPr>
       <w:r>
         <w:drawing>
@@ -7722,6 +8153,65 @@
     </w:p>
     <w:p>
       <w:pPr>
+        <w:spacing w:after="280"/>
+      </w:pPr>
+      <w:r>
+        <w:rPr>
+          <w:sz w:val="18"/>
+          <w:szCs w:val="18"/>
+        </w:rPr>
+        <w:t xml:space="preserve">Actual result (Test 10): The preview showed Unit Price $499.99 and Estimated Revenue $999.98. After </w:t>
+      </w:r>
+      <w:r>
+        <w:rPr>
+          <w:b/>
+          <w:bCs/>
+          <w:sz w:val="18"/>
+          <w:szCs w:val="18"/>
+        </w:rPr>
+        <w:t xml:space="preserve">Record Sale</w:t>
+      </w:r>
+      <w:r>
+        <w:rPr>
+          <w:sz w:val="18"/>
+          <w:szCs w:val="18"/>
+        </w:rPr>
+        <w:t xml:space="preserve"> the alert said “Sale recorded! 2 unit(s) … New stock: 13 units.” Sales History gained row #1 (quantity 2, $499.99, $999.98, 08/10/2026). </w:t>
+      </w:r>
+      <w:r>
+        <w:rPr>
+          <w:b/>
+          <w:bCs/>
+          <w:sz w:val="18"/>
+          <w:szCs w:val="18"/>
+        </w:rPr>
+        <w:t xml:space="preserve">PASS.</w:t>
+      </w:r>
+      <w:r>
+        <w:rPr>
+          <w:sz w:val="18"/>
+          <w:szCs w:val="18"/>
+        </w:rPr>
+        <w:t xml:space="preserve"> Defect: the alert prints the product name as </w:t>
+      </w:r>
+      <w:r>
+        <w:rPr>
+          <w:rFonts w:ascii="Consolas" w:cs="Consolas" w:eastAsia="Consolas" w:hAnsi="Consolas"/>
+          <w:sz w:val="17"/>
+          <w:szCs w:val="17"/>
+        </w:rPr>
+        <w:t xml:space="preserve">'Samsung TV 55&amp;quot;'</w:t>
+      </w:r>
+      <w:r>
+        <w:rPr>
+          <w:sz w:val="18"/>
+          <w:szCs w:val="18"/>
+        </w:rPr>
+        <w:t xml:space="preserve">. The app escapes the text twice, so the HTML entity appears as typed. The sale itself is correct.</w:t>
+      </w:r>
+    </w:p>
+    <w:p>
+      <w:pPr>
         <w:pStyle w:val="Heading3"/>
         <w:keepNext/>
       </w:pPr>
@@ -7731,7 +8221,7 @@
     </w:p>
     <w:p>
       <w:pPr>
-        <w:spacing w:after="240"/>
+        <w:spacing w:after="80"/>
       </w:pPr>
       <w:r>
         <w:drawing>
@@ -7776,6 +8266,64 @@
     </w:p>
     <w:p>
       <w:pPr>
+        <w:spacing w:after="280"/>
+      </w:pPr>
+      <w:r>
+        <w:rPr>
+          <w:sz w:val="18"/>
+          <w:szCs w:val="18"/>
+        </w:rPr>
+        <w:t xml:space="preserve">Actual result (Test 11): The browser blocked the form first with the tooltip “Value must be less than or equal to 2.” because the page sets </w:t>
+      </w:r>
+      <w:r>
+        <w:rPr>
+          <w:rFonts w:ascii="Consolas" w:cs="Consolas" w:eastAsia="Consolas" w:hAnsi="Consolas"/>
+          <w:sz w:val="17"/>
+          <w:szCs w:val="17"/>
+        </w:rPr>
+        <w:t xml:space="preserve">max</w:t>
+      </w:r>
+      <w:r>
+        <w:rPr>
+          <w:sz w:val="18"/>
+          <w:szCs w:val="18"/>
+        </w:rPr>
+        <w:t xml:space="preserve"> to the stock value (</w:t>
+      </w:r>
+      <w:r>
+        <w:rPr>
+          <w:rFonts w:ascii="Consolas" w:cs="Consolas" w:eastAsia="Consolas" w:hAnsi="Consolas"/>
+          <w:sz w:val="17"/>
+          <w:szCs w:val="17"/>
+        </w:rPr>
+        <w:t xml:space="preserve">evidence/TC11_client_validation.png</w:t>
+      </w:r>
+      <w:r>
+        <w:rPr>
+          <w:sz w:val="18"/>
+          <w:szCs w:val="18"/>
+        </w:rPr>
+        <w:t xml:space="preserve">). With browser validation off, the server answered “Not enough stock! Available: 2 units of 'Wireless Mouse'.” The history still held only sale #1, and the mouse stock stayed at 2. </w:t>
+      </w:r>
+      <w:r>
+        <w:rPr>
+          <w:b/>
+          <w:bCs/>
+          <w:sz w:val="18"/>
+          <w:szCs w:val="18"/>
+        </w:rPr>
+        <w:t xml:space="preserve">PASS.</w:t>
+      </w:r>
+      <w:r>
+        <w:rPr>
+          <w:sz w:val="18"/>
+          <w:szCs w:val="18"/>
+        </w:rPr>
+        <w:t xml:space="preserve"> The browser and the server each stop overselling.</w:t>
+      </w:r>
+    </w:p>
+    <w:p>
+      <w:pPr>
         <w:pStyle w:val="Heading3"/>
         <w:keepNext/>
       </w:pPr>
@@ -7785,7 +8333,7 @@
     </w:p>
     <w:p>
       <w:pPr>
-        <w:spacing w:after="240"/>
+        <w:spacing w:after="80"/>
       </w:pPr>
       <w:r>
         <w:drawing>
@@ -7830,6 +8378,64 @@
     </w:p>
     <w:p>
       <w:pPr>
+        <w:spacing w:after="280"/>
+      </w:pPr>
+      <w:r>
+        <w:rPr>
+          <w:sz w:val="18"/>
+          <w:szCs w:val="18"/>
+        </w:rPr>
+        <w:t xml:space="preserve">Actual result (Test 11): The browser blocked the form first with the tooltip “Value must be less than or equal to 2.” because the page sets </w:t>
+      </w:r>
+      <w:r>
+        <w:rPr>
+          <w:rFonts w:ascii="Consolas" w:cs="Consolas" w:eastAsia="Consolas" w:hAnsi="Consolas"/>
+          <w:sz w:val="17"/>
+          <w:szCs w:val="17"/>
+        </w:rPr>
+        <w:t xml:space="preserve">max</w:t>
+      </w:r>
+      <w:r>
+        <w:rPr>
+          <w:sz w:val="18"/>
+          <w:szCs w:val="18"/>
+        </w:rPr>
+        <w:t xml:space="preserve"> to the stock value (</w:t>
+      </w:r>
+      <w:r>
+        <w:rPr>
+          <w:rFonts w:ascii="Consolas" w:cs="Consolas" w:eastAsia="Consolas" w:hAnsi="Consolas"/>
+          <w:sz w:val="17"/>
+          <w:szCs w:val="17"/>
+        </w:rPr>
+        <w:t xml:space="preserve">evidence/TC11_client_validation.png</w:t>
+      </w:r>
+      <w:r>
+        <w:rPr>
+          <w:sz w:val="18"/>
+          <w:szCs w:val="18"/>
+        </w:rPr>
+        <w:t xml:space="preserve">). With browser validation off, the server answered “Not enough stock! Available: 2 units of 'Wireless Mouse'.” The history still held only sale #1, and the mouse stock stayed at 2. </w:t>
+      </w:r>
+      <w:r>
+        <w:rPr>
+          <w:b/>
+          <w:bCs/>
+          <w:sz w:val="18"/>
+          <w:szCs w:val="18"/>
+        </w:rPr>
+        <w:t xml:space="preserve">PASS.</w:t>
+      </w:r>
+      <w:r>
+        <w:rPr>
+          <w:sz w:val="18"/>
+          <w:szCs w:val="18"/>
+        </w:rPr>
+        <w:t xml:space="preserve"> The browser and the server each stop overselling.</w:t>
+      </w:r>
+    </w:p>
+    <w:p>
+      <w:pPr>
         <w:pStyle w:val="Heading3"/>
         <w:keepNext/>
       </w:pPr>
@@ -7839,7 +8445,7 @@
     </w:p>
     <w:p>
       <w:pPr>
-        <w:spacing w:after="240"/>
+        <w:spacing w:after="80"/>
       </w:pPr>
       <w:r>
         <w:drawing>
@@ -7884,6 +8490,27 @@
     </w:p>
     <w:p>
       <w:pPr>
+        <w:spacing w:after="280"/>
+      </w:pPr>
+      <w:r>
+        <w:rPr>
+          <w:sz w:val="18"/>
+          <w:szCs w:val="18"/>
+        </w:rPr>
+        <w:t xml:space="preserve">Actual result (Test 12): The alert said “Sale recorded! 2 unit(s) of 'Wireless Mouse' sold. New stock: 0 units.” Sales History gained row #2 (quantity 2, $25.99, $51.98, 08/10/2026). Wireless Mouse no longer appears in Select Product. </w:t>
+      </w:r>
+      <w:r>
+        <w:rPr>
+          <w:b/>
+          <w:bCs/>
+          <w:sz w:val="18"/>
+          <w:szCs w:val="18"/>
+        </w:rPr>
+        <w:t xml:space="preserve">PASS.</w:t>
+      </w:r>
+    </w:p>
+    <w:p>
+      <w:pPr>
         <w:pStyle w:val="Heading3"/>
         <w:keepNext/>
       </w:pPr>
@@ -7893,7 +8520,7 @@
     </w:p>
     <w:p>
       <w:pPr>
-        <w:spacing w:after="240"/>
+        <w:spacing w:after="80"/>
       </w:pPr>
       <w:r>
         <w:drawing>
@@ -7938,6 +8565,42 @@
     </w:p>
     <w:p>
       <w:pPr>
+        <w:spacing w:after="280"/>
+      </w:pPr>
+      <w:r>
+        <w:rPr>
+          <w:sz w:val="18"/>
+          <w:szCs w:val="18"/>
+        </w:rPr>
+        <w:t xml:space="preserve">Actual result (Test 13): The alert said “Profile updated successfully!”, and both Account Information and the navbar showed </w:t>
+      </w:r>
+      <w:r>
+        <w:rPr>
+          <w:rFonts w:ascii="Consolas" w:cs="Consolas" w:eastAsia="Consolas" w:hAnsi="Consolas"/>
+          <w:sz w:val="17"/>
+          <w:szCs w:val="17"/>
+        </w:rPr>
+        <w:t xml:space="preserve">Updated Test Name</w:t>
+      </w:r>
+      <w:r>
+        <w:rPr>
+          <w:sz w:val="18"/>
+          <w:szCs w:val="18"/>
+        </w:rPr>
+        <w:t xml:space="preserve">. The test restored the name “Administrator” afterward. </w:t>
+      </w:r>
+      <w:r>
+        <w:rPr>
+          <w:b/>
+          <w:bCs/>
+          <w:sz w:val="18"/>
+          <w:szCs w:val="18"/>
+        </w:rPr>
+        <w:t xml:space="preserve">PASS.</w:t>
+      </w:r>
+    </w:p>
+    <w:p>
+      <w:pPr>
         <w:pStyle w:val="Heading3"/>
         <w:keepNext/>
       </w:pPr>
@@ -7947,7 +8610,7 @@
     </w:p>
     <w:p>
       <w:pPr>
-        <w:spacing w:after="240"/>
+        <w:spacing w:after="80"/>
       </w:pPr>
       <w:r>
         <w:drawing>
@@ -7992,6 +8655,57 @@
     </w:p>
     <w:p>
       <w:pPr>
+        <w:spacing w:after="280"/>
+      </w:pPr>
+      <w:r>
+        <w:rPr>
+          <w:sz w:val="18"/>
+          <w:szCs w:val="18"/>
+        </w:rPr>
+        <w:t xml:space="preserve">Actual result (Test 14): The page showed “Current password is incorrect.” The password did not change: Test 15 still logged in with </w:t>
+      </w:r>
+      <w:r>
+        <w:rPr>
+          <w:rFonts w:ascii="Consolas" w:cs="Consolas" w:eastAsia="Consolas" w:hAnsi="Consolas"/>
+          <w:sz w:val="17"/>
+          <w:szCs w:val="17"/>
+        </w:rPr>
+        <w:t xml:space="preserve">admin</w:t>
+      </w:r>
+      <w:r>
+        <w:rPr>
+          <w:sz w:val="18"/>
+          <w:szCs w:val="18"/>
+        </w:rPr>
+        <w:t xml:space="preserve"> / </w:t>
+      </w:r>
+      <w:r>
+        <w:rPr>
+          <w:rFonts w:ascii="Consolas" w:cs="Consolas" w:eastAsia="Consolas" w:hAnsi="Consolas"/>
+          <w:sz w:val="17"/>
+          <w:szCs w:val="17"/>
+        </w:rPr>
+        <w:t xml:space="preserve">password</w:t>
+      </w:r>
+      <w:r>
+        <w:rPr>
+          <w:sz w:val="18"/>
+          <w:szCs w:val="18"/>
+        </w:rPr>
+        <w:t xml:space="preserve">. </w:t>
+      </w:r>
+      <w:r>
+        <w:rPr>
+          <w:b/>
+          <w:bCs/>
+          <w:sz w:val="18"/>
+          <w:szCs w:val="18"/>
+        </w:rPr>
+        <w:t xml:space="preserve">PASS.</w:t>
+      </w:r>
+    </w:p>
+    <w:p>
+      <w:pPr>
         <w:pStyle w:val="Heading3"/>
         <w:keepNext/>
       </w:pPr>
@@ -8001,7 +8715,7 @@
     </w:p>
     <w:p>
       <w:pPr>
-        <w:spacing w:after="240"/>
+        <w:spacing w:after="80"/>
       </w:pPr>
       <w:r>
         <w:drawing>
@@ -8046,6 +8760,27 @@
     </w:p>
     <w:p>
       <w:pPr>
+        <w:spacing w:after="280"/>
+      </w:pPr>
+      <w:r>
+        <w:rPr>
+          <w:sz w:val="18"/>
+          <w:szCs w:val="18"/>
+        </w:rPr>
+        <w:t xml:space="preserve">Actual result (Test 15): The 08/10/2026 report showed Samsung TV 55" (2 sold, 13 left, $999.98) and Wireless Mouse (2 sold, 0 left, $51.98). Totals: 4 units, $1,051.96, 287 in stock, 10 products. The 01/01/2020 report showed “No sales were recorded on 01/01/2020. The table below shows current inventory levels only.” with 0 units and $0.00. </w:t>
+      </w:r>
+      <w:r>
+        <w:rPr>
+          <w:b/>
+          <w:bCs/>
+          <w:sz w:val="18"/>
+          <w:szCs w:val="18"/>
+        </w:rPr>
+        <w:t xml:space="preserve">PASS.</w:t>
+      </w:r>
+    </w:p>
+    <w:p>
+      <w:pPr>
         <w:pStyle w:val="Heading3"/>
         <w:keepNext/>
       </w:pPr>
@@ -8055,7 +8790,7 @@
     </w:p>
     <w:p>
       <w:pPr>
-        <w:spacing w:after="240"/>
+        <w:spacing w:after="80"/>
       </w:pPr>
       <w:r>
         <w:drawing>
@@ -8096,6 +8831,27 @@
             </a:graphic>
           </wp:inline>
         </w:drawing>
+      </w:r>
+    </w:p>
+    <w:p>
+      <w:pPr>
+        <w:spacing w:after="280"/>
+      </w:pPr>
+      <w:r>
+        <w:rPr>
+          <w:sz w:val="18"/>
+          <w:szCs w:val="18"/>
+        </w:rPr>
+        <w:t xml:space="preserve">Actual result (Test 15): The 08/10/2026 report showed Samsung TV 55" (2 sold, 13 left, $999.98) and Wireless Mouse (2 sold, 0 left, $51.98). Totals: 4 units, $1,051.96, 287 in stock, 10 products. The 01/01/2020 report showed “No sales were recorded on 01/01/2020. The table below shows current inventory levels only.” with 0 units and $0.00. </w:t>
+      </w:r>
+      <w:r>
+        <w:rPr>
+          <w:b/>
+          <w:bCs/>
+          <w:sz w:val="18"/>
+          <w:szCs w:val="18"/>
+        </w:rPr>
+        <w:t xml:space="preserve">PASS.</w:t>
       </w:r>
     </w:p>
     <w:sectPr>
